--- a/docs/assets/attachments/modules/10.-correlation-analysis/10-correlation.docx
+++ b/docs/assets/attachments/modules/10.-correlation-analysis/10-correlation.docx
@@ -1,6 +1,6 @@
 
 <file path=word/document.xml><?xml version="1.0" encoding="utf-8"?>
-<w:document xmlns:wpc="http://schemas.microsoft.com/office/word/2010/wordprocessingCanvas" xmlns:cx="http://schemas.microsoft.com/office/drawing/2014/chartex" xmlns:cx1="http://schemas.microsoft.com/office/drawing/2015/9/8/chartex" xmlns:cx2="http://schemas.microsoft.com/office/drawing/2015/10/21/chartex" xmlns:cx3="http://schemas.microsoft.com/office/drawing/2016/5/9/chartex" xmlns:cx4="http://schemas.microsoft.com/office/drawing/2016/5/10/chartex" xmlns:cx5="http://schemas.microsoft.com/office/drawing/2016/5/11/chartex" xmlns:cx6="http://schemas.microsoft.com/office/drawing/2016/5/12/chartex" xmlns:cx7="http://schemas.microsoft.com/office/drawing/2016/5/13/chartex" xmlns:cx8="http://schemas.microsoft.com/office/drawing/2016/5/14/chartex" xmlns:mc="http://schemas.openxmlformats.org/markup-compatibility/2006" xmlns:aink="http://schemas.microsoft.com/office/drawing/2016/ink" xmlns:am3d="http://schemas.microsoft.com/office/drawing/2017/model3d" xmlns:o="urn:schemas-microsoft-com:office:office" xmlns:oel="http://schemas.microsoft.com/office/2019/extlst" xmlns:r="http://schemas.openxmlformats.org/officeDocument/2006/relationships" xmlns:m="http://schemas.openxmlformats.org/officeDocument/2006/math" xmlns:v="urn:schemas-microsoft-com:vml" xmlns:wp14="http://schemas.microsoft.com/office/word/2010/wordprocessingDrawing" xmlns:wp="http://schemas.openxmlformats.org/drawingml/2006/wordprocessingDrawing" xmlns:w10="urn:schemas-microsoft-com:office:word" xmlns:w="http://schemas.openxmlformats.org/wordprocessingml/2006/main" xmlns:w14="http://schemas.microsoft.com/office/word/2010/wordml" xmlns:w15="http://schemas.microsoft.com/office/word/2012/wordml" xmlns:w16cex="http://schemas.microsoft.com/office/word/2018/wordml/cex" xmlns:w16cid="http://schemas.microsoft.com/office/word/2016/wordml/cid" xmlns:w16="http://schemas.microsoft.com/office/word/2018/wordml" xmlns:w16du="http://schemas.microsoft.com/office/word/2023/wordml/word16du" xmlns:w16sdtdh="http://schemas.microsoft.com/office/word/2020/wordml/sdtdatahash" xmlns:w16sdtfl="http://schemas.microsoft.com/office/word/2024/wordml/sdtformatlock" xmlns:w16se="http://schemas.microsoft.com/office/word/2015/wordml/symex" xmlns:wpg="http://schemas.microsoft.com/office/word/2010/wordprocessingGroup" xmlns:wpi="http://schemas.microsoft.com/office/word/2010/wordprocessingInk" xmlns:wne="http://schemas.microsoft.com/office/word/2006/wordml" xmlns:wps="http://schemas.microsoft.com/office/word/2010/wordprocessingShape" mc:Ignorable="w14 w15 w16se w16cid w16 w16cex w16sdtdh w16sdtfl w16du wp14">
+<w:document xmlns:wpc="http://schemas.microsoft.com/office/word/2010/wordprocessingCanvas" xmlns:cx="http://schemas.microsoft.com/office/drawing/2014/chartex" xmlns:cx1="http://schemas.microsoft.com/office/drawing/2015/9/8/chartex" xmlns:cx2="http://schemas.microsoft.com/office/drawing/2015/10/21/chartex" xmlns:cx3="http://schemas.microsoft.com/office/drawing/2016/5/9/chartex" xmlns:cx4="http://schemas.microsoft.com/office/drawing/2016/5/10/chartex" xmlns:cx5="http://schemas.microsoft.com/office/drawing/2016/5/11/chartex" xmlns:cx6="http://schemas.microsoft.com/office/drawing/2016/5/12/chartex" xmlns:cx7="http://schemas.microsoft.com/office/drawing/2016/5/13/chartex" xmlns:cx8="http://schemas.microsoft.com/office/drawing/2016/5/14/chartex" xmlns:mc="http://schemas.openxmlformats.org/markup-compatibility/2006" xmlns:m="http://schemas.openxmlformats.org/officeDocument/2006/math" xmlns:aink="http://schemas.microsoft.com/office/drawing/2016/ink" xmlns:am3d="http://schemas.microsoft.com/office/drawing/2017/model3d" xmlns:oel="http://schemas.microsoft.com/office/2019/extlst" xmlns:r="http://schemas.openxmlformats.org/officeDocument/2006/relationships" xmlns:wp14="http://schemas.microsoft.com/office/word/2010/wordprocessingDrawing" xmlns:wp="http://schemas.openxmlformats.org/drawingml/2006/wordprocessingDrawing" xmlns:wpg="http://schemas.microsoft.com/office/word/2010/wordprocessingGroup" xmlns:wpi="http://schemas.microsoft.com/office/word/2010/wordprocessingInk" xmlns:wps="http://schemas.microsoft.com/office/word/2010/wordprocessingShape" xmlns:o="urn:schemas-microsoft-com:office:office" xmlns:v="urn:schemas-microsoft-com:vml" xmlns:w10="urn:schemas-microsoft-com:office:word" xmlns:w="http://schemas.openxmlformats.org/wordprocessingml/2006/main" xmlns:w14="http://schemas.microsoft.com/office/word/2010/wordml" xmlns:w15="http://schemas.microsoft.com/office/word/2012/wordml" xmlns:w16cex="http://schemas.microsoft.com/office/word/2018/wordml/cex" xmlns:w16cid="http://schemas.microsoft.com/office/word/2016/wordml/cid" xmlns:w16="http://schemas.microsoft.com/office/word/2018/wordml" xmlns:w16sdtdh="http://schemas.microsoft.com/office/word/2020/wordml/sdtdatahash" xmlns:w16sdtfl="http://schemas.microsoft.com/office/word/2024/wordml/sdtformatlock" xmlns:w16se="http://schemas.microsoft.com/office/word/2015/wordml/symex" xmlns:w16du="http://schemas.microsoft.com/office/word/2023/wordml/word16du" xmlns:wne="http://schemas.microsoft.com/office/word/2006/wordml" mc:Ignorable="w14 w15 w16se w16cid w16 w16cex w16sdtdh w16sdtfl w16du wp14">
   <w:body>
     <w:p>
       <w:pPr>
@@ -14,80 +14,80 @@
       <w:pPr>
         <w:pStyle w:val="Heading1Left"/>
       </w:pPr>
+      <w:bookmarkStart w:id="0" w:name="_Hlk244176746"/>
       <w:r>
         <w:t>Assignment instructions</w:t>
       </w:r>
     </w:p>
     <w:p>
+      <w:bookmarkStart w:id="1" w:name="_Hlk244171529"/>
+      <w:r>
+        <w:t>In this assignment, you will conduct a small quantitative study of your own using the GSS. You choose the question, make the hypothesis, and produce the results.</w:t>
+      </w:r>
+    </w:p>
+    <w:p>
+      <w:pPr>
+        <w:pStyle w:val="ListParagraph"/>
+      </w:pPr>
+      <w:r>
+        <w:t xml:space="preserve">Choose one of the six options below. </w:t>
+      </w:r>
+    </w:p>
+    <w:p>
+      <w:pPr>
+        <w:pStyle w:val="ListParagraph"/>
+      </w:pPr>
+      <w:r>
+        <w:t>Explain how its concept connects the two variables and write your hypothesis.</w:t>
+      </w:r>
+    </w:p>
+    <w:p>
+      <w:pPr>
+        <w:pStyle w:val="ListParagraph"/>
+      </w:pPr>
+      <w:r>
+        <w:t>Test your hypothesis with a correlation table and a scatterplot graph.</w:t>
+      </w:r>
+    </w:p>
+    <w:p>
+      <w:pPr>
+        <w:pStyle w:val="ListParagraph"/>
+      </w:pPr>
+      <w:r>
+        <w:t>Explain what your result means for the concept.</w:t>
+      </w:r>
+    </w:p>
+    <w:p>
+      <w:pPr>
+        <w:pStyle w:val="ListParagraph"/>
+      </w:pPr>
+      <w:r>
+        <w:t>Discuss the ethical issues in your own study.</w:t>
+      </w:r>
+    </w:p>
+    <w:p/>
+    <w:p>
       <w:pPr>
         <w:pStyle w:val="numberingqs"/>
-      </w:pPr>
-      <w:r>
-        <w:t xml:space="preserve">Create a correlation analysis table using </w:t>
-      </w:r>
-      <w:bookmarkStart w:id="0" w:name="_Hlk229409467"/>
+        <w:rPr>
+          <w:b/>
+          <w:bCs/>
+          <w:lang w:val="en"/>
+        </w:rPr>
+      </w:pPr>
+      <w:bookmarkStart w:id="2" w:name="_Hlk244169314"/>
       <w:r>
         <w:rPr>
           <w:b/>
           <w:bCs/>
+          <w:lang w:val="en"/>
         </w:rPr>
-        <w:t>age</w:t>
+        <w:t>Choose one option</w:t>
       </w:r>
+    </w:p>
+    <w:p>
       <w:r>
-        <w:t xml:space="preserve"> </w:t>
-      </w:r>
-      <w:bookmarkEnd w:id="0"/>
-      <w:r>
-        <w:t xml:space="preserve">and </w:t>
-      </w:r>
-      <w:bookmarkStart w:id="1" w:name="_Hlk229411341"/>
-      <w:proofErr w:type="spellStart"/>
-      <w:r>
-        <w:rPr>
-          <w:b/>
-          <w:bCs/>
-        </w:rPr>
-        <w:t>hompop</w:t>
-      </w:r>
-      <w:r>
-        <w:rPr>
-          <w:b/>
-          <w:bCs/>
-        </w:rPr>
-        <w:t xml:space="preserve"> </w:t>
-      </w:r>
-      <w:bookmarkEnd w:id="1"/>
-      <w:r>
-        <w:t>variable</w:t>
-      </w:r>
-      <w:proofErr w:type="spellEnd"/>
-      <w:r>
-        <w:t xml:space="preserve">s </w:t>
-      </w:r>
-      <w:r>
-        <w:rPr>
-          <w:b/>
-          <w:bCs/>
-        </w:rPr>
-        <w:t>(5 points)</w:t>
-      </w:r>
-      <w:r>
-        <w:t xml:space="preserve"> and interpret it using </w:t>
-      </w:r>
-      <w:proofErr w:type="spellStart"/>
-      <w:r>
-        <w:t>r-value</w:t>
-      </w:r>
-      <w:proofErr w:type="spellEnd"/>
-      <w:r>
-        <w:t xml:space="preserve"> and p-value </w:t>
-      </w:r>
-      <w:r>
-        <w:rPr>
-          <w:b/>
-          <w:bCs/>
-        </w:rPr>
-        <w:t>(10 points).</w:t>
+        <w:t>Each option gives you a sociological concept and two continuous variables from the Variables in GSS page. Choose one option and use it for the whole assignment.</w:t>
       </w:r>
     </w:p>
     <w:tbl>
@@ -106,19 +106,18 @@
         <w:tblLook w:val="0600" w:firstRow="0" w:lastRow="0" w:firstColumn="0" w:lastColumn="0" w:noHBand="1" w:noVBand="1"/>
       </w:tblPr>
       <w:tblGrid>
-        <w:gridCol w:w="1995"/>
-        <w:gridCol w:w="7650"/>
+        <w:gridCol w:w="995"/>
+        <w:gridCol w:w="3050"/>
+        <w:gridCol w:w="2800"/>
+        <w:gridCol w:w="2800"/>
       </w:tblGrid>
       <w:tr>
-        <w:trPr>
-          <w:trHeight w:val="781"/>
-        </w:trPr>
         <w:tc>
           <w:tcPr>
-            <w:tcW w:w="1995" w:type="dxa"/>
+            <w:tcW w:w="995" w:type="dxa"/>
             <w:tcBorders>
               <w:top w:val="single" w:sz="8" w:space="0" w:color="BDC1C6"/>
-              <w:left w:val="nil"/>
+              <w:left w:val="single" w:sz="8" w:space="0" w:color="BDC1C6"/>
               <w:bottom w:val="single" w:sz="8" w:space="0" w:color="BDC1C6"/>
               <w:right w:val="single" w:sz="8" w:space="0" w:color="BDC1C6"/>
             </w:tcBorders>
@@ -133,24 +132,167 @@
           <w:p>
             <w:pPr>
               <w:widowControl w:val="0"/>
+              <w:spacing w:after="0"/>
+              <w:rPr>
+                <w:sz w:val="20"/>
+                <w:szCs w:val="20"/>
+              </w:rPr>
             </w:pPr>
             <w:r>
               <w:rPr>
                 <w:b/>
                 <w:bCs/>
+                <w:sz w:val="20"/>
+                <w:szCs w:val="20"/>
               </w:rPr>
-              <w:t>Code (-5):</w:t>
+              <w:t>Option</w:t>
             </w:r>
           </w:p>
         </w:tc>
         <w:tc>
           <w:tcPr>
-            <w:tcW w:w="7650" w:type="dxa"/>
+            <w:tcW w:w="3050" w:type="dxa"/>
             <w:tcBorders>
               <w:top w:val="single" w:sz="8" w:space="0" w:color="BDC1C6"/>
               <w:left w:val="single" w:sz="8" w:space="0" w:color="BDC1C6"/>
               <w:bottom w:val="single" w:sz="8" w:space="0" w:color="BDC1C6"/>
-              <w:right w:val="nil"/>
+              <w:right w:val="single" w:sz="8" w:space="0" w:color="BDC1C6"/>
+            </w:tcBorders>
+            <w:shd w:val="clear" w:color="auto" w:fill="F1F3F4"/>
+            <w:tcMar>
+              <w:top w:w="144" w:type="dxa"/>
+              <w:left w:w="144" w:type="dxa"/>
+              <w:bottom w:w="144" w:type="dxa"/>
+              <w:right w:w="144" w:type="dxa"/>
+            </w:tcMar>
+          </w:tcPr>
+          <w:p>
+            <w:pPr>
+              <w:widowControl w:val="0"/>
+              <w:spacing w:after="0"/>
+              <w:rPr>
+                <w:sz w:val="20"/>
+                <w:szCs w:val="20"/>
+              </w:rPr>
+            </w:pPr>
+            <w:r>
+              <w:rPr>
+                <w:b/>
+                <w:bCs/>
+                <w:sz w:val="20"/>
+                <w:szCs w:val="20"/>
+              </w:rPr>
+              <w:t>Concept and core idea</w:t>
+            </w:r>
+          </w:p>
+        </w:tc>
+        <w:tc>
+          <w:tcPr>
+            <w:tcW w:w="2800" w:type="dxa"/>
+            <w:tcBorders>
+              <w:top w:val="single" w:sz="8" w:space="0" w:color="BDC1C6"/>
+              <w:left w:val="single" w:sz="8" w:space="0" w:color="BDC1C6"/>
+              <w:bottom w:val="single" w:sz="8" w:space="0" w:color="BDC1C6"/>
+              <w:right w:val="single" w:sz="8" w:space="0" w:color="BDC1C6"/>
+            </w:tcBorders>
+            <w:shd w:val="clear" w:color="auto" w:fill="F1F3F4"/>
+            <w:tcMar>
+              <w:top w:w="144" w:type="dxa"/>
+              <w:left w:w="144" w:type="dxa"/>
+              <w:bottom w:w="144" w:type="dxa"/>
+              <w:right w:w="144" w:type="dxa"/>
+            </w:tcMar>
+          </w:tcPr>
+          <w:p>
+            <w:pPr>
+              <w:widowControl w:val="0"/>
+              <w:spacing w:after="0"/>
+              <w:rPr>
+                <w:sz w:val="20"/>
+                <w:szCs w:val="20"/>
+              </w:rPr>
+            </w:pPr>
+            <w:bookmarkStart w:id="3" w:name="_Hlk244168921"/>
+            <w:r>
+              <w:rPr>
+                <w:b/>
+                <w:bCs/>
+                <w:sz w:val="20"/>
+                <w:szCs w:val="20"/>
+              </w:rPr>
+              <w:t>Variable 1</w:t>
+            </w:r>
+            <w:r>
+              <w:rPr>
+                <w:b/>
+                <w:bCs/>
+                <w:sz w:val="20"/>
+                <w:szCs w:val="20"/>
+              </w:rPr>
+              <w:t xml:space="preserve"> and variable label</w:t>
+            </w:r>
+            <w:bookmarkEnd w:id="3"/>
+          </w:p>
+        </w:tc>
+        <w:tc>
+          <w:tcPr>
+            <w:tcW w:w="2800" w:type="dxa"/>
+            <w:tcBorders>
+              <w:top w:val="single" w:sz="8" w:space="0" w:color="BDC1C6"/>
+              <w:left w:val="single" w:sz="8" w:space="0" w:color="BDC1C6"/>
+              <w:bottom w:val="single" w:sz="8" w:space="0" w:color="BDC1C6"/>
+              <w:right w:val="single" w:sz="8" w:space="0" w:color="BDC1C6"/>
+            </w:tcBorders>
+            <w:shd w:val="clear" w:color="auto" w:fill="F1F3F4"/>
+            <w:tcMar>
+              <w:top w:w="144" w:type="dxa"/>
+              <w:left w:w="144" w:type="dxa"/>
+              <w:bottom w:w="144" w:type="dxa"/>
+              <w:right w:w="144" w:type="dxa"/>
+            </w:tcMar>
+          </w:tcPr>
+          <w:p>
+            <w:pPr>
+              <w:widowControl w:val="0"/>
+              <w:spacing w:after="0"/>
+              <w:rPr>
+                <w:sz w:val="20"/>
+                <w:szCs w:val="20"/>
+              </w:rPr>
+            </w:pPr>
+            <w:r>
+              <w:rPr>
+                <w:b/>
+                <w:bCs/>
+                <w:sz w:val="20"/>
+                <w:szCs w:val="20"/>
+              </w:rPr>
+              <w:t xml:space="preserve">Variable </w:t>
+            </w:r>
+            <w:r>
+              <w:rPr>
+                <w:b/>
+                <w:bCs/>
+                <w:sz w:val="20"/>
+                <w:szCs w:val="20"/>
+              </w:rPr>
+              <w:t>2 and variable label</w:t>
+            </w:r>
+          </w:p>
+        </w:tc>
+      </w:tr>
+      <w:tr>
+        <w:trPr>
+          <w:trHeight w:val="500"/>
+        </w:trPr>
+        <w:tc>
+          <w:tcPr>
+            <w:tcW w:w="995" w:type="dxa"/>
+            <w:tcBorders>
+              <w:top w:val="single" w:sz="8" w:space="0" w:color="BDC1C6"/>
+              <w:left w:val="single" w:sz="8" w:space="0" w:color="BDC1C6"/>
+              <w:bottom w:val="single" w:sz="8" w:space="0" w:color="BDC1C6"/>
+              <w:right w:val="single" w:sz="8" w:space="0" w:color="BDC1C6"/>
             </w:tcBorders>
             <w:tcMar>
               <w:top w:w="144" w:type="dxa"/>
@@ -163,106 +305,28 @@
             <w:pPr>
               <w:widowControl w:val="0"/>
               <w:spacing w:after="0"/>
-            </w:pPr>
-            <w:bookmarkStart w:id="2" w:name="_Hlk229410380"/>
-            <w:r>
-              <w:t>correlation analysis table code here</w:t>
-            </w:r>
-          </w:p>
-          <w:p>
-            <w:pPr>
-              <w:widowControl w:val="0"/>
-              <w:spacing w:after="0"/>
-            </w:pPr>
-            <w:r>
-              <w:t>make sure there are no spaces in variable names.</w:t>
-            </w:r>
-          </w:p>
-          <w:p>
-            <w:pPr>
-              <w:widowControl w:val="0"/>
-              <w:spacing w:after="0"/>
-            </w:pPr>
-            <w:r>
-              <w:t>wrong: “</w:t>
-            </w:r>
-            <w:bookmarkStart w:id="3" w:name="_Hlk229410363"/>
-            <w:r>
-              <w:t>age</w:t>
-            </w:r>
-            <w:r>
-              <w:t xml:space="preserve"> </w:t>
-            </w:r>
-            <w:bookmarkEnd w:id="3"/>
-            <w:r>
-              <w:t>”</w:t>
-            </w:r>
-          </w:p>
-          <w:p>
-            <w:pPr>
-              <w:widowControl w:val="0"/>
-              <w:spacing w:after="0"/>
               <w:rPr>
-                <w:i/>
-                <w:iCs/>
+                <w:sz w:val="20"/>
+                <w:szCs w:val="20"/>
               </w:rPr>
             </w:pPr>
             <w:r>
-              <w:t>correct: “</w:t>
-            </w:r>
-            <w:r>
-              <w:t>age</w:t>
-            </w:r>
-            <w:r>
-              <w:t>”</w:t>
-            </w:r>
-            <w:bookmarkEnd w:id="2"/>
-          </w:p>
-        </w:tc>
-      </w:tr>
-      <w:tr>
-        <w:trPr>
-          <w:trHeight w:val="1960"/>
-        </w:trPr>
-        <w:tc>
-          <w:tcPr>
-            <w:tcW w:w="1995" w:type="dxa"/>
-            <w:tcBorders>
-              <w:top w:val="single" w:sz="8" w:space="0" w:color="BDC1C6"/>
-              <w:left w:val="nil"/>
-              <w:bottom w:val="single" w:sz="8" w:space="0" w:color="BDC1C6"/>
-              <w:right w:val="single" w:sz="8" w:space="0" w:color="BDC1C6"/>
-            </w:tcBorders>
-            <w:shd w:val="clear" w:color="auto" w:fill="FCE5CD"/>
-            <w:tcMar>
-              <w:top w:w="144" w:type="dxa"/>
-              <w:left w:w="144" w:type="dxa"/>
-              <w:bottom w:w="144" w:type="dxa"/>
-              <w:right w:w="144" w:type="dxa"/>
-            </w:tcMar>
-          </w:tcPr>
-          <w:p>
-            <w:pPr>
-              <w:widowControl w:val="0"/>
-              <w:spacing w:after="0"/>
-            </w:pPr>
-            <w:r>
               <w:rPr>
-                <w:b/>
-                <w:bCs/>
+                <w:sz w:val="20"/>
+                <w:szCs w:val="20"/>
               </w:rPr>
-              <w:t>Table:</w:t>
+              <w:t>1</w:t>
             </w:r>
           </w:p>
         </w:tc>
         <w:tc>
           <w:tcPr>
-            <w:tcW w:w="7650" w:type="dxa"/>
+            <w:tcW w:w="3050" w:type="dxa"/>
             <w:tcBorders>
               <w:top w:val="single" w:sz="8" w:space="0" w:color="BDC1C6"/>
               <w:left w:val="single" w:sz="8" w:space="0" w:color="BDC1C6"/>
               <w:bottom w:val="single" w:sz="8" w:space="0" w:color="BDC1C6"/>
-              <w:right w:val="nil"/>
+              <w:right w:val="single" w:sz="8" w:space="0" w:color="BDC1C6"/>
             </w:tcBorders>
             <w:tcMar>
               <w:top w:w="144" w:type="dxa"/>
@@ -275,17 +339,1268 @@
             <w:pPr>
               <w:widowControl w:val="0"/>
               <w:spacing w:after="0"/>
+              <w:rPr>
+                <w:sz w:val="20"/>
+                <w:szCs w:val="20"/>
+              </w:rPr>
             </w:pPr>
+            <w:r>
+              <w:rPr>
+                <w:b/>
+                <w:bCs/>
+                <w:sz w:val="20"/>
+                <w:szCs w:val="20"/>
+              </w:rPr>
+              <w:t>Status attainment (intergenerational mobility):</w:t>
+            </w:r>
+          </w:p>
+          <w:p>
+            <w:pPr>
+              <w:widowControl w:val="0"/>
+              <w:spacing w:after="0"/>
+              <w:rPr>
+                <w:sz w:val="20"/>
+                <w:szCs w:val="20"/>
+              </w:rPr>
+            </w:pPr>
+            <w:r>
+              <w:rPr>
+                <w:sz w:val="20"/>
+                <w:szCs w:val="20"/>
+              </w:rPr>
+              <w:t>parents’ social position shapes their children’s position.</w:t>
+            </w:r>
+          </w:p>
+        </w:tc>
+        <w:tc>
+          <w:tcPr>
+            <w:tcW w:w="2800" w:type="dxa"/>
+            <w:tcBorders>
+              <w:top w:val="single" w:sz="8" w:space="0" w:color="BDC1C6"/>
+              <w:left w:val="single" w:sz="8" w:space="0" w:color="BDC1C6"/>
+              <w:bottom w:val="single" w:sz="8" w:space="0" w:color="BDC1C6"/>
+              <w:right w:val="single" w:sz="8" w:space="0" w:color="BDC1C6"/>
+            </w:tcBorders>
+            <w:tcMar>
+              <w:top w:w="144" w:type="dxa"/>
+              <w:left w:w="144" w:type="dxa"/>
+              <w:bottom w:w="144" w:type="dxa"/>
+              <w:right w:w="144" w:type="dxa"/>
+            </w:tcMar>
+          </w:tcPr>
+          <w:p>
+            <w:pPr>
+              <w:widowControl w:val="0"/>
+              <w:spacing w:after="0"/>
+              <w:rPr>
+                <w:sz w:val="20"/>
+                <w:szCs w:val="20"/>
+              </w:rPr>
+            </w:pPr>
+            <w:r>
+              <w:rPr>
+                <w:b/>
+                <w:bCs/>
+                <w:sz w:val="20"/>
+                <w:szCs w:val="20"/>
+              </w:rPr>
+              <w:t>pasei10</w:t>
+            </w:r>
+          </w:p>
+          <w:p>
+            <w:pPr>
+              <w:widowControl w:val="0"/>
+              <w:spacing w:after="0"/>
+              <w:rPr>
+                <w:sz w:val="20"/>
+                <w:szCs w:val="20"/>
+              </w:rPr>
+            </w:pPr>
+            <w:r>
+              <w:rPr>
+                <w:sz w:val="20"/>
+                <w:szCs w:val="20"/>
+              </w:rPr>
+              <w:t>Respondents’ fathers’ socio-economic index score</w:t>
+            </w:r>
+          </w:p>
+        </w:tc>
+        <w:tc>
+          <w:tcPr>
+            <w:tcW w:w="2800" w:type="dxa"/>
+            <w:tcBorders>
+              <w:top w:val="single" w:sz="8" w:space="0" w:color="BDC1C6"/>
+              <w:left w:val="single" w:sz="8" w:space="0" w:color="BDC1C6"/>
+              <w:bottom w:val="single" w:sz="8" w:space="0" w:color="BDC1C6"/>
+              <w:right w:val="single" w:sz="8" w:space="0" w:color="BDC1C6"/>
+            </w:tcBorders>
+            <w:tcMar>
+              <w:top w:w="144" w:type="dxa"/>
+              <w:left w:w="144" w:type="dxa"/>
+              <w:bottom w:w="144" w:type="dxa"/>
+              <w:right w:w="144" w:type="dxa"/>
+            </w:tcMar>
+          </w:tcPr>
+          <w:p>
+            <w:pPr>
+              <w:widowControl w:val="0"/>
+              <w:spacing w:after="0"/>
+              <w:rPr>
+                <w:sz w:val="20"/>
+                <w:szCs w:val="20"/>
+              </w:rPr>
+            </w:pPr>
+            <w:r>
+              <w:rPr>
+                <w:b/>
+                <w:bCs/>
+                <w:sz w:val="20"/>
+                <w:szCs w:val="20"/>
+              </w:rPr>
+              <w:t>sei10</w:t>
+            </w:r>
+          </w:p>
+          <w:p>
+            <w:pPr>
+              <w:widowControl w:val="0"/>
+              <w:spacing w:after="0"/>
+              <w:rPr>
+                <w:sz w:val="20"/>
+                <w:szCs w:val="20"/>
+              </w:rPr>
+            </w:pPr>
+            <w:r>
+              <w:rPr>
+                <w:sz w:val="20"/>
+                <w:szCs w:val="20"/>
+              </w:rPr>
+              <w:t>Respondents’ socio-economic index score</w:t>
+            </w:r>
           </w:p>
         </w:tc>
       </w:tr>
       <w:tr>
         <w:trPr>
-          <w:trHeight w:val="1393"/>
+          <w:trHeight w:val="500"/>
         </w:trPr>
         <w:tc>
           <w:tcPr>
-            <w:tcW w:w="1995" w:type="dxa"/>
+            <w:tcW w:w="995" w:type="dxa"/>
+            <w:tcBorders>
+              <w:top w:val="single" w:sz="8" w:space="0" w:color="BDC1C6"/>
+              <w:left w:val="single" w:sz="8" w:space="0" w:color="BDC1C6"/>
+              <w:bottom w:val="single" w:sz="8" w:space="0" w:color="BDC1C6"/>
+              <w:right w:val="single" w:sz="8" w:space="0" w:color="BDC1C6"/>
+            </w:tcBorders>
+            <w:tcMar>
+              <w:top w:w="144" w:type="dxa"/>
+              <w:left w:w="144" w:type="dxa"/>
+              <w:bottom w:w="144" w:type="dxa"/>
+              <w:right w:w="144" w:type="dxa"/>
+            </w:tcMar>
+          </w:tcPr>
+          <w:p>
+            <w:pPr>
+              <w:widowControl w:val="0"/>
+              <w:spacing w:after="0"/>
+              <w:rPr>
+                <w:sz w:val="20"/>
+                <w:szCs w:val="20"/>
+              </w:rPr>
+            </w:pPr>
+            <w:r>
+              <w:rPr>
+                <w:sz w:val="20"/>
+                <w:szCs w:val="20"/>
+              </w:rPr>
+              <w:t>2</w:t>
+            </w:r>
+          </w:p>
+        </w:tc>
+        <w:tc>
+          <w:tcPr>
+            <w:tcW w:w="3050" w:type="dxa"/>
+            <w:tcBorders>
+              <w:top w:val="single" w:sz="8" w:space="0" w:color="BDC1C6"/>
+              <w:left w:val="single" w:sz="8" w:space="0" w:color="BDC1C6"/>
+              <w:bottom w:val="single" w:sz="8" w:space="0" w:color="BDC1C6"/>
+              <w:right w:val="single" w:sz="8" w:space="0" w:color="BDC1C6"/>
+            </w:tcBorders>
+            <w:tcMar>
+              <w:top w:w="144" w:type="dxa"/>
+              <w:left w:w="144" w:type="dxa"/>
+              <w:bottom w:w="144" w:type="dxa"/>
+              <w:right w:w="144" w:type="dxa"/>
+            </w:tcMar>
+          </w:tcPr>
+          <w:p>
+            <w:pPr>
+              <w:widowControl w:val="0"/>
+              <w:spacing w:after="0"/>
+              <w:rPr>
+                <w:sz w:val="20"/>
+                <w:szCs w:val="20"/>
+              </w:rPr>
+            </w:pPr>
+            <w:r>
+              <w:rPr>
+                <w:b/>
+                <w:bCs/>
+                <w:sz w:val="20"/>
+                <w:szCs w:val="20"/>
+              </w:rPr>
+              <w:t>Human capital:</w:t>
+            </w:r>
+          </w:p>
+          <w:p>
+            <w:pPr>
+              <w:widowControl w:val="0"/>
+              <w:spacing w:after="0"/>
+              <w:rPr>
+                <w:sz w:val="20"/>
+                <w:szCs w:val="20"/>
+              </w:rPr>
+            </w:pPr>
+            <w:r>
+              <w:rPr>
+                <w:sz w:val="20"/>
+                <w:szCs w:val="20"/>
+              </w:rPr>
+              <w:t>education and skills are rewarded in the labor market.</w:t>
+            </w:r>
+          </w:p>
+        </w:tc>
+        <w:tc>
+          <w:tcPr>
+            <w:tcW w:w="2800" w:type="dxa"/>
+            <w:tcBorders>
+              <w:top w:val="single" w:sz="8" w:space="0" w:color="BDC1C6"/>
+              <w:left w:val="single" w:sz="8" w:space="0" w:color="BDC1C6"/>
+              <w:bottom w:val="single" w:sz="8" w:space="0" w:color="BDC1C6"/>
+              <w:right w:val="single" w:sz="8" w:space="0" w:color="BDC1C6"/>
+            </w:tcBorders>
+            <w:tcMar>
+              <w:top w:w="144" w:type="dxa"/>
+              <w:left w:w="144" w:type="dxa"/>
+              <w:bottom w:w="144" w:type="dxa"/>
+              <w:right w:w="144" w:type="dxa"/>
+            </w:tcMar>
+          </w:tcPr>
+          <w:p>
+            <w:pPr>
+              <w:widowControl w:val="0"/>
+              <w:spacing w:after="0"/>
+              <w:rPr>
+                <w:sz w:val="20"/>
+                <w:szCs w:val="20"/>
+              </w:rPr>
+            </w:pPr>
+            <w:r>
+              <w:rPr>
+                <w:b/>
+                <w:bCs/>
+                <w:sz w:val="20"/>
+                <w:szCs w:val="20"/>
+              </w:rPr>
+              <w:t>educ</w:t>
+            </w:r>
+          </w:p>
+          <w:p>
+            <w:pPr>
+              <w:widowControl w:val="0"/>
+              <w:spacing w:after="0"/>
+              <w:rPr>
+                <w:sz w:val="20"/>
+                <w:szCs w:val="20"/>
+              </w:rPr>
+            </w:pPr>
+            <w:r>
+              <w:rPr>
+                <w:sz w:val="20"/>
+                <w:szCs w:val="20"/>
+              </w:rPr>
+              <w:t>Respondents’ education in years</w:t>
+            </w:r>
+          </w:p>
+        </w:tc>
+        <w:tc>
+          <w:tcPr>
+            <w:tcW w:w="2800" w:type="dxa"/>
+            <w:tcBorders>
+              <w:top w:val="single" w:sz="8" w:space="0" w:color="BDC1C6"/>
+              <w:left w:val="single" w:sz="8" w:space="0" w:color="BDC1C6"/>
+              <w:bottom w:val="single" w:sz="8" w:space="0" w:color="BDC1C6"/>
+              <w:right w:val="single" w:sz="8" w:space="0" w:color="BDC1C6"/>
+            </w:tcBorders>
+            <w:tcMar>
+              <w:top w:w="144" w:type="dxa"/>
+              <w:left w:w="144" w:type="dxa"/>
+              <w:bottom w:w="144" w:type="dxa"/>
+              <w:right w:w="144" w:type="dxa"/>
+            </w:tcMar>
+          </w:tcPr>
+          <w:p>
+            <w:pPr>
+              <w:widowControl w:val="0"/>
+              <w:spacing w:after="0"/>
+              <w:rPr>
+                <w:sz w:val="20"/>
+                <w:szCs w:val="20"/>
+              </w:rPr>
+            </w:pPr>
+            <w:proofErr w:type="spellStart"/>
+            <w:r>
+              <w:rPr>
+                <w:b/>
+                <w:bCs/>
+                <w:sz w:val="20"/>
+                <w:szCs w:val="20"/>
+              </w:rPr>
+              <w:t>conrinc</w:t>
+            </w:r>
+            <w:proofErr w:type="spellEnd"/>
+          </w:p>
+          <w:p>
+            <w:pPr>
+              <w:widowControl w:val="0"/>
+              <w:spacing w:after="0"/>
+              <w:rPr>
+                <w:sz w:val="20"/>
+                <w:szCs w:val="20"/>
+              </w:rPr>
+            </w:pPr>
+            <w:r>
+              <w:rPr>
+                <w:sz w:val="20"/>
+                <w:szCs w:val="20"/>
+              </w:rPr>
+              <w:t>Respondents’ personal income</w:t>
+            </w:r>
+          </w:p>
+        </w:tc>
+      </w:tr>
+      <w:tr>
+        <w:trPr>
+          <w:trHeight w:val="500"/>
+        </w:trPr>
+        <w:tc>
+          <w:tcPr>
+            <w:tcW w:w="995" w:type="dxa"/>
+            <w:tcBorders>
+              <w:top w:val="single" w:sz="8" w:space="0" w:color="BDC1C6"/>
+              <w:left w:val="single" w:sz="8" w:space="0" w:color="BDC1C6"/>
+              <w:bottom w:val="single" w:sz="8" w:space="0" w:color="BDC1C6"/>
+              <w:right w:val="single" w:sz="8" w:space="0" w:color="BDC1C6"/>
+            </w:tcBorders>
+            <w:tcMar>
+              <w:top w:w="144" w:type="dxa"/>
+              <w:left w:w="144" w:type="dxa"/>
+              <w:bottom w:w="144" w:type="dxa"/>
+              <w:right w:w="144" w:type="dxa"/>
+            </w:tcMar>
+          </w:tcPr>
+          <w:p>
+            <w:pPr>
+              <w:widowControl w:val="0"/>
+              <w:spacing w:after="0"/>
+              <w:rPr>
+                <w:sz w:val="20"/>
+                <w:szCs w:val="20"/>
+              </w:rPr>
+            </w:pPr>
+            <w:r>
+              <w:rPr>
+                <w:sz w:val="20"/>
+                <w:szCs w:val="20"/>
+              </w:rPr>
+              <w:t>3</w:t>
+            </w:r>
+          </w:p>
+        </w:tc>
+        <w:tc>
+          <w:tcPr>
+            <w:tcW w:w="3050" w:type="dxa"/>
+            <w:tcBorders>
+              <w:top w:val="single" w:sz="8" w:space="0" w:color="BDC1C6"/>
+              <w:left w:val="single" w:sz="8" w:space="0" w:color="BDC1C6"/>
+              <w:bottom w:val="single" w:sz="8" w:space="0" w:color="BDC1C6"/>
+              <w:right w:val="single" w:sz="8" w:space="0" w:color="BDC1C6"/>
+            </w:tcBorders>
+            <w:tcMar>
+              <w:top w:w="144" w:type="dxa"/>
+              <w:left w:w="144" w:type="dxa"/>
+              <w:bottom w:w="144" w:type="dxa"/>
+              <w:right w:w="144" w:type="dxa"/>
+            </w:tcMar>
+          </w:tcPr>
+          <w:p>
+            <w:pPr>
+              <w:widowControl w:val="0"/>
+              <w:spacing w:after="0"/>
+              <w:rPr>
+                <w:b/>
+                <w:bCs/>
+                <w:sz w:val="20"/>
+                <w:szCs w:val="20"/>
+              </w:rPr>
+            </w:pPr>
+            <w:r>
+              <w:rPr>
+                <w:b/>
+                <w:bCs/>
+                <w:sz w:val="20"/>
+                <w:szCs w:val="20"/>
+              </w:rPr>
+              <w:t>I</w:t>
+            </w:r>
+            <w:r>
+              <w:rPr>
+                <w:b/>
+                <w:bCs/>
+                <w:sz w:val="20"/>
+                <w:szCs w:val="20"/>
+              </w:rPr>
+              <w:t>ntergenerational status of parents</w:t>
+            </w:r>
+            <w:r>
+              <w:rPr>
+                <w:b/>
+                <w:bCs/>
+                <w:sz w:val="20"/>
+                <w:szCs w:val="20"/>
+              </w:rPr>
+              <w:t>:</w:t>
+            </w:r>
+          </w:p>
+          <w:p>
+            <w:pPr>
+              <w:widowControl w:val="0"/>
+              <w:spacing w:after="0"/>
+              <w:rPr>
+                <w:sz w:val="20"/>
+                <w:szCs w:val="20"/>
+              </w:rPr>
+            </w:pPr>
+            <w:r>
+              <w:rPr>
+                <w:sz w:val="20"/>
+                <w:szCs w:val="20"/>
+              </w:rPr>
+              <w:t>parents’ occupational standing, including mothers’ jobs, shapes the kinds of jobs their children hold as adults.</w:t>
+            </w:r>
+          </w:p>
+        </w:tc>
+        <w:tc>
+          <w:tcPr>
+            <w:tcW w:w="2800" w:type="dxa"/>
+            <w:tcBorders>
+              <w:top w:val="single" w:sz="8" w:space="0" w:color="BDC1C6"/>
+              <w:left w:val="single" w:sz="8" w:space="0" w:color="BDC1C6"/>
+              <w:bottom w:val="single" w:sz="8" w:space="0" w:color="BDC1C6"/>
+              <w:right w:val="single" w:sz="8" w:space="0" w:color="BDC1C6"/>
+            </w:tcBorders>
+            <w:tcMar>
+              <w:top w:w="144" w:type="dxa"/>
+              <w:left w:w="144" w:type="dxa"/>
+              <w:bottom w:w="144" w:type="dxa"/>
+              <w:right w:w="144" w:type="dxa"/>
+            </w:tcMar>
+          </w:tcPr>
+          <w:p>
+            <w:pPr>
+              <w:widowControl w:val="0"/>
+              <w:spacing w:after="0"/>
+              <w:rPr>
+                <w:sz w:val="20"/>
+                <w:szCs w:val="20"/>
+              </w:rPr>
+            </w:pPr>
+            <w:r>
+              <w:rPr>
+                <w:b/>
+                <w:bCs/>
+                <w:sz w:val="20"/>
+                <w:szCs w:val="20"/>
+              </w:rPr>
+              <w:t>prestg10</w:t>
+            </w:r>
+          </w:p>
+          <w:p>
+            <w:pPr>
+              <w:widowControl w:val="0"/>
+              <w:spacing w:after="0"/>
+              <w:rPr>
+                <w:sz w:val="20"/>
+                <w:szCs w:val="20"/>
+              </w:rPr>
+            </w:pPr>
+            <w:r>
+              <w:rPr>
+                <w:sz w:val="20"/>
+                <w:szCs w:val="20"/>
+              </w:rPr>
+              <w:t>Respondents’ occupational prestige score</w:t>
+            </w:r>
+          </w:p>
+        </w:tc>
+        <w:tc>
+          <w:tcPr>
+            <w:tcW w:w="2800" w:type="dxa"/>
+            <w:tcBorders>
+              <w:top w:val="single" w:sz="8" w:space="0" w:color="BDC1C6"/>
+              <w:left w:val="single" w:sz="8" w:space="0" w:color="BDC1C6"/>
+              <w:bottom w:val="single" w:sz="8" w:space="0" w:color="BDC1C6"/>
+              <w:right w:val="single" w:sz="8" w:space="0" w:color="BDC1C6"/>
+            </w:tcBorders>
+            <w:tcMar>
+              <w:top w:w="144" w:type="dxa"/>
+              <w:left w:w="144" w:type="dxa"/>
+              <w:bottom w:w="144" w:type="dxa"/>
+              <w:right w:w="144" w:type="dxa"/>
+            </w:tcMar>
+          </w:tcPr>
+          <w:p>
+            <w:pPr>
+              <w:widowControl w:val="0"/>
+              <w:spacing w:after="0"/>
+              <w:rPr>
+                <w:sz w:val="20"/>
+                <w:szCs w:val="20"/>
+              </w:rPr>
+            </w:pPr>
+            <w:r>
+              <w:rPr>
+                <w:b/>
+                <w:bCs/>
+                <w:sz w:val="20"/>
+                <w:szCs w:val="20"/>
+              </w:rPr>
+              <w:t>sppres10</w:t>
+            </w:r>
+          </w:p>
+          <w:p>
+            <w:pPr>
+              <w:widowControl w:val="0"/>
+              <w:spacing w:after="0"/>
+              <w:rPr>
+                <w:sz w:val="20"/>
+                <w:szCs w:val="20"/>
+              </w:rPr>
+            </w:pPr>
+            <w:r>
+              <w:rPr>
+                <w:sz w:val="20"/>
+                <w:szCs w:val="20"/>
+              </w:rPr>
+              <w:t>Occupational prestige score of the respondents’ spouses</w:t>
+            </w:r>
+          </w:p>
+        </w:tc>
+      </w:tr>
+      <w:tr>
+        <w:trPr>
+          <w:trHeight w:val="500"/>
+        </w:trPr>
+        <w:tc>
+          <w:tcPr>
+            <w:tcW w:w="995" w:type="dxa"/>
+            <w:tcBorders>
+              <w:top w:val="single" w:sz="8" w:space="0" w:color="BDC1C6"/>
+              <w:left w:val="single" w:sz="8" w:space="0" w:color="BDC1C6"/>
+              <w:bottom w:val="single" w:sz="8" w:space="0" w:color="BDC1C6"/>
+              <w:right w:val="single" w:sz="8" w:space="0" w:color="BDC1C6"/>
+            </w:tcBorders>
+            <w:tcMar>
+              <w:top w:w="144" w:type="dxa"/>
+              <w:left w:w="144" w:type="dxa"/>
+              <w:bottom w:w="144" w:type="dxa"/>
+              <w:right w:w="144" w:type="dxa"/>
+            </w:tcMar>
+          </w:tcPr>
+          <w:p>
+            <w:pPr>
+              <w:widowControl w:val="0"/>
+              <w:spacing w:after="0"/>
+              <w:rPr>
+                <w:sz w:val="20"/>
+                <w:szCs w:val="20"/>
+              </w:rPr>
+            </w:pPr>
+            <w:r>
+              <w:rPr>
+                <w:sz w:val="20"/>
+                <w:szCs w:val="20"/>
+              </w:rPr>
+              <w:t>4</w:t>
+            </w:r>
+          </w:p>
+        </w:tc>
+        <w:tc>
+          <w:tcPr>
+            <w:tcW w:w="3050" w:type="dxa"/>
+            <w:tcBorders>
+              <w:top w:val="single" w:sz="8" w:space="0" w:color="BDC1C6"/>
+              <w:left w:val="single" w:sz="8" w:space="0" w:color="BDC1C6"/>
+              <w:bottom w:val="single" w:sz="8" w:space="0" w:color="BDC1C6"/>
+              <w:right w:val="single" w:sz="8" w:space="0" w:color="BDC1C6"/>
+            </w:tcBorders>
+            <w:tcMar>
+              <w:top w:w="144" w:type="dxa"/>
+              <w:left w:w="144" w:type="dxa"/>
+              <w:bottom w:w="144" w:type="dxa"/>
+              <w:right w:w="144" w:type="dxa"/>
+            </w:tcMar>
+          </w:tcPr>
+          <w:p>
+            <w:pPr>
+              <w:widowControl w:val="0"/>
+              <w:spacing w:after="0"/>
+              <w:rPr>
+                <w:sz w:val="20"/>
+                <w:szCs w:val="20"/>
+              </w:rPr>
+            </w:pPr>
+            <w:r>
+              <w:rPr>
+                <w:b/>
+                <w:bCs/>
+                <w:sz w:val="20"/>
+                <w:szCs w:val="20"/>
+              </w:rPr>
+              <w:t>Life course perspective:</w:t>
+            </w:r>
+          </w:p>
+          <w:p>
+            <w:pPr>
+              <w:widowControl w:val="0"/>
+              <w:spacing w:after="0"/>
+              <w:rPr>
+                <w:sz w:val="20"/>
+                <w:szCs w:val="20"/>
+              </w:rPr>
+            </w:pPr>
+            <w:r>
+              <w:rPr>
+                <w:sz w:val="20"/>
+                <w:szCs w:val="20"/>
+              </w:rPr>
+              <w:t>work, family, and income change across life stages.</w:t>
+            </w:r>
+          </w:p>
+        </w:tc>
+        <w:tc>
+          <w:tcPr>
+            <w:tcW w:w="2800" w:type="dxa"/>
+            <w:tcBorders>
+              <w:top w:val="single" w:sz="8" w:space="0" w:color="BDC1C6"/>
+              <w:left w:val="single" w:sz="8" w:space="0" w:color="BDC1C6"/>
+              <w:bottom w:val="single" w:sz="8" w:space="0" w:color="BDC1C6"/>
+              <w:right w:val="single" w:sz="8" w:space="0" w:color="BDC1C6"/>
+            </w:tcBorders>
+            <w:tcMar>
+              <w:top w:w="144" w:type="dxa"/>
+              <w:left w:w="144" w:type="dxa"/>
+              <w:bottom w:w="144" w:type="dxa"/>
+              <w:right w:w="144" w:type="dxa"/>
+            </w:tcMar>
+          </w:tcPr>
+          <w:p>
+            <w:pPr>
+              <w:widowControl w:val="0"/>
+              <w:spacing w:after="0"/>
+              <w:rPr>
+                <w:sz w:val="20"/>
+                <w:szCs w:val="20"/>
+              </w:rPr>
+            </w:pPr>
+            <w:r>
+              <w:rPr>
+                <w:b/>
+                <w:bCs/>
+                <w:sz w:val="20"/>
+                <w:szCs w:val="20"/>
+              </w:rPr>
+              <w:t>age</w:t>
+            </w:r>
+          </w:p>
+          <w:p>
+            <w:pPr>
+              <w:widowControl w:val="0"/>
+              <w:spacing w:after="0"/>
+              <w:rPr>
+                <w:sz w:val="20"/>
+                <w:szCs w:val="20"/>
+              </w:rPr>
+            </w:pPr>
+            <w:r>
+              <w:rPr>
+                <w:sz w:val="20"/>
+                <w:szCs w:val="20"/>
+              </w:rPr>
+              <w:t>Respondents’ age</w:t>
+            </w:r>
+          </w:p>
+        </w:tc>
+        <w:tc>
+          <w:tcPr>
+            <w:tcW w:w="2800" w:type="dxa"/>
+            <w:tcBorders>
+              <w:top w:val="single" w:sz="8" w:space="0" w:color="BDC1C6"/>
+              <w:left w:val="single" w:sz="8" w:space="0" w:color="BDC1C6"/>
+              <w:bottom w:val="single" w:sz="8" w:space="0" w:color="BDC1C6"/>
+              <w:right w:val="single" w:sz="8" w:space="0" w:color="BDC1C6"/>
+            </w:tcBorders>
+            <w:tcMar>
+              <w:top w:w="144" w:type="dxa"/>
+              <w:left w:w="144" w:type="dxa"/>
+              <w:bottom w:w="144" w:type="dxa"/>
+              <w:right w:w="144" w:type="dxa"/>
+            </w:tcMar>
+          </w:tcPr>
+          <w:p>
+            <w:pPr>
+              <w:widowControl w:val="0"/>
+              <w:spacing w:after="0"/>
+              <w:rPr>
+                <w:sz w:val="20"/>
+                <w:szCs w:val="20"/>
+              </w:rPr>
+            </w:pPr>
+            <w:proofErr w:type="spellStart"/>
+            <w:r>
+              <w:rPr>
+                <w:b/>
+                <w:bCs/>
+                <w:sz w:val="20"/>
+                <w:szCs w:val="20"/>
+              </w:rPr>
+              <w:t>weekswrk</w:t>
+            </w:r>
+            <w:proofErr w:type="spellEnd"/>
+          </w:p>
+          <w:p>
+            <w:pPr>
+              <w:widowControl w:val="0"/>
+              <w:spacing w:after="0"/>
+              <w:rPr>
+                <w:sz w:val="20"/>
+                <w:szCs w:val="20"/>
+              </w:rPr>
+            </w:pPr>
+            <w:r>
+              <w:rPr>
+                <w:sz w:val="20"/>
+                <w:szCs w:val="20"/>
+              </w:rPr>
+              <w:t>Weeks respondents worked last year</w:t>
+            </w:r>
+          </w:p>
+        </w:tc>
+      </w:tr>
+      <w:tr>
+        <w:trPr>
+          <w:trHeight w:val="500"/>
+        </w:trPr>
+        <w:tc>
+          <w:tcPr>
+            <w:tcW w:w="995" w:type="dxa"/>
+            <w:tcBorders>
+              <w:top w:val="single" w:sz="8" w:space="0" w:color="BDC1C6"/>
+              <w:left w:val="single" w:sz="8" w:space="0" w:color="BDC1C6"/>
+              <w:bottom w:val="single" w:sz="8" w:space="0" w:color="BDC1C6"/>
+              <w:right w:val="single" w:sz="8" w:space="0" w:color="BDC1C6"/>
+            </w:tcBorders>
+            <w:tcMar>
+              <w:top w:w="144" w:type="dxa"/>
+              <w:left w:w="144" w:type="dxa"/>
+              <w:bottom w:w="144" w:type="dxa"/>
+              <w:right w:w="144" w:type="dxa"/>
+            </w:tcMar>
+          </w:tcPr>
+          <w:p>
+            <w:pPr>
+              <w:widowControl w:val="0"/>
+              <w:spacing w:after="0"/>
+              <w:rPr>
+                <w:sz w:val="20"/>
+                <w:szCs w:val="20"/>
+              </w:rPr>
+            </w:pPr>
+            <w:r>
+              <w:rPr>
+                <w:sz w:val="20"/>
+                <w:szCs w:val="20"/>
+              </w:rPr>
+              <w:t>5</w:t>
+            </w:r>
+          </w:p>
+        </w:tc>
+        <w:tc>
+          <w:tcPr>
+            <w:tcW w:w="3050" w:type="dxa"/>
+            <w:tcBorders>
+              <w:top w:val="single" w:sz="8" w:space="0" w:color="BDC1C6"/>
+              <w:left w:val="single" w:sz="8" w:space="0" w:color="BDC1C6"/>
+              <w:bottom w:val="single" w:sz="8" w:space="0" w:color="BDC1C6"/>
+              <w:right w:val="single" w:sz="8" w:space="0" w:color="BDC1C6"/>
+            </w:tcBorders>
+            <w:tcMar>
+              <w:top w:w="144" w:type="dxa"/>
+              <w:left w:w="144" w:type="dxa"/>
+              <w:bottom w:w="144" w:type="dxa"/>
+              <w:right w:w="144" w:type="dxa"/>
+            </w:tcMar>
+          </w:tcPr>
+          <w:p>
+            <w:pPr>
+              <w:widowControl w:val="0"/>
+              <w:spacing w:after="0"/>
+              <w:rPr>
+                <w:sz w:val="20"/>
+                <w:szCs w:val="20"/>
+              </w:rPr>
+            </w:pPr>
+            <w:r>
+              <w:rPr>
+                <w:b/>
+                <w:bCs/>
+                <w:sz w:val="20"/>
+                <w:szCs w:val="20"/>
+              </w:rPr>
+              <w:t>Intergenerational transmission of family size:</w:t>
+            </w:r>
+          </w:p>
+          <w:p>
+            <w:pPr>
+              <w:widowControl w:val="0"/>
+              <w:spacing w:after="0"/>
+              <w:rPr>
+                <w:sz w:val="20"/>
+                <w:szCs w:val="20"/>
+              </w:rPr>
+            </w:pPr>
+            <w:r>
+              <w:rPr>
+                <w:sz w:val="20"/>
+                <w:szCs w:val="20"/>
+              </w:rPr>
+              <w:t>family size patterns are passed from parents to children.</w:t>
+            </w:r>
+          </w:p>
+        </w:tc>
+        <w:tc>
+          <w:tcPr>
+            <w:tcW w:w="2800" w:type="dxa"/>
+            <w:tcBorders>
+              <w:top w:val="single" w:sz="8" w:space="0" w:color="BDC1C6"/>
+              <w:left w:val="single" w:sz="8" w:space="0" w:color="BDC1C6"/>
+              <w:bottom w:val="single" w:sz="8" w:space="0" w:color="BDC1C6"/>
+              <w:right w:val="single" w:sz="8" w:space="0" w:color="BDC1C6"/>
+            </w:tcBorders>
+            <w:tcMar>
+              <w:top w:w="144" w:type="dxa"/>
+              <w:left w:w="144" w:type="dxa"/>
+              <w:bottom w:w="144" w:type="dxa"/>
+              <w:right w:w="144" w:type="dxa"/>
+            </w:tcMar>
+          </w:tcPr>
+          <w:p>
+            <w:pPr>
+              <w:widowControl w:val="0"/>
+              <w:spacing w:after="0"/>
+              <w:rPr>
+                <w:sz w:val="20"/>
+                <w:szCs w:val="20"/>
+              </w:rPr>
+            </w:pPr>
+            <w:r>
+              <w:rPr>
+                <w:b/>
+                <w:bCs/>
+                <w:sz w:val="20"/>
+                <w:szCs w:val="20"/>
+              </w:rPr>
+              <w:t>sibs</w:t>
+            </w:r>
+          </w:p>
+          <w:p>
+            <w:pPr>
+              <w:widowControl w:val="0"/>
+              <w:spacing w:after="0"/>
+              <w:rPr>
+                <w:sz w:val="20"/>
+                <w:szCs w:val="20"/>
+              </w:rPr>
+            </w:pPr>
+            <w:r>
+              <w:rPr>
+                <w:sz w:val="20"/>
+                <w:szCs w:val="20"/>
+              </w:rPr>
+              <w:t xml:space="preserve">Number of brothers and </w:t>
+            </w:r>
+            <w:proofErr w:type="gramStart"/>
+            <w:r>
+              <w:rPr>
+                <w:sz w:val="20"/>
+                <w:szCs w:val="20"/>
+              </w:rPr>
+              <w:t>sisters</w:t>
+            </w:r>
+            <w:proofErr w:type="gramEnd"/>
+            <w:r>
+              <w:rPr>
+                <w:sz w:val="20"/>
+                <w:szCs w:val="20"/>
+              </w:rPr>
+              <w:t xml:space="preserve"> respondents have</w:t>
+            </w:r>
+          </w:p>
+        </w:tc>
+        <w:tc>
+          <w:tcPr>
+            <w:tcW w:w="2800" w:type="dxa"/>
+            <w:tcBorders>
+              <w:top w:val="single" w:sz="8" w:space="0" w:color="BDC1C6"/>
+              <w:left w:val="single" w:sz="8" w:space="0" w:color="BDC1C6"/>
+              <w:bottom w:val="single" w:sz="8" w:space="0" w:color="BDC1C6"/>
+              <w:right w:val="single" w:sz="8" w:space="0" w:color="BDC1C6"/>
+            </w:tcBorders>
+            <w:tcMar>
+              <w:top w:w="144" w:type="dxa"/>
+              <w:left w:w="144" w:type="dxa"/>
+              <w:bottom w:w="144" w:type="dxa"/>
+              <w:right w:w="144" w:type="dxa"/>
+            </w:tcMar>
+          </w:tcPr>
+          <w:p>
+            <w:pPr>
+              <w:widowControl w:val="0"/>
+              <w:spacing w:after="0"/>
+              <w:rPr>
+                <w:sz w:val="20"/>
+                <w:szCs w:val="20"/>
+              </w:rPr>
+            </w:pPr>
+            <w:proofErr w:type="spellStart"/>
+            <w:r>
+              <w:rPr>
+                <w:b/>
+                <w:bCs/>
+                <w:sz w:val="20"/>
+                <w:szCs w:val="20"/>
+              </w:rPr>
+              <w:t>childs</w:t>
+            </w:r>
+            <w:proofErr w:type="spellEnd"/>
+          </w:p>
+          <w:p>
+            <w:pPr>
+              <w:widowControl w:val="0"/>
+              <w:spacing w:after="0"/>
+              <w:rPr>
+                <w:sz w:val="20"/>
+                <w:szCs w:val="20"/>
+              </w:rPr>
+            </w:pPr>
+            <w:r>
+              <w:rPr>
+                <w:sz w:val="20"/>
+                <w:szCs w:val="20"/>
+              </w:rPr>
+              <w:t>Number of children respondents have</w:t>
+            </w:r>
+          </w:p>
+        </w:tc>
+      </w:tr>
+      <w:tr>
+        <w:trPr>
+          <w:trHeight w:val="500"/>
+        </w:trPr>
+        <w:tc>
+          <w:tcPr>
+            <w:tcW w:w="995" w:type="dxa"/>
+            <w:tcBorders>
+              <w:top w:val="single" w:sz="8" w:space="0" w:color="BDC1C6"/>
+              <w:left w:val="single" w:sz="8" w:space="0" w:color="BDC1C6"/>
+              <w:bottom w:val="single" w:sz="8" w:space="0" w:color="BDC1C6"/>
+              <w:right w:val="single" w:sz="8" w:space="0" w:color="BDC1C6"/>
+            </w:tcBorders>
+            <w:tcMar>
+              <w:top w:w="144" w:type="dxa"/>
+              <w:left w:w="144" w:type="dxa"/>
+              <w:bottom w:w="144" w:type="dxa"/>
+              <w:right w:w="144" w:type="dxa"/>
+            </w:tcMar>
+          </w:tcPr>
+          <w:p>
+            <w:pPr>
+              <w:widowControl w:val="0"/>
+              <w:spacing w:after="0"/>
+              <w:rPr>
+                <w:sz w:val="20"/>
+                <w:szCs w:val="20"/>
+              </w:rPr>
+            </w:pPr>
+            <w:r>
+              <w:rPr>
+                <w:sz w:val="20"/>
+                <w:szCs w:val="20"/>
+              </w:rPr>
+              <w:lastRenderedPageBreak/>
+              <w:t>6</w:t>
+            </w:r>
+          </w:p>
+        </w:tc>
+        <w:tc>
+          <w:tcPr>
+            <w:tcW w:w="3050" w:type="dxa"/>
+            <w:tcBorders>
+              <w:top w:val="single" w:sz="8" w:space="0" w:color="BDC1C6"/>
+              <w:left w:val="single" w:sz="8" w:space="0" w:color="BDC1C6"/>
+              <w:bottom w:val="single" w:sz="8" w:space="0" w:color="BDC1C6"/>
+              <w:right w:val="single" w:sz="8" w:space="0" w:color="BDC1C6"/>
+            </w:tcBorders>
+            <w:tcMar>
+              <w:top w:w="144" w:type="dxa"/>
+              <w:left w:w="144" w:type="dxa"/>
+              <w:bottom w:w="144" w:type="dxa"/>
+              <w:right w:w="144" w:type="dxa"/>
+            </w:tcMar>
+          </w:tcPr>
+          <w:p>
+            <w:pPr>
+              <w:widowControl w:val="0"/>
+              <w:spacing w:after="0"/>
+              <w:rPr>
+                <w:sz w:val="20"/>
+                <w:szCs w:val="20"/>
+              </w:rPr>
+            </w:pPr>
+            <w:r>
+              <w:rPr>
+                <w:b/>
+                <w:bCs/>
+                <w:sz w:val="20"/>
+                <w:szCs w:val="20"/>
+              </w:rPr>
+              <w:t>Social class and leisure:</w:t>
+            </w:r>
+          </w:p>
+          <w:p>
+            <w:pPr>
+              <w:widowControl w:val="0"/>
+              <w:spacing w:after="0"/>
+              <w:rPr>
+                <w:sz w:val="20"/>
+                <w:szCs w:val="20"/>
+              </w:rPr>
+            </w:pPr>
+            <w:r>
+              <w:rPr>
+                <w:sz w:val="20"/>
+                <w:szCs w:val="20"/>
+              </w:rPr>
+              <w:t>social class shapes how people spend their free time.</w:t>
+            </w:r>
+          </w:p>
+        </w:tc>
+        <w:tc>
+          <w:tcPr>
+            <w:tcW w:w="2800" w:type="dxa"/>
+            <w:tcBorders>
+              <w:top w:val="single" w:sz="8" w:space="0" w:color="BDC1C6"/>
+              <w:left w:val="single" w:sz="8" w:space="0" w:color="BDC1C6"/>
+              <w:bottom w:val="single" w:sz="8" w:space="0" w:color="BDC1C6"/>
+              <w:right w:val="single" w:sz="8" w:space="0" w:color="BDC1C6"/>
+            </w:tcBorders>
+            <w:tcMar>
+              <w:top w:w="144" w:type="dxa"/>
+              <w:left w:w="144" w:type="dxa"/>
+              <w:bottom w:w="144" w:type="dxa"/>
+              <w:right w:w="144" w:type="dxa"/>
+            </w:tcMar>
+          </w:tcPr>
+          <w:p>
+            <w:pPr>
+              <w:widowControl w:val="0"/>
+              <w:spacing w:after="0"/>
+              <w:rPr>
+                <w:sz w:val="20"/>
+                <w:szCs w:val="20"/>
+              </w:rPr>
+            </w:pPr>
+            <w:proofErr w:type="spellStart"/>
+            <w:r>
+              <w:rPr>
+                <w:b/>
+                <w:bCs/>
+                <w:sz w:val="20"/>
+                <w:szCs w:val="20"/>
+              </w:rPr>
+              <w:t>tvhours</w:t>
+            </w:r>
+            <w:proofErr w:type="spellEnd"/>
+          </w:p>
+          <w:p>
+            <w:pPr>
+              <w:widowControl w:val="0"/>
+              <w:spacing w:after="0"/>
+              <w:rPr>
+                <w:sz w:val="20"/>
+                <w:szCs w:val="20"/>
+              </w:rPr>
+            </w:pPr>
+            <w:r>
+              <w:rPr>
+                <w:sz w:val="20"/>
+                <w:szCs w:val="20"/>
+              </w:rPr>
+              <w:t>Television screen time in hours</w:t>
+            </w:r>
+          </w:p>
+        </w:tc>
+        <w:tc>
+          <w:tcPr>
+            <w:tcW w:w="2800" w:type="dxa"/>
+            <w:tcBorders>
+              <w:top w:val="single" w:sz="8" w:space="0" w:color="BDC1C6"/>
+              <w:left w:val="single" w:sz="8" w:space="0" w:color="BDC1C6"/>
+              <w:bottom w:val="single" w:sz="8" w:space="0" w:color="BDC1C6"/>
+              <w:right w:val="single" w:sz="8" w:space="0" w:color="BDC1C6"/>
+            </w:tcBorders>
+            <w:tcMar>
+              <w:top w:w="144" w:type="dxa"/>
+              <w:left w:w="144" w:type="dxa"/>
+              <w:bottom w:w="144" w:type="dxa"/>
+              <w:right w:w="144" w:type="dxa"/>
+            </w:tcMar>
+          </w:tcPr>
+          <w:p>
+            <w:pPr>
+              <w:widowControl w:val="0"/>
+              <w:spacing w:after="0"/>
+              <w:rPr>
+                <w:sz w:val="20"/>
+                <w:szCs w:val="20"/>
+              </w:rPr>
+            </w:pPr>
+            <w:proofErr w:type="spellStart"/>
+            <w:r>
+              <w:rPr>
+                <w:b/>
+                <w:bCs/>
+                <w:sz w:val="20"/>
+                <w:szCs w:val="20"/>
+              </w:rPr>
+              <w:t>coninc</w:t>
+            </w:r>
+            <w:proofErr w:type="spellEnd"/>
+          </w:p>
+          <w:p>
+            <w:pPr>
+              <w:widowControl w:val="0"/>
+              <w:spacing w:after="0"/>
+              <w:rPr>
+                <w:sz w:val="20"/>
+                <w:szCs w:val="20"/>
+              </w:rPr>
+            </w:pPr>
+            <w:r>
+              <w:rPr>
+                <w:sz w:val="20"/>
+                <w:szCs w:val="20"/>
+              </w:rPr>
+              <w:t>Respondents’ family income</w:t>
+            </w:r>
+          </w:p>
+        </w:tc>
+      </w:tr>
+      <w:bookmarkEnd w:id="2"/>
+    </w:tbl>
+    <w:p/>
+    <w:p>
+      <w:pPr>
+        <w:pStyle w:val="numberingqs"/>
+      </w:pPr>
+      <w:bookmarkStart w:id="4" w:name="_Hlk244169078"/>
+      <w:r>
+        <w:rPr>
+          <w:b/>
+          <w:bCs/>
+        </w:rPr>
+        <w:t>Research design:</w:t>
+      </w:r>
+      <w:r>
+        <w:rPr>
+          <w:b/>
+          <w:bCs/>
+        </w:rPr>
+        <w:t xml:space="preserve"> </w:t>
+      </w:r>
+      <w:r>
+        <w:t xml:space="preserve">Complete </w:t>
+      </w:r>
+      <w:bookmarkStart w:id="5" w:name="_Hlk244171559"/>
+      <w:r>
+        <w:t>this section</w:t>
+      </w:r>
+      <w:bookmarkEnd w:id="5"/>
+      <w:r>
+        <w:t xml:space="preserve"> before you run any code.</w:t>
+      </w:r>
+    </w:p>
+    <w:bookmarkEnd w:id="4"/>
+    <w:p>
+      <w:pPr>
+        <w:pStyle w:val="numberingqs"/>
+        <w:numPr>
+          <w:ilvl w:val="1"/>
+          <w:numId w:val="35"/>
+        </w:numPr>
+      </w:pPr>
+      <w:r>
+        <w:t xml:space="preserve">Write the option number you chose </w:t>
+      </w:r>
+      <w:bookmarkStart w:id="6" w:name="_Hlk244169021"/>
+      <w:r>
+        <w:rPr>
+          <w:b/>
+          <w:bCs/>
+        </w:rPr>
+        <w:t>(5 points)</w:t>
+      </w:r>
+      <w:r>
+        <w:t>.</w:t>
+      </w:r>
+      <w:bookmarkEnd w:id="6"/>
+    </w:p>
+    <w:tbl>
+      <w:tblPr>
+        <w:tblW w:w="9645" w:type="dxa"/>
+        <w:tblInd w:w="-105" w:type="dxa"/>
+        <w:tblBorders>
+          <w:top w:val="single" w:sz="8" w:space="0" w:color="000000"/>
+          <w:left w:val="single" w:sz="8" w:space="0" w:color="000000"/>
+          <w:bottom w:val="single" w:sz="8" w:space="0" w:color="000000"/>
+          <w:right w:val="single" w:sz="8" w:space="0" w:color="000000"/>
+          <w:insideH w:val="single" w:sz="8" w:space="0" w:color="000000"/>
+          <w:insideV w:val="single" w:sz="8" w:space="0" w:color="000000"/>
+        </w:tblBorders>
+        <w:tblLayout w:type="fixed"/>
+        <w:tblLook w:val="0600" w:firstRow="0" w:lastRow="0" w:firstColumn="0" w:lastColumn="0" w:noHBand="1" w:noVBand="1"/>
+      </w:tblPr>
+      <w:tblGrid>
+        <w:gridCol w:w="2445"/>
+        <w:gridCol w:w="7200"/>
+      </w:tblGrid>
+      <w:tr>
+        <w:trPr>
+          <w:trHeight w:val="250"/>
+        </w:trPr>
+        <w:tc>
+          <w:tcPr>
+            <w:tcW w:w="2445" w:type="dxa"/>
             <w:tcBorders>
               <w:top w:val="single" w:sz="8" w:space="0" w:color="BDC1C6"/>
               <w:left w:val="nil"/>
@@ -310,146 +1625,29 @@
                 <w:b/>
                 <w:bCs/>
               </w:rPr>
-              <w:t>Interpretation:</w:t>
+              <w:t xml:space="preserve">Option </w:t>
+            </w:r>
+            <w:bookmarkStart w:id="7" w:name="_Hlk244169157"/>
+            <w:r>
+              <w:rPr>
+                <w:b/>
+                <w:bCs/>
+              </w:rPr>
+              <w:t>number</w:t>
+            </w:r>
+            <w:bookmarkEnd w:id="7"/>
+            <w:r>
+              <w:rPr>
+                <w:b/>
+                <w:bCs/>
+              </w:rPr>
+              <w:t>:</w:t>
             </w:r>
           </w:p>
         </w:tc>
         <w:tc>
           <w:tcPr>
-            <w:tcW w:w="7650" w:type="dxa"/>
-            <w:tcBorders>
-              <w:top w:val="single" w:sz="8" w:space="0" w:color="BDC1C6"/>
-              <w:left w:val="single" w:sz="8" w:space="0" w:color="BDC1C6"/>
-              <w:bottom w:val="single" w:sz="8" w:space="0" w:color="BDC1C6"/>
-              <w:right w:val="nil"/>
-            </w:tcBorders>
-            <w:tcMar>
-              <w:top w:w="144" w:type="dxa"/>
-              <w:left w:w="144" w:type="dxa"/>
-              <w:bottom w:w="144" w:type="dxa"/>
-              <w:right w:w="144" w:type="dxa"/>
-            </w:tcMar>
-          </w:tcPr>
-          <w:p>
-            <w:pPr>
-              <w:spacing w:after="0"/>
-              <w:rPr>
-                <w:lang w:val="en-US"/>
-              </w:rPr>
-            </w:pPr>
-          </w:p>
-        </w:tc>
-      </w:tr>
-    </w:tbl>
-    <w:p>
-      <w:pPr>
-        <w:pStyle w:val="numberingqs"/>
-        <w:spacing w:before="240" w:line="240" w:lineRule="auto"/>
-      </w:pPr>
-      <w:r>
-        <w:t xml:space="preserve">Create a correlation scatterplot graph using </w:t>
-      </w:r>
-      <w:bookmarkStart w:id="4" w:name="_Hlk229411681"/>
-      <w:r>
-        <w:rPr>
-          <w:b/>
-          <w:bCs/>
-        </w:rPr>
-        <w:t>age</w:t>
-      </w:r>
-      <w:r>
-        <w:t xml:space="preserve"> </w:t>
-      </w:r>
-      <w:bookmarkEnd w:id="4"/>
-      <w:r>
-        <w:t xml:space="preserve">and </w:t>
-      </w:r>
-      <w:proofErr w:type="spellStart"/>
-      <w:r>
-        <w:rPr>
-          <w:b/>
-          <w:bCs/>
-        </w:rPr>
-        <w:t>hompop</w:t>
-      </w:r>
-      <w:proofErr w:type="spellEnd"/>
-      <w:r>
-        <w:rPr>
-          <w:b/>
-          <w:bCs/>
-        </w:rPr>
-        <w:t xml:space="preserve"> </w:t>
-      </w:r>
-      <w:r>
-        <w:t xml:space="preserve">variables </w:t>
-      </w:r>
-      <w:bookmarkStart w:id="5" w:name="_Hlk229409612"/>
-      <w:r>
-        <w:rPr>
-          <w:b/>
-          <w:bCs/>
-        </w:rPr>
-        <w:t>(5 points).</w:t>
-      </w:r>
-      <w:bookmarkEnd w:id="5"/>
-    </w:p>
-    <w:tbl>
-      <w:tblPr>
-        <w:tblW w:w="9450" w:type="dxa"/>
-        <w:tblInd w:w="-105" w:type="dxa"/>
-        <w:tblBorders>
-          <w:top w:val="single" w:sz="8" w:space="0" w:color="000000"/>
-          <w:left w:val="single" w:sz="8" w:space="0" w:color="000000"/>
-          <w:bottom w:val="single" w:sz="8" w:space="0" w:color="000000"/>
-          <w:right w:val="single" w:sz="8" w:space="0" w:color="000000"/>
-          <w:insideH w:val="single" w:sz="8" w:space="0" w:color="000000"/>
-          <w:insideV w:val="single" w:sz="8" w:space="0" w:color="000000"/>
-        </w:tblBorders>
-        <w:tblLayout w:type="fixed"/>
-        <w:tblLook w:val="0600" w:firstRow="0" w:lastRow="0" w:firstColumn="0" w:lastColumn="0" w:noHBand="1" w:noVBand="1"/>
-      </w:tblPr>
-      <w:tblGrid>
-        <w:gridCol w:w="1905"/>
-        <w:gridCol w:w="7545"/>
-      </w:tblGrid>
-      <w:tr>
-        <w:trPr>
-          <w:trHeight w:val="358"/>
-        </w:trPr>
-        <w:tc>
-          <w:tcPr>
-            <w:tcW w:w="1905" w:type="dxa"/>
-            <w:tcBorders>
-              <w:top w:val="single" w:sz="8" w:space="0" w:color="BDC1C6"/>
-              <w:left w:val="nil"/>
-              <w:bottom w:val="single" w:sz="8" w:space="0" w:color="BDC1C6"/>
-              <w:right w:val="single" w:sz="8" w:space="0" w:color="BDC1C6"/>
-            </w:tcBorders>
-            <w:shd w:val="clear" w:color="auto" w:fill="F1F3F4"/>
-            <w:tcMar>
-              <w:top w:w="144" w:type="dxa"/>
-              <w:left w:w="144" w:type="dxa"/>
-              <w:bottom w:w="144" w:type="dxa"/>
-              <w:right w:w="144" w:type="dxa"/>
-            </w:tcMar>
-          </w:tcPr>
-          <w:p>
-            <w:pPr>
-              <w:widowControl w:val="0"/>
-              <w:spacing w:after="0"/>
-            </w:pPr>
-            <w:r>
-              <w:rPr>
-                <w:b/>
-                <w:bCs/>
-              </w:rPr>
-              <w:t>Code (-5):</w:t>
-            </w:r>
-          </w:p>
-        </w:tc>
-        <w:tc>
-          <w:tcPr>
-            <w:tcW w:w="7545" w:type="dxa"/>
+            <w:tcW w:w="7200" w:type="dxa"/>
             <w:tcBorders>
               <w:top w:val="single" w:sz="8" w:space="0" w:color="BDC1C6"/>
               <w:left w:val="single" w:sz="8" w:space="0" w:color="BDC1C6"/>
@@ -467,153 +1665,43 @@
             <w:pPr>
               <w:widowControl w:val="0"/>
               <w:spacing w:after="0"/>
-            </w:pPr>
-            <w:r>
-              <w:t xml:space="preserve">correlation </w:t>
-            </w:r>
-            <w:r>
-              <w:t xml:space="preserve">scatterplot graph </w:t>
-            </w:r>
-            <w:r>
-              <w:t>code here</w:t>
-            </w:r>
-          </w:p>
-          <w:p>
-            <w:pPr>
-              <w:widowControl w:val="0"/>
-              <w:spacing w:after="0"/>
-            </w:pPr>
-            <w:r>
-              <w:t>make sure there are no spaces in variable names.</w:t>
-            </w:r>
-          </w:p>
-          <w:p>
-            <w:pPr>
-              <w:widowControl w:val="0"/>
-              <w:spacing w:after="0"/>
-            </w:pPr>
-            <w:r>
-              <w:t>wrong</w:t>
-            </w:r>
-            <w:r>
-              <w:t>: “age ”</w:t>
-            </w:r>
-          </w:p>
-          <w:p>
-            <w:pPr>
-              <w:widowControl w:val="0"/>
-              <w:spacing w:after="0"/>
-            </w:pPr>
-            <w:r>
-              <w:t>correct: “age”</w:t>
-            </w:r>
-          </w:p>
-        </w:tc>
-      </w:tr>
-      <w:tr>
-        <w:trPr>
-          <w:trHeight w:val="3751"/>
-        </w:trPr>
-        <w:tc>
-          <w:tcPr>
-            <w:tcW w:w="1905" w:type="dxa"/>
-            <w:tcBorders>
-              <w:top w:val="single" w:sz="8" w:space="0" w:color="BDC1C6"/>
-              <w:left w:val="nil"/>
-              <w:bottom w:val="single" w:sz="8" w:space="0" w:color="BDC1C6"/>
-              <w:right w:val="single" w:sz="8" w:space="0" w:color="BDC1C6"/>
-            </w:tcBorders>
-            <w:shd w:val="clear" w:color="auto" w:fill="FCE5CD"/>
-            <w:tcMar>
-              <w:top w:w="144" w:type="dxa"/>
-              <w:left w:w="144" w:type="dxa"/>
-              <w:bottom w:w="144" w:type="dxa"/>
-              <w:right w:w="144" w:type="dxa"/>
-            </w:tcMar>
-          </w:tcPr>
-          <w:p>
-            <w:pPr>
-              <w:widowControl w:val="0"/>
-              <w:spacing w:after="0"/>
+              <w:rPr>
+                <w:i/>
+                <w:iCs/>
+              </w:rPr>
             </w:pPr>
             <w:r>
               <w:rPr>
-                <w:b/>
-                <w:bCs/>
+                <w:i/>
+                <w:iCs/>
               </w:rPr>
-              <w:lastRenderedPageBreak/>
-              <w:t>Graph:</w:t>
+              <w:t xml:space="preserve">Delete this and write the option number (from 1 to 6). </w:t>
             </w:r>
-          </w:p>
-        </w:tc>
-        <w:tc>
-          <w:tcPr>
-            <w:tcW w:w="7545" w:type="dxa"/>
-            <w:tcBorders>
-              <w:top w:val="single" w:sz="8" w:space="0" w:color="BDC1C6"/>
-              <w:left w:val="single" w:sz="8" w:space="0" w:color="BDC1C6"/>
-              <w:bottom w:val="single" w:sz="8" w:space="0" w:color="BDC1C6"/>
-              <w:right w:val="nil"/>
-            </w:tcBorders>
-            <w:tcMar>
-              <w:top w:w="144" w:type="dxa"/>
-              <w:left w:w="144" w:type="dxa"/>
-              <w:bottom w:w="144" w:type="dxa"/>
-              <w:right w:w="144" w:type="dxa"/>
-            </w:tcMar>
-          </w:tcPr>
-          <w:p>
-            <w:pPr>
-              <w:widowControl w:val="0"/>
-              <w:spacing w:after="0"/>
-            </w:pPr>
+            <w:bookmarkStart w:id="8" w:name="_Hlk244169266"/>
+            <w:r>
+              <w:rPr>
+                <w:i/>
+                <w:iCs/>
+              </w:rPr>
+              <w:t>Sample lab assignment uses a different variable pair. You can only use an option from the table above.</w:t>
+            </w:r>
+            <w:bookmarkEnd w:id="8"/>
           </w:p>
         </w:tc>
       </w:tr>
     </w:tbl>
+    <w:p/>
     <w:p>
       <w:pPr>
         <w:pStyle w:val="numberingqs"/>
-        <w:spacing w:before="240"/>
-      </w:pPr>
+        <w:numPr>
+          <w:ilvl w:val="1"/>
+          <w:numId w:val="35"/>
+        </w:numPr>
+      </w:pPr>
+      <w:bookmarkStart w:id="9" w:name="_Hlk244171587"/>
       <w:r>
-        <w:t xml:space="preserve">Create a correlation analysis table using </w:t>
-      </w:r>
-      <w:bookmarkStart w:id="6" w:name="_Hlk229411393"/>
-      <w:r>
-        <w:rPr>
-          <w:b/>
-          <w:bCs/>
-        </w:rPr>
-        <w:t>mapres10</w:t>
-      </w:r>
-      <w:r>
-        <w:rPr>
-          <w:b/>
-          <w:bCs/>
-        </w:rPr>
-        <w:t xml:space="preserve"> </w:t>
-      </w:r>
-      <w:bookmarkEnd w:id="6"/>
-      <w:r>
-        <w:t xml:space="preserve">and </w:t>
-      </w:r>
-      <w:r>
-        <w:rPr>
-          <w:b/>
-          <w:bCs/>
-        </w:rPr>
-        <w:t>papres10</w:t>
-      </w:r>
-      <w:r>
-        <w:rPr>
-          <w:b/>
-          <w:bCs/>
-        </w:rPr>
-        <w:t xml:space="preserve"> </w:t>
-      </w:r>
-      <w:r>
-        <w:t xml:space="preserve">variables </w:t>
+        <w:t xml:space="preserve">Copy the information of the two variables from the Variables in GSS page </w:t>
       </w:r>
       <w:r>
         <w:rPr>
@@ -623,29 +1711,12 @@
         <w:t>(5 points)</w:t>
       </w:r>
       <w:r>
-        <w:t xml:space="preserve"> and interpret it using </w:t>
+        <w:t>.</w:t>
       </w:r>
-      <w:proofErr w:type="spellStart"/>
-      <w:r>
-        <w:t>r-value</w:t>
-      </w:r>
-      <w:proofErr w:type="spellEnd"/>
-      <w:r>
-        <w:t xml:space="preserve"> and p-value </w:t>
-      </w:r>
-      <w:bookmarkStart w:id="7" w:name="_Hlk229409546"/>
-      <w:r>
-        <w:rPr>
-          <w:b/>
-          <w:bCs/>
-        </w:rPr>
-        <w:t>(10 points).</w:t>
-      </w:r>
-      <w:bookmarkEnd w:id="7"/>
     </w:p>
     <w:tbl>
       <w:tblPr>
-        <w:tblW w:w="9450" w:type="dxa"/>
+        <w:tblW w:w="9645" w:type="dxa"/>
         <w:tblInd w:w="-105" w:type="dxa"/>
         <w:tblBorders>
           <w:top w:val="single" w:sz="8" w:space="0" w:color="000000"/>
@@ -659,19 +1730,56 @@
         <w:tblLook w:val="0600" w:firstRow="0" w:lastRow="0" w:firstColumn="0" w:lastColumn="0" w:noHBand="1" w:noVBand="1"/>
       </w:tblPr>
       <w:tblGrid>
-        <w:gridCol w:w="1995"/>
-        <w:gridCol w:w="7455"/>
+        <w:gridCol w:w="1200"/>
+        <w:gridCol w:w="2200"/>
+        <w:gridCol w:w="1500"/>
+        <w:gridCol w:w="4745"/>
       </w:tblGrid>
       <w:tr>
-        <w:trPr>
-          <w:trHeight w:val="232"/>
-        </w:trPr>
         <w:tc>
           <w:tcPr>
-            <w:tcW w:w="1995" w:type="dxa"/>
+            <w:tcW w:w="1200" w:type="dxa"/>
             <w:tcBorders>
               <w:top w:val="single" w:sz="8" w:space="0" w:color="BDC1C6"/>
-              <w:left w:val="nil"/>
+              <w:left w:val="single" w:sz="8" w:space="0" w:color="BDC1C6"/>
+              <w:bottom w:val="single" w:sz="8" w:space="0" w:color="BDC1C6"/>
+              <w:right w:val="single" w:sz="8" w:space="0" w:color="BDC1C6"/>
+            </w:tcBorders>
+            <w:shd w:val="clear" w:color="auto" w:fill="F1F3F4"/>
+            <w:tcMar>
+              <w:top w:w="144" w:type="dxa"/>
+              <w:left w:w="144" w:type="dxa"/>
+              <w:bottom w:w="144" w:type="dxa"/>
+              <w:right w:w="144" w:type="dxa"/>
+            </w:tcMar>
+          </w:tcPr>
+          <w:bookmarkEnd w:id="9"/>
+          <w:p>
+            <w:pPr>
+              <w:widowControl w:val="0"/>
+              <w:spacing w:after="0"/>
+              <w:rPr>
+                <w:sz w:val="20"/>
+                <w:szCs w:val="20"/>
+              </w:rPr>
+            </w:pPr>
+            <w:r>
+              <w:rPr>
+                <w:b/>
+                <w:bCs/>
+                <w:sz w:val="20"/>
+                <w:szCs w:val="20"/>
+              </w:rPr>
+              <w:t>Variable name</w:t>
+            </w:r>
+          </w:p>
+        </w:tc>
+        <w:tc>
+          <w:tcPr>
+            <w:tcW w:w="2200" w:type="dxa"/>
+            <w:tcBorders>
+              <w:top w:val="single" w:sz="8" w:space="0" w:color="BDC1C6"/>
+              <w:left w:val="single" w:sz="8" w:space="0" w:color="BDC1C6"/>
               <w:bottom w:val="single" w:sz="8" w:space="0" w:color="BDC1C6"/>
               <w:right w:val="single" w:sz="8" w:space="0" w:color="BDC1C6"/>
             </w:tcBorders>
@@ -687,24 +1795,109 @@
             <w:pPr>
               <w:widowControl w:val="0"/>
               <w:spacing w:after="0"/>
+              <w:rPr>
+                <w:sz w:val="20"/>
+                <w:szCs w:val="20"/>
+              </w:rPr>
             </w:pPr>
             <w:r>
               <w:rPr>
                 <w:b/>
                 <w:bCs/>
+                <w:sz w:val="20"/>
+                <w:szCs w:val="20"/>
               </w:rPr>
-              <w:t>Code (-5):</w:t>
+              <w:t>Variable label</w:t>
             </w:r>
           </w:p>
         </w:tc>
         <w:tc>
           <w:tcPr>
-            <w:tcW w:w="7455" w:type="dxa"/>
+            <w:tcW w:w="1500" w:type="dxa"/>
             <w:tcBorders>
               <w:top w:val="single" w:sz="8" w:space="0" w:color="BDC1C6"/>
               <w:left w:val="single" w:sz="8" w:space="0" w:color="BDC1C6"/>
               <w:bottom w:val="single" w:sz="8" w:space="0" w:color="BDC1C6"/>
-              <w:right w:val="nil"/>
+              <w:right w:val="single" w:sz="8" w:space="0" w:color="BDC1C6"/>
+            </w:tcBorders>
+            <w:shd w:val="clear" w:color="auto" w:fill="F1F3F4"/>
+            <w:tcMar>
+              <w:top w:w="144" w:type="dxa"/>
+              <w:left w:w="144" w:type="dxa"/>
+              <w:bottom w:w="144" w:type="dxa"/>
+              <w:right w:w="144" w:type="dxa"/>
+            </w:tcMar>
+          </w:tcPr>
+          <w:p>
+            <w:pPr>
+              <w:widowControl w:val="0"/>
+              <w:spacing w:after="0"/>
+              <w:rPr>
+                <w:sz w:val="20"/>
+                <w:szCs w:val="20"/>
+              </w:rPr>
+            </w:pPr>
+            <w:r>
+              <w:rPr>
+                <w:b/>
+                <w:bCs/>
+                <w:sz w:val="20"/>
+                <w:szCs w:val="20"/>
+              </w:rPr>
+              <w:t>Variable type</w:t>
+            </w:r>
+          </w:p>
+        </w:tc>
+        <w:tc>
+          <w:tcPr>
+            <w:tcW w:w="4745" w:type="dxa"/>
+            <w:tcBorders>
+              <w:top w:val="single" w:sz="8" w:space="0" w:color="BDC1C6"/>
+              <w:left w:val="single" w:sz="8" w:space="0" w:color="BDC1C6"/>
+              <w:bottom w:val="single" w:sz="8" w:space="0" w:color="BDC1C6"/>
+              <w:right w:val="single" w:sz="8" w:space="0" w:color="BDC1C6"/>
+            </w:tcBorders>
+            <w:shd w:val="clear" w:color="auto" w:fill="F1F3F4"/>
+            <w:tcMar>
+              <w:top w:w="144" w:type="dxa"/>
+              <w:left w:w="144" w:type="dxa"/>
+              <w:bottom w:w="144" w:type="dxa"/>
+              <w:right w:w="144" w:type="dxa"/>
+            </w:tcMar>
+          </w:tcPr>
+          <w:p>
+            <w:pPr>
+              <w:widowControl w:val="0"/>
+              <w:spacing w:after="0"/>
+              <w:rPr>
+                <w:sz w:val="20"/>
+                <w:szCs w:val="20"/>
+              </w:rPr>
+            </w:pPr>
+            <w:r>
+              <w:rPr>
+                <w:b/>
+                <w:bCs/>
+                <w:sz w:val="20"/>
+                <w:szCs w:val="20"/>
+              </w:rPr>
+              <w:t>Question wording and response categories (min/max)</w:t>
+            </w:r>
+          </w:p>
+        </w:tc>
+      </w:tr>
+      <w:tr>
+        <w:trPr>
+          <w:trHeight w:val="500"/>
+        </w:trPr>
+        <w:tc>
+          <w:tcPr>
+            <w:tcW w:w="1200" w:type="dxa"/>
+            <w:tcBorders>
+              <w:top w:val="single" w:sz="8" w:space="0" w:color="BDC1C6"/>
+              <w:left w:val="single" w:sz="8" w:space="0" w:color="BDC1C6"/>
+              <w:bottom w:val="single" w:sz="8" w:space="0" w:color="BDC1C6"/>
+              <w:right w:val="single" w:sz="8" w:space="0" w:color="BDC1C6"/>
             </w:tcBorders>
             <w:tcMar>
               <w:top w:w="144" w:type="dxa"/>
@@ -717,97 +1910,21 @@
             <w:pPr>
               <w:widowControl w:val="0"/>
               <w:spacing w:after="0"/>
+              <w:rPr>
+                <w:sz w:val="20"/>
+                <w:szCs w:val="20"/>
+              </w:rPr>
             </w:pPr>
-            <w:r>
-              <w:t>correlation analysis table code here</w:t>
-            </w:r>
-          </w:p>
-          <w:p>
-            <w:pPr>
-              <w:widowControl w:val="0"/>
-              <w:spacing w:after="0"/>
-            </w:pPr>
-            <w:r>
-              <w:t>make sure there are no spaces in variable names.</w:t>
-            </w:r>
-          </w:p>
-          <w:p>
-            <w:pPr>
-              <w:widowControl w:val="0"/>
-              <w:spacing w:after="0"/>
-            </w:pPr>
-            <w:r>
-              <w:t>wrong: “</w:t>
-            </w:r>
-            <w:bookmarkStart w:id="8" w:name="_Hlk229411381"/>
-            <w:r>
-              <w:t xml:space="preserve">mapres10 </w:t>
-            </w:r>
-            <w:bookmarkEnd w:id="8"/>
-            <w:r>
-              <w:t>”</w:t>
-            </w:r>
-          </w:p>
-          <w:p>
-            <w:pPr>
-              <w:widowControl w:val="0"/>
-              <w:spacing w:after="0"/>
-            </w:pPr>
-            <w:r>
-              <w:t>correct: “</w:t>
-            </w:r>
-            <w:r>
-              <w:t>mapres10</w:t>
-            </w:r>
-            <w:r>
-              <w:t>”</w:t>
-            </w:r>
-          </w:p>
-        </w:tc>
-      </w:tr>
-      <w:tr>
-        <w:trPr>
-          <w:trHeight w:val="1456"/>
-        </w:trPr>
-        <w:tc>
-          <w:tcPr>
-            <w:tcW w:w="1995" w:type="dxa"/>
-            <w:tcBorders>
-              <w:top w:val="single" w:sz="8" w:space="0" w:color="BDC1C6"/>
-              <w:left w:val="nil"/>
-              <w:bottom w:val="single" w:sz="8" w:space="0" w:color="BDC1C6"/>
-              <w:right w:val="single" w:sz="8" w:space="0" w:color="BDC1C6"/>
-            </w:tcBorders>
-            <w:shd w:val="clear" w:color="auto" w:fill="FCE5CD"/>
-            <w:tcMar>
-              <w:top w:w="144" w:type="dxa"/>
-              <w:left w:w="144" w:type="dxa"/>
-              <w:bottom w:w="144" w:type="dxa"/>
-              <w:right w:w="144" w:type="dxa"/>
-            </w:tcMar>
-          </w:tcPr>
-          <w:p>
-            <w:pPr>
-              <w:widowControl w:val="0"/>
-              <w:spacing w:after="0"/>
-            </w:pPr>
-            <w:r>
-              <w:rPr>
-                <w:b/>
-                <w:bCs/>
-              </w:rPr>
-              <w:t>Table:</w:t>
-            </w:r>
           </w:p>
         </w:tc>
         <w:tc>
           <w:tcPr>
-            <w:tcW w:w="7455" w:type="dxa"/>
+            <w:tcW w:w="2200" w:type="dxa"/>
             <w:tcBorders>
               <w:top w:val="single" w:sz="8" w:space="0" w:color="BDC1C6"/>
               <w:left w:val="single" w:sz="8" w:space="0" w:color="BDC1C6"/>
               <w:bottom w:val="single" w:sz="8" w:space="0" w:color="BDC1C6"/>
-              <w:right w:val="nil"/>
+              <w:right w:val="single" w:sz="8" w:space="0" w:color="BDC1C6"/>
             </w:tcBorders>
             <w:tcMar>
               <w:top w:w="144" w:type="dxa"/>
@@ -820,17 +1937,221 @@
             <w:pPr>
               <w:widowControl w:val="0"/>
               <w:spacing w:after="0"/>
+              <w:rPr>
+                <w:sz w:val="20"/>
+                <w:szCs w:val="20"/>
+              </w:rPr>
+            </w:pPr>
+          </w:p>
+        </w:tc>
+        <w:tc>
+          <w:tcPr>
+            <w:tcW w:w="1500" w:type="dxa"/>
+            <w:tcBorders>
+              <w:top w:val="single" w:sz="8" w:space="0" w:color="BDC1C6"/>
+              <w:left w:val="single" w:sz="8" w:space="0" w:color="BDC1C6"/>
+              <w:bottom w:val="single" w:sz="8" w:space="0" w:color="BDC1C6"/>
+              <w:right w:val="single" w:sz="8" w:space="0" w:color="BDC1C6"/>
+            </w:tcBorders>
+            <w:tcMar>
+              <w:top w:w="144" w:type="dxa"/>
+              <w:left w:w="144" w:type="dxa"/>
+              <w:bottom w:w="144" w:type="dxa"/>
+              <w:right w:w="144" w:type="dxa"/>
+            </w:tcMar>
+          </w:tcPr>
+          <w:p>
+            <w:pPr>
+              <w:widowControl w:val="0"/>
+              <w:spacing w:after="0"/>
+              <w:rPr>
+                <w:sz w:val="20"/>
+                <w:szCs w:val="20"/>
+              </w:rPr>
+            </w:pPr>
+          </w:p>
+        </w:tc>
+        <w:tc>
+          <w:tcPr>
+            <w:tcW w:w="4745" w:type="dxa"/>
+            <w:tcBorders>
+              <w:top w:val="single" w:sz="8" w:space="0" w:color="BDC1C6"/>
+              <w:left w:val="single" w:sz="8" w:space="0" w:color="BDC1C6"/>
+              <w:bottom w:val="single" w:sz="8" w:space="0" w:color="BDC1C6"/>
+              <w:right w:val="single" w:sz="8" w:space="0" w:color="BDC1C6"/>
+            </w:tcBorders>
+            <w:tcMar>
+              <w:top w:w="144" w:type="dxa"/>
+              <w:left w:w="144" w:type="dxa"/>
+              <w:bottom w:w="144" w:type="dxa"/>
+              <w:right w:w="144" w:type="dxa"/>
+            </w:tcMar>
+          </w:tcPr>
+          <w:p>
+            <w:pPr>
+              <w:widowControl w:val="0"/>
+              <w:spacing w:after="0"/>
+              <w:rPr>
+                <w:sz w:val="20"/>
+                <w:szCs w:val="20"/>
+              </w:rPr>
             </w:pPr>
           </w:p>
         </w:tc>
       </w:tr>
       <w:tr>
         <w:trPr>
-          <w:trHeight w:val="1006"/>
+          <w:trHeight w:val="500"/>
         </w:trPr>
         <w:tc>
           <w:tcPr>
-            <w:tcW w:w="1995" w:type="dxa"/>
+            <w:tcW w:w="1200" w:type="dxa"/>
+            <w:tcBorders>
+              <w:top w:val="single" w:sz="8" w:space="0" w:color="BDC1C6"/>
+              <w:left w:val="single" w:sz="8" w:space="0" w:color="BDC1C6"/>
+              <w:bottom w:val="single" w:sz="8" w:space="0" w:color="BDC1C6"/>
+              <w:right w:val="single" w:sz="8" w:space="0" w:color="BDC1C6"/>
+            </w:tcBorders>
+            <w:tcMar>
+              <w:top w:w="144" w:type="dxa"/>
+              <w:left w:w="144" w:type="dxa"/>
+              <w:bottom w:w="144" w:type="dxa"/>
+              <w:right w:w="144" w:type="dxa"/>
+            </w:tcMar>
+          </w:tcPr>
+          <w:p>
+            <w:pPr>
+              <w:widowControl w:val="0"/>
+              <w:spacing w:after="0"/>
+              <w:rPr>
+                <w:sz w:val="20"/>
+                <w:szCs w:val="20"/>
+              </w:rPr>
+            </w:pPr>
+          </w:p>
+        </w:tc>
+        <w:tc>
+          <w:tcPr>
+            <w:tcW w:w="2200" w:type="dxa"/>
+            <w:tcBorders>
+              <w:top w:val="single" w:sz="8" w:space="0" w:color="BDC1C6"/>
+              <w:left w:val="single" w:sz="8" w:space="0" w:color="BDC1C6"/>
+              <w:bottom w:val="single" w:sz="8" w:space="0" w:color="BDC1C6"/>
+              <w:right w:val="single" w:sz="8" w:space="0" w:color="BDC1C6"/>
+            </w:tcBorders>
+            <w:tcMar>
+              <w:top w:w="144" w:type="dxa"/>
+              <w:left w:w="144" w:type="dxa"/>
+              <w:bottom w:w="144" w:type="dxa"/>
+              <w:right w:w="144" w:type="dxa"/>
+            </w:tcMar>
+          </w:tcPr>
+          <w:p>
+            <w:pPr>
+              <w:widowControl w:val="0"/>
+              <w:spacing w:after="0"/>
+              <w:rPr>
+                <w:sz w:val="20"/>
+                <w:szCs w:val="20"/>
+              </w:rPr>
+            </w:pPr>
+          </w:p>
+        </w:tc>
+        <w:tc>
+          <w:tcPr>
+            <w:tcW w:w="1500" w:type="dxa"/>
+            <w:tcBorders>
+              <w:top w:val="single" w:sz="8" w:space="0" w:color="BDC1C6"/>
+              <w:left w:val="single" w:sz="8" w:space="0" w:color="BDC1C6"/>
+              <w:bottom w:val="single" w:sz="8" w:space="0" w:color="BDC1C6"/>
+              <w:right w:val="single" w:sz="8" w:space="0" w:color="BDC1C6"/>
+            </w:tcBorders>
+            <w:tcMar>
+              <w:top w:w="144" w:type="dxa"/>
+              <w:left w:w="144" w:type="dxa"/>
+              <w:bottom w:w="144" w:type="dxa"/>
+              <w:right w:w="144" w:type="dxa"/>
+            </w:tcMar>
+          </w:tcPr>
+          <w:p>
+            <w:pPr>
+              <w:widowControl w:val="0"/>
+              <w:spacing w:after="0"/>
+              <w:rPr>
+                <w:sz w:val="20"/>
+                <w:szCs w:val="20"/>
+              </w:rPr>
+            </w:pPr>
+          </w:p>
+        </w:tc>
+        <w:tc>
+          <w:tcPr>
+            <w:tcW w:w="4745" w:type="dxa"/>
+            <w:tcBorders>
+              <w:top w:val="single" w:sz="8" w:space="0" w:color="BDC1C6"/>
+              <w:left w:val="single" w:sz="8" w:space="0" w:color="BDC1C6"/>
+              <w:bottom w:val="single" w:sz="8" w:space="0" w:color="BDC1C6"/>
+              <w:right w:val="single" w:sz="8" w:space="0" w:color="BDC1C6"/>
+            </w:tcBorders>
+            <w:tcMar>
+              <w:top w:w="144" w:type="dxa"/>
+              <w:left w:w="144" w:type="dxa"/>
+              <w:bottom w:w="144" w:type="dxa"/>
+              <w:right w:w="144" w:type="dxa"/>
+            </w:tcMar>
+          </w:tcPr>
+          <w:p>
+            <w:pPr>
+              <w:widowControl w:val="0"/>
+              <w:spacing w:after="0"/>
+              <w:rPr>
+                <w:sz w:val="20"/>
+                <w:szCs w:val="20"/>
+              </w:rPr>
+            </w:pPr>
+          </w:p>
+        </w:tc>
+      </w:tr>
+    </w:tbl>
+    <w:p>
+      <w:pPr>
+        <w:pStyle w:val="numberingqs"/>
+        <w:numPr>
+          <w:ilvl w:val="1"/>
+          <w:numId w:val="35"/>
+        </w:numPr>
+        <w:spacing w:before="240"/>
+      </w:pPr>
+      <w:r>
+        <w:t>Explain your option’s concept in your own words, explain why it suggests your two variables are related, and write your hypothesis.</w:t>
+      </w:r>
+    </w:p>
+    <w:tbl>
+      <w:tblPr>
+        <w:tblW w:w="9645" w:type="dxa"/>
+        <w:tblInd w:w="-105" w:type="dxa"/>
+        <w:tblBorders>
+          <w:top w:val="single" w:sz="8" w:space="0" w:color="000000"/>
+          <w:left w:val="single" w:sz="8" w:space="0" w:color="000000"/>
+          <w:bottom w:val="single" w:sz="8" w:space="0" w:color="000000"/>
+          <w:right w:val="single" w:sz="8" w:space="0" w:color="000000"/>
+          <w:insideH w:val="single" w:sz="8" w:space="0" w:color="000000"/>
+          <w:insideV w:val="single" w:sz="8" w:space="0" w:color="000000"/>
+        </w:tblBorders>
+        <w:tblLayout w:type="fixed"/>
+        <w:tblLook w:val="0600" w:firstRow="0" w:lastRow="0" w:firstColumn="0" w:lastColumn="0" w:noHBand="1" w:noVBand="1"/>
+      </w:tblPr>
+      <w:tblGrid>
+        <w:gridCol w:w="2445"/>
+        <w:gridCol w:w="7200"/>
+      </w:tblGrid>
+      <w:tr>
+        <w:trPr>
+          <w:trHeight w:val="304"/>
+        </w:trPr>
+        <w:tc>
+          <w:tcPr>
+            <w:tcW w:w="2445" w:type="dxa"/>
             <w:tcBorders>
               <w:top w:val="single" w:sz="8" w:space="0" w:color="BDC1C6"/>
               <w:left w:val="nil"/>
@@ -855,13 +2176,163 @@
                 <w:b/>
                 <w:bCs/>
               </w:rPr>
-              <w:t>Interpretation:</w:t>
+              <w:t>1. Concept (5):</w:t>
             </w:r>
           </w:p>
         </w:tc>
         <w:tc>
           <w:tcPr>
-            <w:tcW w:w="7455" w:type="dxa"/>
+            <w:tcW w:w="7200" w:type="dxa"/>
+            <w:tcBorders>
+              <w:top w:val="single" w:sz="8" w:space="0" w:color="BDC1C6"/>
+              <w:left w:val="single" w:sz="8" w:space="0" w:color="BDC1C6"/>
+              <w:bottom w:val="single" w:sz="8" w:space="0" w:color="BDC1C6"/>
+              <w:right w:val="nil"/>
+            </w:tcBorders>
+            <w:tcMar>
+              <w:top w:w="144" w:type="dxa"/>
+              <w:left w:w="144" w:type="dxa"/>
+              <w:bottom w:w="144" w:type="dxa"/>
+              <w:right w:w="144" w:type="dxa"/>
+            </w:tcMar>
+          </w:tcPr>
+          <w:p>
+            <w:pPr>
+              <w:widowControl w:val="0"/>
+              <w:spacing w:after="0"/>
+            </w:pPr>
+            <w:r>
+              <w:rPr>
+                <w:b/>
+                <w:bCs/>
+              </w:rPr>
+              <w:t xml:space="preserve">Concept here: </w:t>
+            </w:r>
+            <w:r>
+              <w:rPr>
+                <w:i/>
+                <w:iCs/>
+              </w:rPr>
+              <w:t>explanation in your own words here</w:t>
+            </w:r>
+            <w:r>
+              <w:t xml:space="preserve"> </w:t>
+            </w:r>
+          </w:p>
+        </w:tc>
+      </w:tr>
+      <w:tr>
+        <w:trPr>
+          <w:trHeight w:val="619"/>
+        </w:trPr>
+        <w:tc>
+          <w:tcPr>
+            <w:tcW w:w="2445" w:type="dxa"/>
+            <w:tcBorders>
+              <w:top w:val="single" w:sz="8" w:space="0" w:color="BDC1C6"/>
+              <w:left w:val="nil"/>
+              <w:bottom w:val="single" w:sz="8" w:space="0" w:color="BDC1C6"/>
+              <w:right w:val="single" w:sz="8" w:space="0" w:color="BDC1C6"/>
+            </w:tcBorders>
+            <w:shd w:val="clear" w:color="auto" w:fill="EAD1DC"/>
+            <w:tcMar>
+              <w:top w:w="144" w:type="dxa"/>
+              <w:left w:w="144" w:type="dxa"/>
+              <w:bottom w:w="144" w:type="dxa"/>
+              <w:right w:w="144" w:type="dxa"/>
+            </w:tcMar>
+          </w:tcPr>
+          <w:p>
+            <w:pPr>
+              <w:widowControl w:val="0"/>
+              <w:spacing w:after="0"/>
+              <w:rPr>
+                <w:b/>
+                <w:bCs/>
+              </w:rPr>
+            </w:pPr>
+            <w:r>
+              <w:rPr>
+                <w:b/>
+                <w:bCs/>
+              </w:rPr>
+              <w:t>2. Hypothesis (5):</w:t>
+            </w:r>
+          </w:p>
+        </w:tc>
+        <w:tc>
+          <w:tcPr>
+            <w:tcW w:w="7200" w:type="dxa"/>
+            <w:tcBorders>
+              <w:top w:val="single" w:sz="8" w:space="0" w:color="BDC1C6"/>
+              <w:left w:val="single" w:sz="8" w:space="0" w:color="BDC1C6"/>
+              <w:bottom w:val="single" w:sz="8" w:space="0" w:color="BDC1C6"/>
+              <w:right w:val="nil"/>
+            </w:tcBorders>
+            <w:tcMar>
+              <w:top w:w="144" w:type="dxa"/>
+              <w:left w:w="144" w:type="dxa"/>
+              <w:bottom w:w="144" w:type="dxa"/>
+              <w:right w:w="144" w:type="dxa"/>
+            </w:tcMar>
+          </w:tcPr>
+          <w:p>
+            <w:pPr>
+              <w:widowControl w:val="0"/>
+              <w:spacing w:after="0"/>
+              <w:rPr>
+                <w:i/>
+                <w:iCs/>
+              </w:rPr>
+            </w:pPr>
+            <w:r>
+              <w:rPr>
+                <w:i/>
+                <w:iCs/>
+              </w:rPr>
+              <w:t>I expect to find a [positive/negative] and [weak/moderate/strong] correlation between [variable label 1] and [variable label 2].</w:t>
+            </w:r>
+          </w:p>
+        </w:tc>
+      </w:tr>
+      <w:tr>
+        <w:trPr>
+          <w:trHeight w:val="385"/>
+        </w:trPr>
+        <w:tc>
+          <w:tcPr>
+            <w:tcW w:w="2445" w:type="dxa"/>
+            <w:tcBorders>
+              <w:top w:val="single" w:sz="8" w:space="0" w:color="BDC1C6"/>
+              <w:left w:val="nil"/>
+              <w:bottom w:val="single" w:sz="8" w:space="0" w:color="BDC1C6"/>
+              <w:right w:val="single" w:sz="8" w:space="0" w:color="BDC1C6"/>
+            </w:tcBorders>
+            <w:shd w:val="clear" w:color="auto" w:fill="EAD1DC"/>
+            <w:tcMar>
+              <w:top w:w="144" w:type="dxa"/>
+              <w:left w:w="144" w:type="dxa"/>
+              <w:bottom w:w="144" w:type="dxa"/>
+              <w:right w:w="144" w:type="dxa"/>
+            </w:tcMar>
+          </w:tcPr>
+          <w:p>
+            <w:pPr>
+              <w:widowControl w:val="0"/>
+              <w:spacing w:after="0"/>
+            </w:pPr>
+            <w:r>
+              <w:rPr>
+                <w:b/>
+                <w:bCs/>
+              </w:rPr>
+              <w:t>3. Reasoning (10):</w:t>
+            </w:r>
+          </w:p>
+        </w:tc>
+        <w:tc>
+          <w:tcPr>
+            <w:tcW w:w="7200" w:type="dxa"/>
             <w:tcBorders>
               <w:top w:val="single" w:sz="8" w:space="0" w:color="BDC1C6"/>
               <w:left w:val="single" w:sz="8" w:space="0" w:color="BDC1C6"/>
@@ -884,39 +2355,29 @@
         </w:tc>
       </w:tr>
     </w:tbl>
+    <w:p/>
     <w:p>
       <w:pPr>
         <w:pStyle w:val="numberingqs"/>
-        <w:spacing w:before="240" w:line="240" w:lineRule="auto"/>
-      </w:pPr>
-      <w:r>
-        <w:t xml:space="preserve">Create a correlation scatterplot graph using </w:t>
-      </w:r>
-      <w:bookmarkStart w:id="9" w:name="_Hlk229411663"/>
+      </w:pPr>
       <w:r>
         <w:rPr>
           <w:b/>
           <w:bCs/>
         </w:rPr>
-        <w:t>mapres10</w:t>
+        <w:t>Analysis</w:t>
       </w:r>
+    </w:p>
+    <w:p>
+      <w:pPr>
+        <w:pStyle w:val="numberingqs"/>
+        <w:numPr>
+          <w:ilvl w:val="1"/>
+          <w:numId w:val="35"/>
+        </w:numPr>
+      </w:pPr>
       <w:r>
-        <w:rPr>
-          <w:b/>
-          <w:bCs/>
-        </w:rPr>
-        <w:t xml:space="preserve"> </w:t>
-      </w:r>
-      <w:bookmarkEnd w:id="9"/>
-      <w:r>
-        <w:t xml:space="preserve">and </w:t>
-      </w:r>
-      <w:r>
-        <w:rPr>
-          <w:b/>
-          <w:bCs/>
-        </w:rPr>
-        <w:t>papres10</w:t>
+        <w:t>Create a correlation analysis table using your two variables</w:t>
       </w:r>
       <w:r>
         <w:rPr>
@@ -926,22 +2387,12 @@
         <w:t xml:space="preserve"> </w:t>
       </w:r>
       <w:r>
-        <w:t>variables</w:t>
-      </w:r>
-      <w:r>
-        <w:t xml:space="preserve"> </w:t>
-      </w:r>
-      <w:r>
-        <w:rPr>
-          <w:b/>
-          <w:bCs/>
-        </w:rPr>
-        <w:t>(5 points).</w:t>
+        <w:t>and interpret it using the interpretation template from the lecture page.</w:t>
       </w:r>
     </w:p>
     <w:tbl>
       <w:tblPr>
-        <w:tblW w:w="9450" w:type="dxa"/>
+        <w:tblW w:w="9645" w:type="dxa"/>
         <w:tblInd w:w="-105" w:type="dxa"/>
         <w:tblBorders>
           <w:top w:val="single" w:sz="8" w:space="0" w:color="000000"/>
@@ -955,16 +2406,16 @@
         <w:tblLook w:val="0600" w:firstRow="0" w:lastRow="0" w:firstColumn="0" w:lastColumn="0" w:noHBand="1" w:noVBand="1"/>
       </w:tblPr>
       <w:tblGrid>
-        <w:gridCol w:w="1800"/>
+        <w:gridCol w:w="1995"/>
         <w:gridCol w:w="7650"/>
       </w:tblGrid>
       <w:tr>
         <w:trPr>
-          <w:trHeight w:val="97"/>
+          <w:trHeight w:val="349"/>
         </w:trPr>
         <w:tc>
           <w:tcPr>
-            <w:tcW w:w="1800" w:type="dxa"/>
+            <w:tcW w:w="1995" w:type="dxa"/>
             <w:tcBorders>
               <w:top w:val="single" w:sz="8" w:space="0" w:color="BDC1C6"/>
               <w:left w:val="nil"/>
@@ -1013,46 +2464,18 @@
             <w:pPr>
               <w:widowControl w:val="0"/>
               <w:spacing w:after="0"/>
+              <w:rPr>
+                <w:i/>
+                <w:iCs/>
+              </w:rPr>
             </w:pPr>
-            <w:bookmarkStart w:id="10" w:name="_Hlk229411676"/>
+            <w:bookmarkStart w:id="10" w:name="_Hlk244177165"/>
             <w:r>
-              <w:t xml:space="preserve">correlation </w:t>
-            </w:r>
-            <w:r>
-              <w:t xml:space="preserve">scatterplot graph </w:t>
-            </w:r>
-            <w:r>
-              <w:t>code here</w:t>
-            </w:r>
-          </w:p>
-          <w:p>
-            <w:pPr>
-              <w:widowControl w:val="0"/>
-              <w:spacing w:after="0"/>
-            </w:pPr>
-            <w:r>
-              <w:t>make sure there are no spaces in variable names.</w:t>
-            </w:r>
-          </w:p>
-          <w:p>
-            <w:pPr>
-              <w:widowControl w:val="0"/>
-              <w:spacing w:after="0"/>
-            </w:pPr>
-            <w:r>
-              <w:t xml:space="preserve">wrong: </w:t>
-            </w:r>
-            <w:r>
-              <w:t>“mapres10 ”</w:t>
-            </w:r>
-          </w:p>
-          <w:p>
-            <w:pPr>
-              <w:widowControl w:val="0"/>
-              <w:spacing w:after="0"/>
-            </w:pPr>
-            <w:r>
-              <w:t>correct: “mapres10”</w:t>
+              <w:rPr>
+                <w:i/>
+                <w:iCs/>
+              </w:rPr>
+              <w:t>correlation analysis table code here</w:t>
             </w:r>
             <w:bookmarkEnd w:id="10"/>
           </w:p>
@@ -1060,11 +2483,11 @@
       </w:tr>
       <w:tr>
         <w:trPr>
-          <w:trHeight w:val="3886"/>
+          <w:trHeight w:val="2581"/>
         </w:trPr>
         <w:tc>
           <w:tcPr>
-            <w:tcW w:w="1800" w:type="dxa"/>
+            <w:tcW w:w="1995" w:type="dxa"/>
             <w:tcBorders>
               <w:top w:val="single" w:sz="8" w:space="0" w:color="BDC1C6"/>
               <w:left w:val="nil"/>
@@ -1090,7 +2513,75 @@
                 <w:bCs/>
               </w:rPr>
               <w:lastRenderedPageBreak/>
-              <w:t>Graph:</w:t>
+              <w:t>Table</w:t>
+            </w:r>
+            <w:bookmarkStart w:id="11" w:name="_Hlk244172363"/>
+            <w:r>
+              <w:rPr>
+                <w:b/>
+                <w:bCs/>
+              </w:rPr>
+              <w:t xml:space="preserve"> (5):</w:t>
+            </w:r>
+            <w:bookmarkEnd w:id="11"/>
+          </w:p>
+        </w:tc>
+        <w:tc>
+          <w:tcPr>
+            <w:tcW w:w="7650" w:type="dxa"/>
+            <w:tcBorders>
+              <w:top w:val="single" w:sz="8" w:space="0" w:color="BDC1C6"/>
+              <w:left w:val="single" w:sz="8" w:space="0" w:color="BDC1C6"/>
+              <w:bottom w:val="single" w:sz="8" w:space="0" w:color="BDC1C6"/>
+              <w:right w:val="nil"/>
+            </w:tcBorders>
+            <w:tcMar>
+              <w:top w:w="144" w:type="dxa"/>
+              <w:left w:w="144" w:type="dxa"/>
+              <w:bottom w:w="144" w:type="dxa"/>
+              <w:right w:w="144" w:type="dxa"/>
+            </w:tcMar>
+          </w:tcPr>
+          <w:p>
+            <w:pPr>
+              <w:widowControl w:val="0"/>
+              <w:spacing w:after="0"/>
+            </w:pPr>
+          </w:p>
+        </w:tc>
+      </w:tr>
+      <w:tr>
+        <w:trPr>
+          <w:trHeight w:val="376"/>
+        </w:trPr>
+        <w:tc>
+          <w:tcPr>
+            <w:tcW w:w="1995" w:type="dxa"/>
+            <w:tcBorders>
+              <w:top w:val="single" w:sz="8" w:space="0" w:color="BDC1C6"/>
+              <w:left w:val="nil"/>
+              <w:bottom w:val="single" w:sz="8" w:space="0" w:color="BDC1C6"/>
+              <w:right w:val="single" w:sz="8" w:space="0" w:color="BDC1C6"/>
+            </w:tcBorders>
+            <w:shd w:val="clear" w:color="auto" w:fill="EAD1DC"/>
+            <w:tcMar>
+              <w:top w:w="144" w:type="dxa"/>
+              <w:left w:w="144" w:type="dxa"/>
+              <w:bottom w:w="144" w:type="dxa"/>
+              <w:right w:w="144" w:type="dxa"/>
+            </w:tcMar>
+          </w:tcPr>
+          <w:p>
+            <w:pPr>
+              <w:widowControl w:val="0"/>
+              <w:spacing w:after="0"/>
+            </w:pPr>
+            <w:r>
+              <w:rPr>
+                <w:b/>
+                <w:bCs/>
+              </w:rPr>
+              <w:t>Interpretation (10):</w:t>
             </w:r>
           </w:p>
         </w:tc>
@@ -1119,142 +2610,7 @@
         </w:tc>
       </w:tr>
     </w:tbl>
-    <w:p>
-      <w:pPr>
-        <w:pBdr>
-          <w:top w:val="nil"/>
-          <w:left w:val="nil"/>
-          <w:bottom w:val="nil"/>
-          <w:right w:val="nil"/>
-          <w:between w:val="nil"/>
-        </w:pBdr>
-        <w:spacing w:before="120"/>
-      </w:pPr>
-    </w:p>
-    <w:p>
-      <w:pPr>
-        <w:pStyle w:val="numberingqs"/>
-      </w:pPr>
-      <w:r>
-        <w:t xml:space="preserve">Create a correlation </w:t>
-      </w:r>
-      <w:bookmarkStart w:id="11" w:name="_Hlk229411566"/>
-      <w:r>
-        <w:t xml:space="preserve">matrix </w:t>
-      </w:r>
-      <w:bookmarkEnd w:id="11"/>
-      <w:r>
-        <w:t xml:space="preserve">table </w:t>
-      </w:r>
-      <w:bookmarkStart w:id="12" w:name="_Hlk229409933"/>
-      <w:bookmarkStart w:id="13" w:name="_Hlk229411503"/>
-      <w:r>
-        <w:t xml:space="preserve">using </w:t>
-      </w:r>
-      <w:proofErr w:type="spellStart"/>
-      <w:r>
-        <w:rPr>
-          <w:b/>
-          <w:bCs/>
-        </w:rPr>
-        <w:t>hompop</w:t>
-      </w:r>
-      <w:proofErr w:type="spellEnd"/>
-      <w:r>
-        <w:t xml:space="preserve">, </w:t>
-      </w:r>
-      <w:r>
-        <w:rPr>
-          <w:b/>
-          <w:bCs/>
-        </w:rPr>
-        <w:t>sibs</w:t>
-      </w:r>
-      <w:r>
-        <w:t xml:space="preserve">, </w:t>
-      </w:r>
-      <w:bookmarkStart w:id="14" w:name="_Hlk229411496"/>
-      <w:r>
-        <w:rPr>
-          <w:b/>
-          <w:bCs/>
-        </w:rPr>
-        <w:t>mapres10</w:t>
-      </w:r>
-      <w:bookmarkEnd w:id="14"/>
-      <w:r>
-        <w:rPr>
-          <w:b/>
-          <w:bCs/>
-        </w:rPr>
-        <w:t xml:space="preserve">, </w:t>
-      </w:r>
-      <w:r>
-        <w:rPr>
-          <w:b/>
-          <w:bCs/>
-        </w:rPr>
-        <w:t>papres10</w:t>
-      </w:r>
-      <w:r>
-        <w:t xml:space="preserve">, </w:t>
-      </w:r>
-      <w:bookmarkStart w:id="15" w:name="_Hlk229411484"/>
-      <w:proofErr w:type="spellStart"/>
-      <w:r>
-        <w:rPr>
-          <w:b/>
-          <w:bCs/>
-        </w:rPr>
-        <w:t>childs</w:t>
-      </w:r>
-      <w:bookmarkEnd w:id="15"/>
-      <w:proofErr w:type="spellEnd"/>
-      <w:r>
-        <w:rPr>
-          <w:b/>
-          <w:bCs/>
-        </w:rPr>
-        <w:t xml:space="preserve">, </w:t>
-      </w:r>
-      <w:r>
-        <w:rPr>
-          <w:b/>
-          <w:bCs/>
-        </w:rPr>
-        <w:t>age</w:t>
-      </w:r>
-      <w:r>
-        <w:t>, and</w:t>
-      </w:r>
-      <w:r>
-        <w:t xml:space="preserve"> </w:t>
-      </w:r>
-      <w:proofErr w:type="spellStart"/>
-      <w:r>
-        <w:rPr>
-          <w:b/>
-          <w:bCs/>
-        </w:rPr>
-        <w:t>coninc</w:t>
-      </w:r>
-      <w:proofErr w:type="spellEnd"/>
-      <w:r>
-        <w:t xml:space="preserve"> </w:t>
-      </w:r>
-      <w:r>
-        <w:t xml:space="preserve">variables </w:t>
-      </w:r>
-      <w:bookmarkEnd w:id="13"/>
-      <w:r>
-        <w:rPr>
-          <w:b/>
-          <w:bCs/>
-        </w:rPr>
-        <w:t>(10 points)</w:t>
-      </w:r>
-      <w:bookmarkEnd w:id="12"/>
-    </w:p>
+    <w:p/>
     <w:p>
       <w:pPr>
         <w:pStyle w:val="numberingqs"/>
@@ -1264,134 +2620,20 @@
         </w:numPr>
       </w:pPr>
       <w:r>
-        <w:rPr>
-          <w:color w:val="000000"/>
-        </w:rPr>
-        <w:t xml:space="preserve">interpret the correlation between </w:t>
+        <w:t xml:space="preserve">Create a </w:t>
       </w:r>
+      <w:bookmarkStart w:id="12" w:name="_Hlk244177170"/>
       <w:r>
-        <w:rPr>
-          <w:b/>
-          <w:bCs/>
-          <w:color w:val="000000"/>
-        </w:rPr>
-        <w:t>age</w:t>
+        <w:t xml:space="preserve">scatterplot graph </w:t>
       </w:r>
+      <w:bookmarkEnd w:id="12"/>
       <w:r>
-        <w:rPr>
-          <w:b/>
-          <w:bCs/>
-          <w:color w:val="000000"/>
-        </w:rPr>
-        <w:t xml:space="preserve"> </w:t>
-      </w:r>
-      <w:r>
-        <w:rPr>
-          <w:color w:val="000000"/>
-        </w:rPr>
-        <w:t xml:space="preserve">and </w:t>
-      </w:r>
-      <w:bookmarkStart w:id="16" w:name="_Hlk229409915"/>
-      <w:proofErr w:type="spellStart"/>
-      <w:r>
-        <w:rPr>
-          <w:b/>
-          <w:bCs/>
-        </w:rPr>
-        <w:t>coninc</w:t>
-      </w:r>
-      <w:proofErr w:type="spellEnd"/>
-      <w:r>
-        <w:rPr>
-          <w:b/>
-          <w:bCs/>
-        </w:rPr>
-        <w:t xml:space="preserve"> </w:t>
-      </w:r>
-      <w:bookmarkEnd w:id="16"/>
-      <w:r>
-        <w:rPr>
-          <w:color w:val="000000"/>
-        </w:rPr>
-        <w:t xml:space="preserve">variables </w:t>
-      </w:r>
-      <w:r>
-        <w:rPr>
-          <w:b/>
-          <w:bCs/>
-          <w:color w:val="000000"/>
-        </w:rPr>
-        <w:t>(5 points).</w:t>
-      </w:r>
-    </w:p>
-    <w:p>
-      <w:pPr>
-        <w:pStyle w:val="numberingqs"/>
-        <w:numPr>
-          <w:ilvl w:val="1"/>
-          <w:numId w:val="35"/>
-        </w:numPr>
-      </w:pPr>
-      <w:r>
-        <w:rPr>
-          <w:color w:val="000000"/>
-        </w:rPr>
-        <w:t xml:space="preserve">interpret the correlation between </w:t>
-      </w:r>
-      <w:proofErr w:type="spellStart"/>
-      <w:r>
-        <w:rPr>
-          <w:b/>
-          <w:bCs/>
-        </w:rPr>
-        <w:t>childs</w:t>
-      </w:r>
-      <w:proofErr w:type="spellEnd"/>
-      <w:r>
-        <w:rPr>
-          <w:b/>
-          <w:bCs/>
-        </w:rPr>
-        <w:t xml:space="preserve"> </w:t>
-      </w:r>
-      <w:r>
-        <w:rPr>
-          <w:color w:val="000000"/>
-        </w:rPr>
-        <w:t xml:space="preserve">and </w:t>
-      </w:r>
-      <w:r>
-        <w:rPr>
-          <w:b/>
-          <w:bCs/>
-        </w:rPr>
-        <w:t>mapres10</w:t>
-      </w:r>
-      <w:r>
-        <w:rPr>
-          <w:b/>
-          <w:bCs/>
-        </w:rPr>
-        <w:t xml:space="preserve"> </w:t>
-      </w:r>
-      <w:r>
-        <w:rPr>
-          <w:color w:val="000000"/>
-        </w:rPr>
-        <w:t xml:space="preserve">variables </w:t>
-      </w:r>
-      <w:r>
-        <w:rPr>
-          <w:b/>
-          <w:bCs/>
-          <w:color w:val="000000"/>
-        </w:rPr>
-        <w:t>(5 points).</w:t>
+        <w:t>using your two variables.</w:t>
       </w:r>
     </w:p>
     <w:tbl>
       <w:tblPr>
-        <w:tblW w:w="9450" w:type="dxa"/>
+        <w:tblW w:w="9645" w:type="dxa"/>
         <w:tblInd w:w="-105" w:type="dxa"/>
         <w:tblBorders>
           <w:top w:val="single" w:sz="8" w:space="0" w:color="000000"/>
@@ -1406,536 +2648,15 @@
       </w:tblPr>
       <w:tblGrid>
         <w:gridCol w:w="1995"/>
-        <w:gridCol w:w="7455"/>
+        <w:gridCol w:w="7650"/>
       </w:tblGrid>
       <w:tr>
         <w:trPr>
-          <w:trHeight w:val="205"/>
+          <w:trHeight w:val="394"/>
         </w:trPr>
         <w:tc>
           <w:tcPr>
             <w:tcW w:w="1995" w:type="dxa"/>
-            <w:tcBorders>
-              <w:top w:val="single" w:sz="8" w:space="0" w:color="BDC1C6"/>
-              <w:left w:val="nil"/>
-              <w:bottom w:val="single" w:sz="8" w:space="0" w:color="BDC1C6"/>
-              <w:right w:val="single" w:sz="8" w:space="0" w:color="BDC1C6"/>
-            </w:tcBorders>
-            <w:shd w:val="clear" w:color="auto" w:fill="F1F3F4"/>
-            <w:tcMar>
-              <w:top w:w="144" w:type="dxa"/>
-              <w:left w:w="144" w:type="dxa"/>
-              <w:bottom w:w="144" w:type="dxa"/>
-              <w:right w:w="144" w:type="dxa"/>
-            </w:tcMar>
-          </w:tcPr>
-          <w:p>
-            <w:pPr>
-              <w:widowControl w:val="0"/>
-            </w:pPr>
-            <w:r>
-              <w:rPr>
-                <w:b/>
-                <w:bCs/>
-              </w:rPr>
-              <w:t>Code (-5):</w:t>
-            </w:r>
-          </w:p>
-        </w:tc>
-        <w:tc>
-          <w:tcPr>
-            <w:tcW w:w="7455" w:type="dxa"/>
-            <w:tcBorders>
-              <w:top w:val="single" w:sz="8" w:space="0" w:color="BDC1C6"/>
-              <w:left w:val="single" w:sz="8" w:space="0" w:color="BDC1C6"/>
-              <w:bottom w:val="single" w:sz="8" w:space="0" w:color="BDC1C6"/>
-              <w:right w:val="nil"/>
-            </w:tcBorders>
-            <w:tcMar>
-              <w:top w:w="144" w:type="dxa"/>
-              <w:left w:w="144" w:type="dxa"/>
-              <w:bottom w:w="144" w:type="dxa"/>
-              <w:right w:w="144" w:type="dxa"/>
-            </w:tcMar>
-          </w:tcPr>
-          <w:p>
-            <w:pPr>
-              <w:widowControl w:val="0"/>
-              <w:spacing w:after="0"/>
-            </w:pPr>
-            <w:bookmarkStart w:id="17" w:name="_Hlk229411650"/>
-            <w:r>
-              <w:t xml:space="preserve">correlation table </w:t>
-            </w:r>
-            <w:r>
-              <w:t xml:space="preserve">matrix </w:t>
-            </w:r>
-            <w:r>
-              <w:t>code here</w:t>
-            </w:r>
-          </w:p>
-          <w:p>
-            <w:pPr>
-              <w:widowControl w:val="0"/>
-              <w:spacing w:after="0"/>
-            </w:pPr>
-            <w:r>
-              <w:t>make sure there are no spaces in variable names.</w:t>
-            </w:r>
-          </w:p>
-          <w:p>
-            <w:pPr>
-              <w:widowControl w:val="0"/>
-              <w:spacing w:after="0"/>
-            </w:pPr>
-            <w:r>
-              <w:t>wrong: “</w:t>
-            </w:r>
-            <w:r>
-              <w:t>age</w:t>
-            </w:r>
-            <w:r>
-              <w:t xml:space="preserve"> ”</w:t>
-            </w:r>
-          </w:p>
-          <w:p>
-            <w:pPr>
-              <w:widowControl w:val="0"/>
-              <w:spacing w:after="0"/>
-            </w:pPr>
-            <w:r>
-              <w:t>correct: “</w:t>
-            </w:r>
-            <w:r>
-              <w:t>age</w:t>
-            </w:r>
-            <w:r>
-              <w:t>”</w:t>
-            </w:r>
-            <w:bookmarkEnd w:id="17"/>
-          </w:p>
-        </w:tc>
-      </w:tr>
-      <w:tr>
-        <w:trPr>
-          <w:trHeight w:val="2653"/>
-        </w:trPr>
-        <w:tc>
-          <w:tcPr>
-            <w:tcW w:w="1995" w:type="dxa"/>
-            <w:tcBorders>
-              <w:top w:val="single" w:sz="8" w:space="0" w:color="BDC1C6"/>
-              <w:left w:val="nil"/>
-              <w:bottom w:val="single" w:sz="8" w:space="0" w:color="BDC1C6"/>
-              <w:right w:val="single" w:sz="8" w:space="0" w:color="BDC1C6"/>
-            </w:tcBorders>
-            <w:shd w:val="clear" w:color="auto" w:fill="FCE5CD"/>
-            <w:tcMar>
-              <w:top w:w="144" w:type="dxa"/>
-              <w:left w:w="144" w:type="dxa"/>
-              <w:bottom w:w="144" w:type="dxa"/>
-              <w:right w:w="144" w:type="dxa"/>
-            </w:tcMar>
-          </w:tcPr>
-          <w:p>
-            <w:pPr>
-              <w:widowControl w:val="0"/>
-              <w:spacing w:after="0"/>
-            </w:pPr>
-            <w:r>
-              <w:rPr>
-                <w:b/>
-                <w:bCs/>
-              </w:rPr>
-              <w:t>Table:</w:t>
-            </w:r>
-          </w:p>
-        </w:tc>
-        <w:tc>
-          <w:tcPr>
-            <w:tcW w:w="7455" w:type="dxa"/>
-            <w:tcBorders>
-              <w:top w:val="single" w:sz="8" w:space="0" w:color="BDC1C6"/>
-              <w:left w:val="single" w:sz="8" w:space="0" w:color="BDC1C6"/>
-              <w:bottom w:val="single" w:sz="8" w:space="0" w:color="BDC1C6"/>
-              <w:right w:val="nil"/>
-            </w:tcBorders>
-            <w:tcMar>
-              <w:top w:w="144" w:type="dxa"/>
-              <w:left w:w="144" w:type="dxa"/>
-              <w:bottom w:w="144" w:type="dxa"/>
-              <w:right w:w="144" w:type="dxa"/>
-            </w:tcMar>
-          </w:tcPr>
-          <w:p>
-            <w:pPr>
-              <w:widowControl w:val="0"/>
-              <w:spacing w:after="0"/>
-            </w:pPr>
-          </w:p>
-        </w:tc>
-      </w:tr>
-      <w:tr>
-        <w:trPr>
-          <w:trHeight w:val="1483"/>
-        </w:trPr>
-        <w:tc>
-          <w:tcPr>
-            <w:tcW w:w="1995" w:type="dxa"/>
-            <w:tcBorders>
-              <w:top w:val="single" w:sz="8" w:space="0" w:color="BDC1C6"/>
-              <w:left w:val="nil"/>
-              <w:bottom w:val="single" w:sz="8" w:space="0" w:color="BDC1C6"/>
-              <w:right w:val="single" w:sz="8" w:space="0" w:color="BDC1C6"/>
-            </w:tcBorders>
-            <w:shd w:val="clear" w:color="auto" w:fill="EAD1DC"/>
-            <w:tcMar>
-              <w:top w:w="144" w:type="dxa"/>
-              <w:left w:w="144" w:type="dxa"/>
-              <w:bottom w:w="144" w:type="dxa"/>
-              <w:right w:w="144" w:type="dxa"/>
-            </w:tcMar>
-          </w:tcPr>
-          <w:p>
-            <w:pPr>
-              <w:widowControl w:val="0"/>
-              <w:spacing w:after="0"/>
-            </w:pPr>
-            <w:r>
-              <w:rPr>
-                <w:b/>
-                <w:bCs/>
-              </w:rPr>
-              <w:t>Interpretation (</w:t>
-            </w:r>
-            <w:proofErr w:type="spellStart"/>
-            <w:r>
-              <w:rPr>
-                <w:b/>
-                <w:bCs/>
-              </w:rPr>
-              <w:t>maeduc</w:t>
-            </w:r>
-            <w:proofErr w:type="spellEnd"/>
-            <w:r>
-              <w:rPr>
-                <w:b/>
-                <w:bCs/>
-              </w:rPr>
-              <w:t xml:space="preserve"> </w:t>
-            </w:r>
-            <w:r>
-              <w:rPr>
-                <w:b/>
-                <w:bCs/>
-              </w:rPr>
-              <w:t xml:space="preserve">and </w:t>
-            </w:r>
-            <w:proofErr w:type="spellStart"/>
-            <w:r>
-              <w:rPr>
-                <w:b/>
-                <w:bCs/>
-              </w:rPr>
-              <w:t>tvhours</w:t>
-            </w:r>
-            <w:proofErr w:type="spellEnd"/>
-            <w:r>
-              <w:rPr>
-                <w:b/>
-                <w:bCs/>
-              </w:rPr>
-              <w:t>):</w:t>
-            </w:r>
-          </w:p>
-        </w:tc>
-        <w:tc>
-          <w:tcPr>
-            <w:tcW w:w="7455" w:type="dxa"/>
-            <w:tcBorders>
-              <w:top w:val="single" w:sz="8" w:space="0" w:color="BDC1C6"/>
-              <w:left w:val="single" w:sz="8" w:space="0" w:color="BDC1C6"/>
-              <w:bottom w:val="single" w:sz="8" w:space="0" w:color="BDC1C6"/>
-              <w:right w:val="nil"/>
-            </w:tcBorders>
-            <w:tcMar>
-              <w:top w:w="144" w:type="dxa"/>
-              <w:left w:w="144" w:type="dxa"/>
-              <w:bottom w:w="144" w:type="dxa"/>
-              <w:right w:w="144" w:type="dxa"/>
-            </w:tcMar>
-          </w:tcPr>
-          <w:p/>
-        </w:tc>
-      </w:tr>
-      <w:tr>
-        <w:trPr>
-          <w:trHeight w:val="1883"/>
-        </w:trPr>
-        <w:tc>
-          <w:tcPr>
-            <w:tcW w:w="1995" w:type="dxa"/>
-            <w:tcBorders>
-              <w:top w:val="single" w:sz="8" w:space="0" w:color="BDC1C6"/>
-              <w:left w:val="nil"/>
-              <w:bottom w:val="single" w:sz="8" w:space="0" w:color="BDC1C6"/>
-              <w:right w:val="single" w:sz="8" w:space="0" w:color="BDC1C6"/>
-            </w:tcBorders>
-            <w:shd w:val="clear" w:color="auto" w:fill="EAD1DC"/>
-            <w:tcMar>
-              <w:top w:w="144" w:type="dxa"/>
-              <w:left w:w="144" w:type="dxa"/>
-              <w:bottom w:w="144" w:type="dxa"/>
-              <w:right w:w="144" w:type="dxa"/>
-            </w:tcMar>
-          </w:tcPr>
-          <w:p>
-            <w:pPr>
-              <w:widowControl w:val="0"/>
-              <w:spacing w:after="0"/>
-              <w:rPr>
-                <w:b/>
-                <w:bCs/>
-              </w:rPr>
-            </w:pPr>
-            <w:r>
-              <w:rPr>
-                <w:b/>
-                <w:bCs/>
-              </w:rPr>
-              <w:lastRenderedPageBreak/>
-              <w:t>Interpretation (</w:t>
-            </w:r>
-            <w:r>
-              <w:rPr>
-                <w:b/>
-                <w:bCs/>
-                <w:color w:val="000000"/>
-              </w:rPr>
-              <w:t>age</w:t>
-            </w:r>
-            <w:r>
-              <w:rPr>
-                <w:b/>
-                <w:bCs/>
-                <w:color w:val="000000"/>
-              </w:rPr>
-              <w:t xml:space="preserve"> </w:t>
-            </w:r>
-            <w:r>
-              <w:rPr>
-                <w:b/>
-                <w:bCs/>
-              </w:rPr>
-              <w:t xml:space="preserve">and </w:t>
-            </w:r>
-            <w:proofErr w:type="spellStart"/>
-            <w:r>
-              <w:rPr>
-                <w:b/>
-                <w:bCs/>
-              </w:rPr>
-              <w:t>paeduc</w:t>
-            </w:r>
-            <w:proofErr w:type="spellEnd"/>
-            <w:r>
-              <w:rPr>
-                <w:b/>
-                <w:bCs/>
-              </w:rPr>
-              <w:t>):</w:t>
-            </w:r>
-          </w:p>
-        </w:tc>
-        <w:tc>
-          <w:tcPr>
-            <w:tcW w:w="7455" w:type="dxa"/>
-            <w:tcBorders>
-              <w:top w:val="single" w:sz="8" w:space="0" w:color="BDC1C6"/>
-              <w:left w:val="single" w:sz="8" w:space="0" w:color="BDC1C6"/>
-              <w:bottom w:val="single" w:sz="8" w:space="0" w:color="BDC1C6"/>
-              <w:right w:val="nil"/>
-            </w:tcBorders>
-            <w:tcMar>
-              <w:top w:w="144" w:type="dxa"/>
-              <w:left w:w="144" w:type="dxa"/>
-              <w:bottom w:w="144" w:type="dxa"/>
-              <w:right w:w="144" w:type="dxa"/>
-            </w:tcMar>
-          </w:tcPr>
-          <w:p>
-            <w:pPr>
-              <w:rPr>
-                <w:rFonts w:ascii="Roboto" w:hAnsi="Roboto"/>
-                <w:sz w:val="22"/>
-                <w:szCs w:val="22"/>
-              </w:rPr>
-            </w:pPr>
-          </w:p>
-        </w:tc>
-      </w:tr>
-    </w:tbl>
-    <w:p>
-      <w:pPr>
-        <w:shd w:val="clear" w:color="auto" w:fill="FFFFFF"/>
-        <w:spacing w:before="180" w:after="180"/>
-        <w:rPr>
-          <w:color w:val="2D3B45"/>
-          <w:sz w:val="28"/>
-          <w:szCs w:val="28"/>
-        </w:rPr>
-      </w:pPr>
-    </w:p>
-    <w:p>
-      <w:pPr>
-        <w:pStyle w:val="numberingqs"/>
-      </w:pPr>
-      <w:r>
-        <w:t xml:space="preserve">Create a scatterplot </w:t>
-      </w:r>
-      <w:r>
-        <w:t xml:space="preserve">graph </w:t>
-      </w:r>
-      <w:r>
-        <w:t xml:space="preserve">matrix </w:t>
-      </w:r>
-      <w:r>
-        <w:t xml:space="preserve">using </w:t>
-      </w:r>
-      <w:bookmarkStart w:id="18" w:name="_Hlk229411630"/>
-      <w:proofErr w:type="spellStart"/>
-      <w:r>
-        <w:rPr>
-          <w:b/>
-          <w:bCs/>
-        </w:rPr>
-        <w:t>hompop</w:t>
-      </w:r>
-      <w:bookmarkEnd w:id="18"/>
-      <w:proofErr w:type="spellEnd"/>
-      <w:r>
-        <w:t xml:space="preserve">, </w:t>
-      </w:r>
-      <w:r>
-        <w:rPr>
-          <w:b/>
-          <w:bCs/>
-        </w:rPr>
-        <w:t>sibs</w:t>
-      </w:r>
-      <w:r>
-        <w:t xml:space="preserve">, </w:t>
-      </w:r>
-      <w:r>
-        <w:rPr>
-          <w:b/>
-          <w:bCs/>
-        </w:rPr>
-        <w:t>mapres10</w:t>
-      </w:r>
-      <w:r>
-        <w:rPr>
-          <w:b/>
-          <w:bCs/>
-        </w:rPr>
-        <w:t xml:space="preserve">, </w:t>
-      </w:r>
-      <w:r>
-        <w:rPr>
-          <w:b/>
-          <w:bCs/>
-        </w:rPr>
-        <w:t>papres10</w:t>
-      </w:r>
-      <w:r>
-        <w:t xml:space="preserve">, </w:t>
-      </w:r>
-      <w:proofErr w:type="spellStart"/>
-      <w:r>
-        <w:rPr>
-          <w:b/>
-          <w:bCs/>
-        </w:rPr>
-        <w:t>childs</w:t>
-      </w:r>
-      <w:proofErr w:type="spellEnd"/>
-      <w:r>
-        <w:rPr>
-          <w:b/>
-          <w:bCs/>
-        </w:rPr>
-        <w:t xml:space="preserve">, </w:t>
-      </w:r>
-      <w:r>
-        <w:rPr>
-          <w:b/>
-          <w:bCs/>
-        </w:rPr>
-        <w:t>age</w:t>
-      </w:r>
-      <w:r>
-        <w:t xml:space="preserve">, and </w:t>
-      </w:r>
-      <w:proofErr w:type="spellStart"/>
-      <w:r>
-        <w:rPr>
-          <w:b/>
-          <w:bCs/>
-        </w:rPr>
-        <w:t>coninc</w:t>
-      </w:r>
-      <w:proofErr w:type="spellEnd"/>
-      <w:r>
-        <w:t xml:space="preserve"> variables </w:t>
-      </w:r>
-      <w:r>
-        <w:rPr>
-          <w:b/>
-          <w:bCs/>
-        </w:rPr>
-        <w:t>(</w:t>
-      </w:r>
-      <w:r>
-        <w:rPr>
-          <w:b/>
-          <w:bCs/>
-        </w:rPr>
-        <w:t>15</w:t>
-      </w:r>
-      <w:r>
-        <w:rPr>
-          <w:b/>
-          <w:bCs/>
-        </w:rPr>
-        <w:t xml:space="preserve"> points)</w:t>
-      </w:r>
-    </w:p>
-    <w:tbl>
-      <w:tblPr>
-        <w:tblW w:w="9450" w:type="dxa"/>
-        <w:tblInd w:w="-105" w:type="dxa"/>
-        <w:tblBorders>
-          <w:top w:val="single" w:sz="8" w:space="0" w:color="000000"/>
-          <w:left w:val="single" w:sz="8" w:space="0" w:color="000000"/>
-          <w:bottom w:val="single" w:sz="8" w:space="0" w:color="000000"/>
-          <w:right w:val="single" w:sz="8" w:space="0" w:color="000000"/>
-          <w:insideH w:val="single" w:sz="8" w:space="0" w:color="000000"/>
-          <w:insideV w:val="single" w:sz="8" w:space="0" w:color="000000"/>
-        </w:tblBorders>
-        <w:tblLayout w:type="fixed"/>
-        <w:tblLook w:val="0600" w:firstRow="0" w:lastRow="0" w:firstColumn="0" w:lastColumn="0" w:noHBand="1" w:noVBand="1"/>
-      </w:tblPr>
-      <w:tblGrid>
-        <w:gridCol w:w="1800"/>
-        <w:gridCol w:w="7650"/>
-      </w:tblGrid>
-      <w:tr>
-        <w:trPr>
-          <w:trHeight w:val="12"/>
-        </w:trPr>
-        <w:tc>
-          <w:tcPr>
-            <w:tcW w:w="1800" w:type="dxa"/>
             <w:tcBorders>
               <w:top w:val="single" w:sz="8" w:space="0" w:color="BDC1C6"/>
               <w:left w:val="nil"/>
@@ -1986,67 +2707,18 @@
               <w:spacing w:after="0"/>
             </w:pPr>
             <w:r>
-              <w:t>s</w:t>
+              <w:rPr>
+                <w:i/>
+                <w:iCs/>
+              </w:rPr>
+              <w:t xml:space="preserve">scatterplot graph </w:t>
             </w:r>
             <w:r>
-              <w:t xml:space="preserve">catterplot </w:t>
-            </w:r>
-            <w:bookmarkStart w:id="19" w:name="_Hlk229411592"/>
-            <w:r>
-              <w:t xml:space="preserve">graph </w:t>
-            </w:r>
-            <w:bookmarkEnd w:id="19"/>
-            <w:r>
-              <w:t>matrix</w:t>
-            </w:r>
-            <w:r>
-              <w:t xml:space="preserve"> code here</w:t>
-            </w:r>
-          </w:p>
-          <w:p>
-            <w:pPr>
-              <w:widowControl w:val="0"/>
-              <w:spacing w:after="0"/>
-            </w:pPr>
-            <w:r>
-              <w:t>make sure there are no spaces in variable names.</w:t>
-            </w:r>
-          </w:p>
-          <w:p>
-            <w:pPr>
-              <w:widowControl w:val="0"/>
-              <w:spacing w:after="0"/>
-            </w:pPr>
-            <w:r>
-              <w:t>wrong: “</w:t>
-            </w:r>
-            <w:proofErr w:type="spellStart"/>
-            <w:r>
-              <w:t>hompop</w:t>
-            </w:r>
-            <w:proofErr w:type="spellEnd"/>
-            <w:r>
-              <w:t xml:space="preserve"> </w:t>
-            </w:r>
-            <w:r>
-              <w:t>”</w:t>
-            </w:r>
-          </w:p>
-          <w:p>
-            <w:pPr>
-              <w:widowControl w:val="0"/>
-              <w:spacing w:after="0"/>
-            </w:pPr>
-            <w:r>
-              <w:t>correct: “</w:t>
-            </w:r>
-            <w:proofErr w:type="spellStart"/>
-            <w:r>
-              <w:t>hompop</w:t>
-            </w:r>
-            <w:proofErr w:type="spellEnd"/>
-            <w:r>
-              <w:t>”</w:t>
+              <w:rPr>
+                <w:i/>
+                <w:iCs/>
+              </w:rPr>
+              <w:t>table code here</w:t>
             </w:r>
           </w:p>
         </w:tc>
@@ -2057,7 +2729,7 @@
         </w:trPr>
         <w:tc>
           <w:tcPr>
-            <w:tcW w:w="1800" w:type="dxa"/>
+            <w:tcW w:w="1995" w:type="dxa"/>
             <w:tcBorders>
               <w:top w:val="single" w:sz="8" w:space="0" w:color="BDC1C6"/>
               <w:left w:val="nil"/>
@@ -2082,7 +2754,7 @@
                 <w:b/>
                 <w:bCs/>
               </w:rPr>
-              <w:t>Graph:</w:t>
+              <w:t>Graph (10):</w:t>
             </w:r>
           </w:p>
         </w:tc>
@@ -2111,16 +2783,509 @@
         </w:tc>
       </w:tr>
     </w:tbl>
+    <w:p/>
     <w:p>
       <w:pPr>
-        <w:pStyle w:val="NumH2"/>
+        <w:pStyle w:val="numberingqs"/>
+      </w:pPr>
+      <w:r>
+        <w:rPr>
+          <w:b/>
+          <w:bCs/>
+        </w:rPr>
+        <w:t>What your result means (150 words minimum)</w:t>
+      </w:r>
+    </w:p>
+    <w:p>
+      <w:r>
+        <w:t>Write a short paragraph (150 words minimum) that answers three questions:</w:t>
+      </w:r>
+    </w:p>
+    <w:p>
+      <w:pPr>
+        <w:pStyle w:val="ListParagraph"/>
+      </w:pPr>
+      <w:r>
+        <w:t>Was your hypothesis supported, partly supported, or not supported? Address both direction and strength (</w:t>
+      </w:r>
+      <w:r>
+        <w:t>mention</w:t>
+      </w:r>
+      <w:r>
+        <w:t xml:space="preserve"> </w:t>
+      </w:r>
+      <w:r>
+        <w:t xml:space="preserve">your </w:t>
+      </w:r>
+      <w:proofErr w:type="spellStart"/>
+      <w:r>
+        <w:t>r-value</w:t>
+      </w:r>
+      <w:proofErr w:type="spellEnd"/>
+      <w:r>
+        <w:t xml:space="preserve"> and p-value</w:t>
+      </w:r>
+      <w:r>
+        <w:t>).</w:t>
+      </w:r>
+    </w:p>
+    <w:p>
+      <w:pPr>
+        <w:pStyle w:val="ListParagraph"/>
         <w:numPr>
           <w:ilvl w:val="0"/>
           <w:numId w:val="0"/>
         </w:numPr>
-        <w:ind w:left="360" w:hanging="360"/>
+        <w:ind w:left="720"/>
       </w:pPr>
     </w:p>
+    <w:p>
+      <w:pPr>
+        <w:pStyle w:val="ListParagraph"/>
+      </w:pPr>
+      <w:r>
+        <w:t>Lo</w:t>
+      </w:r>
+      <w:r>
+        <w:t>ok at your scatterplot graph. Does the line keep going in the same direction, or does it level off or change direction? At what values?</w:t>
+      </w:r>
+    </w:p>
+    <w:p>
+      <w:pPr>
+        <w:pStyle w:val="ListParagraph"/>
+        <w:numPr>
+          <w:ilvl w:val="0"/>
+          <w:numId w:val="0"/>
+        </w:numPr>
+        <w:ind w:left="720"/>
+      </w:pPr>
+    </w:p>
+    <w:p>
+      <w:pPr>
+        <w:pStyle w:val="ListParagraph"/>
+      </w:pPr>
+      <w:r>
+        <w:t>W</w:t>
+      </w:r>
+      <w:r>
+        <w:t xml:space="preserve">hat do the </w:t>
+      </w:r>
+      <w:proofErr w:type="spellStart"/>
+      <w:r>
+        <w:t>r-value</w:t>
+      </w:r>
+      <w:proofErr w:type="spellEnd"/>
+      <w:r>
+        <w:t>, p-value,</w:t>
+      </w:r>
+      <w:r>
+        <w:t xml:space="preserve"> and the shape together tell you about the concept? Where does the concept fit your data well, and where does it not?</w:t>
+      </w:r>
+    </w:p>
+    <w:p>
+      <w:r>
+        <w:rPr>
+          <w:i/>
+          <w:iCs/>
+        </w:rPr>
+        <w:t>A hypothesis that is not supported can still earn full points. You are graded on your reasoning, not on whether your hypothesis was right.</w:t>
+      </w:r>
+    </w:p>
+    <w:tbl>
+      <w:tblPr>
+        <w:tblW w:w="9645" w:type="dxa"/>
+        <w:tblInd w:w="-105" w:type="dxa"/>
+        <w:tblBorders>
+          <w:top w:val="single" w:sz="8" w:space="0" w:color="000000"/>
+          <w:left w:val="single" w:sz="8" w:space="0" w:color="000000"/>
+          <w:bottom w:val="single" w:sz="8" w:space="0" w:color="000000"/>
+          <w:right w:val="single" w:sz="8" w:space="0" w:color="000000"/>
+          <w:insideH w:val="single" w:sz="8" w:space="0" w:color="000000"/>
+          <w:insideV w:val="single" w:sz="8" w:space="0" w:color="000000"/>
+        </w:tblBorders>
+        <w:tblLayout w:type="fixed"/>
+        <w:tblLook w:val="0600" w:firstRow="0" w:lastRow="0" w:firstColumn="0" w:lastColumn="0" w:noHBand="1" w:noVBand="1"/>
+      </w:tblPr>
+      <w:tblGrid>
+        <w:gridCol w:w="1995"/>
+        <w:gridCol w:w="7650"/>
+      </w:tblGrid>
+      <w:tr>
+        <w:trPr>
+          <w:trHeight w:val="1636"/>
+        </w:trPr>
+        <w:tc>
+          <w:tcPr>
+            <w:tcW w:w="1995" w:type="dxa"/>
+            <w:tcBorders>
+              <w:top w:val="single" w:sz="8" w:space="0" w:color="BDC1C6"/>
+              <w:left w:val="nil"/>
+              <w:bottom w:val="single" w:sz="8" w:space="0" w:color="BDC1C6"/>
+              <w:right w:val="single" w:sz="8" w:space="0" w:color="BDC1C6"/>
+            </w:tcBorders>
+            <w:shd w:val="clear" w:color="auto" w:fill="EAD1DC"/>
+            <w:tcMar>
+              <w:top w:w="144" w:type="dxa"/>
+              <w:left w:w="144" w:type="dxa"/>
+              <w:bottom w:w="144" w:type="dxa"/>
+              <w:right w:w="144" w:type="dxa"/>
+            </w:tcMar>
+          </w:tcPr>
+          <w:p>
+            <w:pPr>
+              <w:widowControl w:val="0"/>
+              <w:spacing w:after="0"/>
+            </w:pPr>
+            <w:r>
+              <w:rPr>
+                <w:b/>
+                <w:bCs/>
+              </w:rPr>
+              <w:lastRenderedPageBreak/>
+              <w:t>Answer (25):</w:t>
+            </w:r>
+          </w:p>
+        </w:tc>
+        <w:tc>
+          <w:tcPr>
+            <w:tcW w:w="7650" w:type="dxa"/>
+            <w:tcBorders>
+              <w:top w:val="single" w:sz="8" w:space="0" w:color="BDC1C6"/>
+              <w:left w:val="single" w:sz="8" w:space="0" w:color="BDC1C6"/>
+              <w:bottom w:val="single" w:sz="8" w:space="0" w:color="BDC1C6"/>
+              <w:right w:val="nil"/>
+            </w:tcBorders>
+            <w:tcMar>
+              <w:top w:w="144" w:type="dxa"/>
+              <w:left w:w="144" w:type="dxa"/>
+              <w:bottom w:w="144" w:type="dxa"/>
+              <w:right w:w="144" w:type="dxa"/>
+            </w:tcMar>
+          </w:tcPr>
+          <w:p>
+            <w:pPr>
+              <w:widowControl w:val="0"/>
+              <w:spacing w:after="0"/>
+            </w:pPr>
+          </w:p>
+        </w:tc>
+      </w:tr>
+    </w:tbl>
+    <w:p/>
+    <w:p>
+      <w:pPr>
+        <w:pStyle w:val="numberingqs"/>
+      </w:pPr>
+      <w:r>
+        <w:rPr>
+          <w:b/>
+          <w:bCs/>
+        </w:rPr>
+        <w:t>Ethics in your study</w:t>
+      </w:r>
+    </w:p>
+    <w:p>
+      <w:pPr>
+        <w:pStyle w:val="numberingqs"/>
+        <w:numPr>
+          <w:ilvl w:val="1"/>
+          <w:numId w:val="35"/>
+        </w:numPr>
+        <w:spacing w:line="240" w:lineRule="auto"/>
+      </w:pPr>
+      <w:r>
+        <w:rPr>
+          <w:b/>
+          <w:bCs/>
+        </w:rPr>
+        <w:t>Responsible reporting:</w:t>
+      </w:r>
+      <w:r>
+        <w:t xml:space="preserve"> </w:t>
+      </w:r>
+      <w:r>
+        <w:rPr>
+          <w:lang w:val="en"/>
+        </w:rPr>
+        <w:t xml:space="preserve">You wrote your hypothesis before running any code. Imagine that a researcher studying your topic changed the hypothesis after seeing the </w:t>
+      </w:r>
+      <w:proofErr w:type="gramStart"/>
+      <w:r>
+        <w:rPr>
+          <w:lang w:val="en"/>
+        </w:rPr>
+        <w:t>output, or</w:t>
+      </w:r>
+      <w:proofErr w:type="gramEnd"/>
+      <w:r>
+        <w:rPr>
+          <w:lang w:val="en"/>
+        </w:rPr>
+        <w:t xml:space="preserve"> reported only the results that “worked.” Who could be misled, and how? Name a specific group of readers or a real decision connected to your topic. </w:t>
+      </w:r>
+      <w:bookmarkStart w:id="13" w:name="_Hlk244171420"/>
+      <w:r>
+        <w:rPr>
+          <w:b/>
+          <w:bCs/>
+          <w:lang w:val="en"/>
+        </w:rPr>
+        <w:t>(</w:t>
+      </w:r>
+      <w:bookmarkStart w:id="14" w:name="_Hlk244172083"/>
+      <w:r>
+        <w:rPr>
+          <w:b/>
+          <w:bCs/>
+          <w:lang w:val="en"/>
+        </w:rPr>
+        <w:t>75</w:t>
+      </w:r>
+      <w:r>
+        <w:rPr>
+          <w:b/>
+          <w:bCs/>
+          <w:lang w:val="en"/>
+        </w:rPr>
+        <w:t xml:space="preserve"> words minimum)</w:t>
+      </w:r>
+      <w:bookmarkEnd w:id="13"/>
+      <w:bookmarkEnd w:id="14"/>
+    </w:p>
+    <w:tbl>
+      <w:tblPr>
+        <w:tblW w:w="9645" w:type="dxa"/>
+        <w:tblInd w:w="-105" w:type="dxa"/>
+        <w:tblBorders>
+          <w:top w:val="single" w:sz="8" w:space="0" w:color="000000"/>
+          <w:left w:val="single" w:sz="8" w:space="0" w:color="000000"/>
+          <w:bottom w:val="single" w:sz="8" w:space="0" w:color="000000"/>
+          <w:right w:val="single" w:sz="8" w:space="0" w:color="000000"/>
+          <w:insideH w:val="single" w:sz="8" w:space="0" w:color="000000"/>
+          <w:insideV w:val="single" w:sz="8" w:space="0" w:color="000000"/>
+        </w:tblBorders>
+        <w:tblLayout w:type="fixed"/>
+        <w:tblLook w:val="0600" w:firstRow="0" w:lastRow="0" w:firstColumn="0" w:lastColumn="0" w:noHBand="1" w:noVBand="1"/>
+      </w:tblPr>
+      <w:tblGrid>
+        <w:gridCol w:w="1365"/>
+        <w:gridCol w:w="8280"/>
+      </w:tblGrid>
+      <w:tr>
+        <w:trPr>
+          <w:trHeight w:val="1100"/>
+        </w:trPr>
+        <w:tc>
+          <w:tcPr>
+            <w:tcW w:w="1365" w:type="dxa"/>
+            <w:tcBorders>
+              <w:top w:val="single" w:sz="8" w:space="0" w:color="BDC1C6"/>
+              <w:left w:val="nil"/>
+              <w:bottom w:val="single" w:sz="8" w:space="0" w:color="BDC1C6"/>
+              <w:right w:val="single" w:sz="8" w:space="0" w:color="BDC1C6"/>
+            </w:tcBorders>
+            <w:shd w:val="clear" w:color="auto" w:fill="EAD1DC"/>
+            <w:tcMar>
+              <w:top w:w="144" w:type="dxa"/>
+              <w:left w:w="144" w:type="dxa"/>
+              <w:bottom w:w="144" w:type="dxa"/>
+              <w:right w:w="144" w:type="dxa"/>
+            </w:tcMar>
+          </w:tcPr>
+          <w:p>
+            <w:pPr>
+              <w:widowControl w:val="0"/>
+              <w:spacing w:after="0"/>
+            </w:pPr>
+            <w:r>
+              <w:rPr>
+                <w:b/>
+                <w:bCs/>
+              </w:rPr>
+              <w:t>Answer (10):</w:t>
+            </w:r>
+          </w:p>
+        </w:tc>
+        <w:tc>
+          <w:tcPr>
+            <w:tcW w:w="8280" w:type="dxa"/>
+            <w:tcBorders>
+              <w:top w:val="single" w:sz="8" w:space="0" w:color="BDC1C6"/>
+              <w:left w:val="single" w:sz="8" w:space="0" w:color="BDC1C6"/>
+              <w:bottom w:val="single" w:sz="8" w:space="0" w:color="BDC1C6"/>
+              <w:right w:val="nil"/>
+            </w:tcBorders>
+            <w:tcMar>
+              <w:top w:w="144" w:type="dxa"/>
+              <w:left w:w="144" w:type="dxa"/>
+              <w:bottom w:w="144" w:type="dxa"/>
+              <w:right w:w="144" w:type="dxa"/>
+            </w:tcMar>
+          </w:tcPr>
+          <w:p>
+            <w:pPr>
+              <w:widowControl w:val="0"/>
+              <w:spacing w:after="0"/>
+            </w:pPr>
+          </w:p>
+        </w:tc>
+      </w:tr>
+    </w:tbl>
+    <w:p/>
+    <w:p>
+      <w:pPr>
+        <w:pStyle w:val="numberingqs"/>
+        <w:numPr>
+          <w:ilvl w:val="1"/>
+          <w:numId w:val="35"/>
+        </w:numPr>
+        <w:spacing w:line="240" w:lineRule="auto"/>
+      </w:pPr>
+      <w:r>
+        <w:rPr>
+          <w:b/>
+          <w:bCs/>
+        </w:rPr>
+        <w:t>Responsible reporting.</w:t>
+      </w:r>
+      <w:r>
+        <w:t xml:space="preserve"> </w:t>
+      </w:r>
+      <w:r>
+        <w:rPr>
+          <w:lang w:val="en"/>
+        </w:rPr>
+        <w:t xml:space="preserve">Reread the question wording of your two variables. Who could not answer one of </w:t>
+      </w:r>
+      <w:proofErr w:type="gramStart"/>
+      <w:r>
+        <w:rPr>
+          <w:lang w:val="en"/>
+        </w:rPr>
+        <w:t>them, or</w:t>
+      </w:r>
+      <w:proofErr w:type="gramEnd"/>
+      <w:r>
+        <w:rPr>
+          <w:lang w:val="en"/>
+        </w:rPr>
+        <w:t xml:space="preserve"> whose experience does the question not capture? How does this limit what your result can say about your topic?</w:t>
+      </w:r>
+      <w:r>
+        <w:rPr>
+          <w:lang w:val="en"/>
+        </w:rPr>
+        <w:t xml:space="preserve"> </w:t>
+      </w:r>
+      <w:r>
+        <w:rPr>
+          <w:b/>
+          <w:bCs/>
+          <w:lang w:val="en"/>
+        </w:rPr>
+        <w:t>(75</w:t>
+      </w:r>
+      <w:r>
+        <w:rPr>
+          <w:b/>
+          <w:bCs/>
+          <w:lang w:val="en"/>
+        </w:rPr>
+        <w:t xml:space="preserve"> words minimum)</w:t>
+      </w:r>
+    </w:p>
+    <w:tbl>
+      <w:tblPr>
+        <w:tblW w:w="9645" w:type="dxa"/>
+        <w:tblInd w:w="-105" w:type="dxa"/>
+        <w:tblBorders>
+          <w:top w:val="single" w:sz="8" w:space="0" w:color="000000"/>
+          <w:left w:val="single" w:sz="8" w:space="0" w:color="000000"/>
+          <w:bottom w:val="single" w:sz="8" w:space="0" w:color="000000"/>
+          <w:right w:val="single" w:sz="8" w:space="0" w:color="000000"/>
+          <w:insideH w:val="single" w:sz="8" w:space="0" w:color="000000"/>
+          <w:insideV w:val="single" w:sz="8" w:space="0" w:color="000000"/>
+        </w:tblBorders>
+        <w:tblLayout w:type="fixed"/>
+        <w:tblLook w:val="0600" w:firstRow="0" w:lastRow="0" w:firstColumn="0" w:lastColumn="0" w:noHBand="1" w:noVBand="1"/>
+      </w:tblPr>
+      <w:tblGrid>
+        <w:gridCol w:w="1365"/>
+        <w:gridCol w:w="8280"/>
+      </w:tblGrid>
+      <w:tr>
+        <w:trPr>
+          <w:trHeight w:val="781"/>
+        </w:trPr>
+        <w:tc>
+          <w:tcPr>
+            <w:tcW w:w="1365" w:type="dxa"/>
+            <w:tcBorders>
+              <w:top w:val="single" w:sz="8" w:space="0" w:color="BDC1C6"/>
+              <w:left w:val="nil"/>
+              <w:bottom w:val="single" w:sz="8" w:space="0" w:color="BDC1C6"/>
+              <w:right w:val="single" w:sz="8" w:space="0" w:color="BDC1C6"/>
+            </w:tcBorders>
+            <w:shd w:val="clear" w:color="auto" w:fill="EAD1DC"/>
+            <w:tcMar>
+              <w:top w:w="144" w:type="dxa"/>
+              <w:left w:w="144" w:type="dxa"/>
+              <w:bottom w:w="144" w:type="dxa"/>
+              <w:right w:w="144" w:type="dxa"/>
+            </w:tcMar>
+          </w:tcPr>
+          <w:p>
+            <w:pPr>
+              <w:widowControl w:val="0"/>
+              <w:spacing w:after="0"/>
+            </w:pPr>
+            <w:bookmarkStart w:id="15" w:name="_Hlk244171067"/>
+            <w:r>
+              <w:rPr>
+                <w:b/>
+                <w:bCs/>
+              </w:rPr>
+              <w:t>Answer</w:t>
+            </w:r>
+            <w:bookmarkEnd w:id="15"/>
+            <w:r>
+              <w:rPr>
+                <w:b/>
+                <w:bCs/>
+              </w:rPr>
+              <w:t xml:space="preserve"> (10):</w:t>
+            </w:r>
+          </w:p>
+        </w:tc>
+        <w:tc>
+          <w:tcPr>
+            <w:tcW w:w="8280" w:type="dxa"/>
+            <w:tcBorders>
+              <w:top w:val="single" w:sz="8" w:space="0" w:color="BDC1C6"/>
+              <w:left w:val="single" w:sz="8" w:space="0" w:color="BDC1C6"/>
+              <w:bottom w:val="single" w:sz="8" w:space="0" w:color="BDC1C6"/>
+              <w:right w:val="nil"/>
+            </w:tcBorders>
+            <w:tcMar>
+              <w:top w:w="144" w:type="dxa"/>
+              <w:left w:w="144" w:type="dxa"/>
+              <w:bottom w:w="144" w:type="dxa"/>
+              <w:right w:w="144" w:type="dxa"/>
+            </w:tcMar>
+          </w:tcPr>
+          <w:p>
+            <w:pPr>
+              <w:widowControl w:val="0"/>
+              <w:spacing w:after="0"/>
+            </w:pPr>
+          </w:p>
+        </w:tc>
+      </w:tr>
+    </w:tbl>
+    <w:p/>
+    <w:bookmarkEnd w:id="0"/>
+    <w:bookmarkEnd w:id="1"/>
+    <w:p/>
     <w:sectPr>
       <w:footerReference w:type="even" r:id="rId9"/>
       <w:footerReference w:type="default" r:id="rId10"/>
@@ -2134,7 +3299,7 @@
 </file>
 
 <file path=word/endnotes.xml><?xml version="1.0" encoding="utf-8"?>
-<w:endnotes xmlns:wpc="http://schemas.microsoft.com/office/word/2010/wordprocessingCanvas" xmlns:cx="http://schemas.microsoft.com/office/drawing/2014/chartex" xmlns:cx1="http://schemas.microsoft.com/office/drawing/2015/9/8/chartex" xmlns:cx2="http://schemas.microsoft.com/office/drawing/2015/10/21/chartex" xmlns:cx3="http://schemas.microsoft.com/office/drawing/2016/5/9/chartex" xmlns:cx4="http://schemas.microsoft.com/office/drawing/2016/5/10/chartex" xmlns:cx5="http://schemas.microsoft.com/office/drawing/2016/5/11/chartex" xmlns:cx6="http://schemas.microsoft.com/office/drawing/2016/5/12/chartex" xmlns:cx7="http://schemas.microsoft.com/office/drawing/2016/5/13/chartex" xmlns:cx8="http://schemas.microsoft.com/office/drawing/2016/5/14/chartex" xmlns:mc="http://schemas.openxmlformats.org/markup-compatibility/2006" xmlns:aink="http://schemas.microsoft.com/office/drawing/2016/ink" xmlns:am3d="http://schemas.microsoft.com/office/drawing/2017/model3d" xmlns:o="urn:schemas-microsoft-com:office:office" xmlns:oel="http://schemas.microsoft.com/office/2019/extlst" xmlns:r="http://schemas.openxmlformats.org/officeDocument/2006/relationships" xmlns:m="http://schemas.openxmlformats.org/officeDocument/2006/math" xmlns:v="urn:schemas-microsoft-com:vml" xmlns:wp14="http://schemas.microsoft.com/office/word/2010/wordprocessingDrawing" xmlns:wp="http://schemas.openxmlformats.org/drawingml/2006/wordprocessingDrawing" xmlns:w10="urn:schemas-microsoft-com:office:word" xmlns:w="http://schemas.openxmlformats.org/wordprocessingml/2006/main" xmlns:w14="http://schemas.microsoft.com/office/word/2010/wordml" xmlns:w15="http://schemas.microsoft.com/office/word/2012/wordml" xmlns:w16cex="http://schemas.microsoft.com/office/word/2018/wordml/cex" xmlns:w16cid="http://schemas.microsoft.com/office/word/2016/wordml/cid" xmlns:w16="http://schemas.microsoft.com/office/word/2018/wordml" xmlns:w16du="http://schemas.microsoft.com/office/word/2023/wordml/word16du" xmlns:w16sdtdh="http://schemas.microsoft.com/office/word/2020/wordml/sdtdatahash" xmlns:w16sdtfl="http://schemas.microsoft.com/office/word/2024/wordml/sdtformatlock" xmlns:w16se="http://schemas.microsoft.com/office/word/2015/wordml/symex" xmlns:wpg="http://schemas.microsoft.com/office/word/2010/wordprocessingGroup" xmlns:wpi="http://schemas.microsoft.com/office/word/2010/wordprocessingInk" xmlns:wne="http://schemas.microsoft.com/office/word/2006/wordml" xmlns:wps="http://schemas.microsoft.com/office/word/2010/wordprocessingShape" mc:Ignorable="w14 w15 w16se w16cid w16 w16cex w16sdtdh w16sdtfl w16du wp14">
+<w:endnotes xmlns:wpc="http://schemas.microsoft.com/office/word/2010/wordprocessingCanvas" xmlns:cx="http://schemas.microsoft.com/office/drawing/2014/chartex" xmlns:cx1="http://schemas.microsoft.com/office/drawing/2015/9/8/chartex" xmlns:cx2="http://schemas.microsoft.com/office/drawing/2015/10/21/chartex" xmlns:cx3="http://schemas.microsoft.com/office/drawing/2016/5/9/chartex" xmlns:cx4="http://schemas.microsoft.com/office/drawing/2016/5/10/chartex" xmlns:cx5="http://schemas.microsoft.com/office/drawing/2016/5/11/chartex" xmlns:cx6="http://schemas.microsoft.com/office/drawing/2016/5/12/chartex" xmlns:cx7="http://schemas.microsoft.com/office/drawing/2016/5/13/chartex" xmlns:cx8="http://schemas.microsoft.com/office/drawing/2016/5/14/chartex" xmlns:mc="http://schemas.openxmlformats.org/markup-compatibility/2006" xmlns:m="http://schemas.openxmlformats.org/officeDocument/2006/math" xmlns:aink="http://schemas.microsoft.com/office/drawing/2016/ink" xmlns:am3d="http://schemas.microsoft.com/office/drawing/2017/model3d" xmlns:oel="http://schemas.microsoft.com/office/2019/extlst" xmlns:r="http://schemas.openxmlformats.org/officeDocument/2006/relationships" xmlns:wp14="http://schemas.microsoft.com/office/word/2010/wordprocessingDrawing" xmlns:wp="http://schemas.openxmlformats.org/drawingml/2006/wordprocessingDrawing" xmlns:wpg="http://schemas.microsoft.com/office/word/2010/wordprocessingGroup" xmlns:wpi="http://schemas.microsoft.com/office/word/2010/wordprocessingInk" xmlns:wps="http://schemas.microsoft.com/office/word/2010/wordprocessingShape" xmlns:o="urn:schemas-microsoft-com:office:office" xmlns:v="urn:schemas-microsoft-com:vml" xmlns:w10="urn:schemas-microsoft-com:office:word" xmlns:w="http://schemas.openxmlformats.org/wordprocessingml/2006/main" xmlns:w14="http://schemas.microsoft.com/office/word/2010/wordml" xmlns:w15="http://schemas.microsoft.com/office/word/2012/wordml" xmlns:w16cex="http://schemas.microsoft.com/office/word/2018/wordml/cex" xmlns:w16cid="http://schemas.microsoft.com/office/word/2016/wordml/cid" xmlns:w16="http://schemas.microsoft.com/office/word/2018/wordml" xmlns:w16sdtdh="http://schemas.microsoft.com/office/word/2020/wordml/sdtdatahash" xmlns:w16sdtfl="http://schemas.microsoft.com/office/word/2024/wordml/sdtformatlock" xmlns:w16se="http://schemas.microsoft.com/office/word/2015/wordml/symex" xmlns:w16du="http://schemas.microsoft.com/office/word/2023/wordml/word16du" xmlns:wne="http://schemas.microsoft.com/office/word/2006/wordml" mc:Ignorable="w14 w15 w16se w16cid w16 w16cex w16sdtdh w16sdtfl w16du wp14">
   <w:endnote w:type="separator" w:id="-1">
     <w:p>
       <w:r>
@@ -2153,7 +3318,7 @@
 </file>
 
 <file path=word/footer1.xml><?xml version="1.0" encoding="utf-8"?>
-<w:ftr xmlns:wpc="http://schemas.microsoft.com/office/word/2010/wordprocessingCanvas" xmlns:cx="http://schemas.microsoft.com/office/drawing/2014/chartex" xmlns:cx1="http://schemas.microsoft.com/office/drawing/2015/9/8/chartex" xmlns:cx2="http://schemas.microsoft.com/office/drawing/2015/10/21/chartex" xmlns:cx3="http://schemas.microsoft.com/office/drawing/2016/5/9/chartex" xmlns:cx4="http://schemas.microsoft.com/office/drawing/2016/5/10/chartex" xmlns:cx5="http://schemas.microsoft.com/office/drawing/2016/5/11/chartex" xmlns:cx6="http://schemas.microsoft.com/office/drawing/2016/5/12/chartex" xmlns:cx7="http://schemas.microsoft.com/office/drawing/2016/5/13/chartex" xmlns:cx8="http://schemas.microsoft.com/office/drawing/2016/5/14/chartex" xmlns:mc="http://schemas.openxmlformats.org/markup-compatibility/2006" xmlns:aink="http://schemas.microsoft.com/office/drawing/2016/ink" xmlns:am3d="http://schemas.microsoft.com/office/drawing/2017/model3d" xmlns:o="urn:schemas-microsoft-com:office:office" xmlns:oel="http://schemas.microsoft.com/office/2019/extlst" xmlns:r="http://schemas.openxmlformats.org/officeDocument/2006/relationships" xmlns:m="http://schemas.openxmlformats.org/officeDocument/2006/math" xmlns:v="urn:schemas-microsoft-com:vml" xmlns:wp14="http://schemas.microsoft.com/office/word/2010/wordprocessingDrawing" xmlns:wp="http://schemas.openxmlformats.org/drawingml/2006/wordprocessingDrawing" xmlns:w10="urn:schemas-microsoft-com:office:word" xmlns:w="http://schemas.openxmlformats.org/wordprocessingml/2006/main" xmlns:w14="http://schemas.microsoft.com/office/word/2010/wordml" xmlns:w15="http://schemas.microsoft.com/office/word/2012/wordml" xmlns:w16cex="http://schemas.microsoft.com/office/word/2018/wordml/cex" xmlns:w16cid="http://schemas.microsoft.com/office/word/2016/wordml/cid" xmlns:w16="http://schemas.microsoft.com/office/word/2018/wordml" xmlns:w16du="http://schemas.microsoft.com/office/word/2023/wordml/word16du" xmlns:w16sdtdh="http://schemas.microsoft.com/office/word/2020/wordml/sdtdatahash" xmlns:w16sdtfl="http://schemas.microsoft.com/office/word/2024/wordml/sdtformatlock" xmlns:w16se="http://schemas.microsoft.com/office/word/2015/wordml/symex" xmlns:wpg="http://schemas.microsoft.com/office/word/2010/wordprocessingGroup" xmlns:wpi="http://schemas.microsoft.com/office/word/2010/wordprocessingInk" xmlns:wne="http://schemas.microsoft.com/office/word/2006/wordml" xmlns:wps="http://schemas.microsoft.com/office/word/2010/wordprocessingShape" mc:Ignorable="w14 w15 w16se w16cid w16 w16cex w16sdtdh w16sdtfl w16du wp14">
+<w:ftr xmlns:wpc="http://schemas.microsoft.com/office/word/2010/wordprocessingCanvas" xmlns:cx="http://schemas.microsoft.com/office/drawing/2014/chartex" xmlns:cx1="http://schemas.microsoft.com/office/drawing/2015/9/8/chartex" xmlns:cx2="http://schemas.microsoft.com/office/drawing/2015/10/21/chartex" xmlns:cx3="http://schemas.microsoft.com/office/drawing/2016/5/9/chartex" xmlns:cx4="http://schemas.microsoft.com/office/drawing/2016/5/10/chartex" xmlns:cx5="http://schemas.microsoft.com/office/drawing/2016/5/11/chartex" xmlns:cx6="http://schemas.microsoft.com/office/drawing/2016/5/12/chartex" xmlns:cx7="http://schemas.microsoft.com/office/drawing/2016/5/13/chartex" xmlns:cx8="http://schemas.microsoft.com/office/drawing/2016/5/14/chartex" xmlns:mc="http://schemas.openxmlformats.org/markup-compatibility/2006" xmlns:m="http://schemas.openxmlformats.org/officeDocument/2006/math" xmlns:aink="http://schemas.microsoft.com/office/drawing/2016/ink" xmlns:am3d="http://schemas.microsoft.com/office/drawing/2017/model3d" xmlns:oel="http://schemas.microsoft.com/office/2019/extlst" xmlns:r="http://schemas.openxmlformats.org/officeDocument/2006/relationships" xmlns:wp14="http://schemas.microsoft.com/office/word/2010/wordprocessingDrawing" xmlns:wp="http://schemas.openxmlformats.org/drawingml/2006/wordprocessingDrawing" xmlns:wpg="http://schemas.microsoft.com/office/word/2010/wordprocessingGroup" xmlns:wpi="http://schemas.microsoft.com/office/word/2010/wordprocessingInk" xmlns:wps="http://schemas.microsoft.com/office/word/2010/wordprocessingShape" xmlns:o="urn:schemas-microsoft-com:office:office" xmlns:v="urn:schemas-microsoft-com:vml" xmlns:w10="urn:schemas-microsoft-com:office:word" xmlns:w="http://schemas.openxmlformats.org/wordprocessingml/2006/main" xmlns:w14="http://schemas.microsoft.com/office/word/2010/wordml" xmlns:w15="http://schemas.microsoft.com/office/word/2012/wordml" xmlns:w16cex="http://schemas.microsoft.com/office/word/2018/wordml/cex" xmlns:w16cid="http://schemas.microsoft.com/office/word/2016/wordml/cid" xmlns:w16="http://schemas.microsoft.com/office/word/2018/wordml" xmlns:w16sdtdh="http://schemas.microsoft.com/office/word/2020/wordml/sdtdatahash" xmlns:w16sdtfl="http://schemas.microsoft.com/office/word/2024/wordml/sdtformatlock" xmlns:w16se="http://schemas.microsoft.com/office/word/2015/wordml/symex" xmlns:w16du="http://schemas.microsoft.com/office/word/2023/wordml/word16du" xmlns:wne="http://schemas.microsoft.com/office/word/2006/wordml" mc:Ignorable="w14 w15 w16se w16cid w16 w16cex w16sdtdh w16sdtfl w16du wp14">
   <w:sdt>
     <w:sdtPr>
       <w:rPr>
@@ -2211,7 +3376,7 @@
 </file>
 
 <file path=word/footer2.xml><?xml version="1.0" encoding="utf-8"?>
-<w:ftr xmlns:wpc="http://schemas.microsoft.com/office/word/2010/wordprocessingCanvas" xmlns:cx="http://schemas.microsoft.com/office/drawing/2014/chartex" xmlns:cx1="http://schemas.microsoft.com/office/drawing/2015/9/8/chartex" xmlns:cx2="http://schemas.microsoft.com/office/drawing/2015/10/21/chartex" xmlns:cx3="http://schemas.microsoft.com/office/drawing/2016/5/9/chartex" xmlns:cx4="http://schemas.microsoft.com/office/drawing/2016/5/10/chartex" xmlns:cx5="http://schemas.microsoft.com/office/drawing/2016/5/11/chartex" xmlns:cx6="http://schemas.microsoft.com/office/drawing/2016/5/12/chartex" xmlns:cx7="http://schemas.microsoft.com/office/drawing/2016/5/13/chartex" xmlns:cx8="http://schemas.microsoft.com/office/drawing/2016/5/14/chartex" xmlns:mc="http://schemas.openxmlformats.org/markup-compatibility/2006" xmlns:aink="http://schemas.microsoft.com/office/drawing/2016/ink" xmlns:am3d="http://schemas.microsoft.com/office/drawing/2017/model3d" xmlns:o="urn:schemas-microsoft-com:office:office" xmlns:oel="http://schemas.microsoft.com/office/2019/extlst" xmlns:r="http://schemas.openxmlformats.org/officeDocument/2006/relationships" xmlns:m="http://schemas.openxmlformats.org/officeDocument/2006/math" xmlns:v="urn:schemas-microsoft-com:vml" xmlns:wp14="http://schemas.microsoft.com/office/word/2010/wordprocessingDrawing" xmlns:wp="http://schemas.openxmlformats.org/drawingml/2006/wordprocessingDrawing" xmlns:w10="urn:schemas-microsoft-com:office:word" xmlns:w="http://schemas.openxmlformats.org/wordprocessingml/2006/main" xmlns:w14="http://schemas.microsoft.com/office/word/2010/wordml" xmlns:w15="http://schemas.microsoft.com/office/word/2012/wordml" xmlns:w16cex="http://schemas.microsoft.com/office/word/2018/wordml/cex" xmlns:w16cid="http://schemas.microsoft.com/office/word/2016/wordml/cid" xmlns:w16="http://schemas.microsoft.com/office/word/2018/wordml" xmlns:w16du="http://schemas.microsoft.com/office/word/2023/wordml/word16du" xmlns:w16sdtdh="http://schemas.microsoft.com/office/word/2020/wordml/sdtdatahash" xmlns:w16sdtfl="http://schemas.microsoft.com/office/word/2024/wordml/sdtformatlock" xmlns:w16se="http://schemas.microsoft.com/office/word/2015/wordml/symex" xmlns:wpg="http://schemas.microsoft.com/office/word/2010/wordprocessingGroup" xmlns:wpi="http://schemas.microsoft.com/office/word/2010/wordprocessingInk" xmlns:wne="http://schemas.microsoft.com/office/word/2006/wordml" xmlns:wps="http://schemas.microsoft.com/office/word/2010/wordprocessingShape" mc:Ignorable="w14 w15 w16se w16cid w16 w16cex w16sdtdh w16sdtfl w16du wp14">
+<w:ftr xmlns:wpc="http://schemas.microsoft.com/office/word/2010/wordprocessingCanvas" xmlns:cx="http://schemas.microsoft.com/office/drawing/2014/chartex" xmlns:cx1="http://schemas.microsoft.com/office/drawing/2015/9/8/chartex" xmlns:cx2="http://schemas.microsoft.com/office/drawing/2015/10/21/chartex" xmlns:cx3="http://schemas.microsoft.com/office/drawing/2016/5/9/chartex" xmlns:cx4="http://schemas.microsoft.com/office/drawing/2016/5/10/chartex" xmlns:cx5="http://schemas.microsoft.com/office/drawing/2016/5/11/chartex" xmlns:cx6="http://schemas.microsoft.com/office/drawing/2016/5/12/chartex" xmlns:cx7="http://schemas.microsoft.com/office/drawing/2016/5/13/chartex" xmlns:cx8="http://schemas.microsoft.com/office/drawing/2016/5/14/chartex" xmlns:mc="http://schemas.openxmlformats.org/markup-compatibility/2006" xmlns:m="http://schemas.openxmlformats.org/officeDocument/2006/math" xmlns:aink="http://schemas.microsoft.com/office/drawing/2016/ink" xmlns:am3d="http://schemas.microsoft.com/office/drawing/2017/model3d" xmlns:oel="http://schemas.microsoft.com/office/2019/extlst" xmlns:r="http://schemas.openxmlformats.org/officeDocument/2006/relationships" xmlns:wp14="http://schemas.microsoft.com/office/word/2010/wordprocessingDrawing" xmlns:wp="http://schemas.openxmlformats.org/drawingml/2006/wordprocessingDrawing" xmlns:wpg="http://schemas.microsoft.com/office/word/2010/wordprocessingGroup" xmlns:wpi="http://schemas.microsoft.com/office/word/2010/wordprocessingInk" xmlns:wps="http://schemas.microsoft.com/office/word/2010/wordprocessingShape" xmlns:o="urn:schemas-microsoft-com:office:office" xmlns:v="urn:schemas-microsoft-com:vml" xmlns:w10="urn:schemas-microsoft-com:office:word" xmlns:w="http://schemas.openxmlformats.org/wordprocessingml/2006/main" xmlns:w14="http://schemas.microsoft.com/office/word/2010/wordml" xmlns:w15="http://schemas.microsoft.com/office/word/2012/wordml" xmlns:w16cex="http://schemas.microsoft.com/office/word/2018/wordml/cex" xmlns:w16cid="http://schemas.microsoft.com/office/word/2016/wordml/cid" xmlns:w16="http://schemas.microsoft.com/office/word/2018/wordml" xmlns:w16sdtdh="http://schemas.microsoft.com/office/word/2020/wordml/sdtdatahash" xmlns:w16sdtfl="http://schemas.microsoft.com/office/word/2024/wordml/sdtformatlock" xmlns:w16se="http://schemas.microsoft.com/office/word/2015/wordml/symex" xmlns:w16du="http://schemas.microsoft.com/office/word/2023/wordml/word16du" xmlns:wne="http://schemas.microsoft.com/office/word/2006/wordml" mc:Ignorable="w14 w15 w16se w16cid w16 w16cex w16sdtdh w16sdtfl w16du wp14">
   <w:sdt>
     <w:sdtPr>
       <w:rPr>
@@ -2276,7 +3441,7 @@
 </file>
 
 <file path=word/footnotes.xml><?xml version="1.0" encoding="utf-8"?>
-<w:footnotes xmlns:wpc="http://schemas.microsoft.com/office/word/2010/wordprocessingCanvas" xmlns:cx="http://schemas.microsoft.com/office/drawing/2014/chartex" xmlns:cx1="http://schemas.microsoft.com/office/drawing/2015/9/8/chartex" xmlns:cx2="http://schemas.microsoft.com/office/drawing/2015/10/21/chartex" xmlns:cx3="http://schemas.microsoft.com/office/drawing/2016/5/9/chartex" xmlns:cx4="http://schemas.microsoft.com/office/drawing/2016/5/10/chartex" xmlns:cx5="http://schemas.microsoft.com/office/drawing/2016/5/11/chartex" xmlns:cx6="http://schemas.microsoft.com/office/drawing/2016/5/12/chartex" xmlns:cx7="http://schemas.microsoft.com/office/drawing/2016/5/13/chartex" xmlns:cx8="http://schemas.microsoft.com/office/drawing/2016/5/14/chartex" xmlns:mc="http://schemas.openxmlformats.org/markup-compatibility/2006" xmlns:aink="http://schemas.microsoft.com/office/drawing/2016/ink" xmlns:am3d="http://schemas.microsoft.com/office/drawing/2017/model3d" xmlns:o="urn:schemas-microsoft-com:office:office" xmlns:oel="http://schemas.microsoft.com/office/2019/extlst" xmlns:r="http://schemas.openxmlformats.org/officeDocument/2006/relationships" xmlns:m="http://schemas.openxmlformats.org/officeDocument/2006/math" xmlns:v="urn:schemas-microsoft-com:vml" xmlns:wp14="http://schemas.microsoft.com/office/word/2010/wordprocessingDrawing" xmlns:wp="http://schemas.openxmlformats.org/drawingml/2006/wordprocessingDrawing" xmlns:w10="urn:schemas-microsoft-com:office:word" xmlns:w="http://schemas.openxmlformats.org/wordprocessingml/2006/main" xmlns:w14="http://schemas.microsoft.com/office/word/2010/wordml" xmlns:w15="http://schemas.microsoft.com/office/word/2012/wordml" xmlns:w16cex="http://schemas.microsoft.com/office/word/2018/wordml/cex" xmlns:w16cid="http://schemas.microsoft.com/office/word/2016/wordml/cid" xmlns:w16="http://schemas.microsoft.com/office/word/2018/wordml" xmlns:w16du="http://schemas.microsoft.com/office/word/2023/wordml/word16du" xmlns:w16sdtdh="http://schemas.microsoft.com/office/word/2020/wordml/sdtdatahash" xmlns:w16sdtfl="http://schemas.microsoft.com/office/word/2024/wordml/sdtformatlock" xmlns:w16se="http://schemas.microsoft.com/office/word/2015/wordml/symex" xmlns:wpg="http://schemas.microsoft.com/office/word/2010/wordprocessingGroup" xmlns:wpi="http://schemas.microsoft.com/office/word/2010/wordprocessingInk" xmlns:wne="http://schemas.microsoft.com/office/word/2006/wordml" xmlns:wps="http://schemas.microsoft.com/office/word/2010/wordprocessingShape" mc:Ignorable="w14 w15 w16se w16cid w16 w16cex w16sdtdh w16sdtfl w16du wp14">
+<w:footnotes xmlns:wpc="http://schemas.microsoft.com/office/word/2010/wordprocessingCanvas" xmlns:cx="http://schemas.microsoft.com/office/drawing/2014/chartex" xmlns:cx1="http://schemas.microsoft.com/office/drawing/2015/9/8/chartex" xmlns:cx2="http://schemas.microsoft.com/office/drawing/2015/10/21/chartex" xmlns:cx3="http://schemas.microsoft.com/office/drawing/2016/5/9/chartex" xmlns:cx4="http://schemas.microsoft.com/office/drawing/2016/5/10/chartex" xmlns:cx5="http://schemas.microsoft.com/office/drawing/2016/5/11/chartex" xmlns:cx6="http://schemas.microsoft.com/office/drawing/2016/5/12/chartex" xmlns:cx7="http://schemas.microsoft.com/office/drawing/2016/5/13/chartex" xmlns:cx8="http://schemas.microsoft.com/office/drawing/2016/5/14/chartex" xmlns:mc="http://schemas.openxmlformats.org/markup-compatibility/2006" xmlns:m="http://schemas.openxmlformats.org/officeDocument/2006/math" xmlns:aink="http://schemas.microsoft.com/office/drawing/2016/ink" xmlns:am3d="http://schemas.microsoft.com/office/drawing/2017/model3d" xmlns:oel="http://schemas.microsoft.com/office/2019/extlst" xmlns:r="http://schemas.openxmlformats.org/officeDocument/2006/relationships" xmlns:wp14="http://schemas.microsoft.com/office/word/2010/wordprocessingDrawing" xmlns:wp="http://schemas.openxmlformats.org/drawingml/2006/wordprocessingDrawing" xmlns:wpg="http://schemas.microsoft.com/office/word/2010/wordprocessingGroup" xmlns:wpi="http://schemas.microsoft.com/office/word/2010/wordprocessingInk" xmlns:wps="http://schemas.microsoft.com/office/word/2010/wordprocessingShape" xmlns:o="urn:schemas-microsoft-com:office:office" xmlns:v="urn:schemas-microsoft-com:vml" xmlns:w10="urn:schemas-microsoft-com:office:word" xmlns:w="http://schemas.openxmlformats.org/wordprocessingml/2006/main" xmlns:w14="http://schemas.microsoft.com/office/word/2010/wordml" xmlns:w15="http://schemas.microsoft.com/office/word/2012/wordml" xmlns:w16cex="http://schemas.microsoft.com/office/word/2018/wordml/cex" xmlns:w16cid="http://schemas.microsoft.com/office/word/2016/wordml/cid" xmlns:w16="http://schemas.microsoft.com/office/word/2018/wordml" xmlns:w16sdtdh="http://schemas.microsoft.com/office/word/2020/wordml/sdtdatahash" xmlns:w16sdtfl="http://schemas.microsoft.com/office/word/2024/wordml/sdtformatlock" xmlns:w16se="http://schemas.microsoft.com/office/word/2015/wordml/symex" xmlns:w16du="http://schemas.microsoft.com/office/word/2023/wordml/word16du" xmlns:wne="http://schemas.microsoft.com/office/word/2006/wordml" mc:Ignorable="w14 w15 w16se w16cid w16 w16cex w16sdtdh w16sdtfl w16du wp14">
   <w:footnote w:type="separator" w:id="-1">
     <w:p>
       <w:r>
@@ -2295,7 +3460,7 @@
 </file>
 
 <file path=word/header1.xml><?xml version="1.0" encoding="utf-8"?>
-<w:hdr xmlns:wpc="http://schemas.microsoft.com/office/word/2010/wordprocessingCanvas" xmlns:cx="http://schemas.microsoft.com/office/drawing/2014/chartex" xmlns:cx1="http://schemas.microsoft.com/office/drawing/2015/9/8/chartex" xmlns:cx2="http://schemas.microsoft.com/office/drawing/2015/10/21/chartex" xmlns:cx3="http://schemas.microsoft.com/office/drawing/2016/5/9/chartex" xmlns:cx4="http://schemas.microsoft.com/office/drawing/2016/5/10/chartex" xmlns:cx5="http://schemas.microsoft.com/office/drawing/2016/5/11/chartex" xmlns:cx6="http://schemas.microsoft.com/office/drawing/2016/5/12/chartex" xmlns:cx7="http://schemas.microsoft.com/office/drawing/2016/5/13/chartex" xmlns:cx8="http://schemas.microsoft.com/office/drawing/2016/5/14/chartex" xmlns:mc="http://schemas.openxmlformats.org/markup-compatibility/2006" xmlns:aink="http://schemas.microsoft.com/office/drawing/2016/ink" xmlns:am3d="http://schemas.microsoft.com/office/drawing/2017/model3d" xmlns:o="urn:schemas-microsoft-com:office:office" xmlns:oel="http://schemas.microsoft.com/office/2019/extlst" xmlns:r="http://schemas.openxmlformats.org/officeDocument/2006/relationships" xmlns:m="http://schemas.openxmlformats.org/officeDocument/2006/math" xmlns:v="urn:schemas-microsoft-com:vml" xmlns:wp14="http://schemas.microsoft.com/office/word/2010/wordprocessingDrawing" xmlns:wp="http://schemas.openxmlformats.org/drawingml/2006/wordprocessingDrawing" xmlns:w10="urn:schemas-microsoft-com:office:word" xmlns:w="http://schemas.openxmlformats.org/wordprocessingml/2006/main" xmlns:w14="http://schemas.microsoft.com/office/word/2010/wordml" xmlns:w15="http://schemas.microsoft.com/office/word/2012/wordml" xmlns:w16cex="http://schemas.microsoft.com/office/word/2018/wordml/cex" xmlns:w16cid="http://schemas.microsoft.com/office/word/2016/wordml/cid" xmlns:w16="http://schemas.microsoft.com/office/word/2018/wordml" xmlns:w16du="http://schemas.microsoft.com/office/word/2023/wordml/word16du" xmlns:w16sdtdh="http://schemas.microsoft.com/office/word/2020/wordml/sdtdatahash" xmlns:w16sdtfl="http://schemas.microsoft.com/office/word/2024/wordml/sdtformatlock" xmlns:w16se="http://schemas.microsoft.com/office/word/2015/wordml/symex" xmlns:wpg="http://schemas.microsoft.com/office/word/2010/wordprocessingGroup" xmlns:wpi="http://schemas.microsoft.com/office/word/2010/wordprocessingInk" xmlns:wne="http://schemas.microsoft.com/office/word/2006/wordml" xmlns:wps="http://schemas.microsoft.com/office/word/2010/wordprocessingShape" mc:Ignorable="w14 w15 w16se w16cid w16 w16cex w16sdtdh w16sdtfl w16du wp14">
+<w:hdr xmlns:wpc="http://schemas.microsoft.com/office/word/2010/wordprocessingCanvas" xmlns:cx="http://schemas.microsoft.com/office/drawing/2014/chartex" xmlns:cx1="http://schemas.microsoft.com/office/drawing/2015/9/8/chartex" xmlns:cx2="http://schemas.microsoft.com/office/drawing/2015/10/21/chartex" xmlns:cx3="http://schemas.microsoft.com/office/drawing/2016/5/9/chartex" xmlns:cx4="http://schemas.microsoft.com/office/drawing/2016/5/10/chartex" xmlns:cx5="http://schemas.microsoft.com/office/drawing/2016/5/11/chartex" xmlns:cx6="http://schemas.microsoft.com/office/drawing/2016/5/12/chartex" xmlns:cx7="http://schemas.microsoft.com/office/drawing/2016/5/13/chartex" xmlns:cx8="http://schemas.microsoft.com/office/drawing/2016/5/14/chartex" xmlns:mc="http://schemas.openxmlformats.org/markup-compatibility/2006" xmlns:m="http://schemas.openxmlformats.org/officeDocument/2006/math" xmlns:aink="http://schemas.microsoft.com/office/drawing/2016/ink" xmlns:am3d="http://schemas.microsoft.com/office/drawing/2017/model3d" xmlns:oel="http://schemas.microsoft.com/office/2019/extlst" xmlns:r="http://schemas.openxmlformats.org/officeDocument/2006/relationships" xmlns:wp14="http://schemas.microsoft.com/office/word/2010/wordprocessingDrawing" xmlns:wp="http://schemas.openxmlformats.org/drawingml/2006/wordprocessingDrawing" xmlns:wpg="http://schemas.microsoft.com/office/word/2010/wordprocessingGroup" xmlns:wpi="http://schemas.microsoft.com/office/word/2010/wordprocessingInk" xmlns:wps="http://schemas.microsoft.com/office/word/2010/wordprocessingShape" xmlns:o="urn:schemas-microsoft-com:office:office" xmlns:v="urn:schemas-microsoft-com:vml" xmlns:w10="urn:schemas-microsoft-com:office:word" xmlns:w="http://schemas.openxmlformats.org/wordprocessingml/2006/main" xmlns:w14="http://schemas.microsoft.com/office/word/2010/wordml" xmlns:w15="http://schemas.microsoft.com/office/word/2012/wordml" xmlns:w16cex="http://schemas.microsoft.com/office/word/2018/wordml/cex" xmlns:w16cid="http://schemas.microsoft.com/office/word/2016/wordml/cid" xmlns:w16="http://schemas.microsoft.com/office/word/2018/wordml" xmlns:w16sdtdh="http://schemas.microsoft.com/office/word/2020/wordml/sdtdatahash" xmlns:w16sdtfl="http://schemas.microsoft.com/office/word/2024/wordml/sdtformatlock" xmlns:w16se="http://schemas.microsoft.com/office/word/2015/wordml/symex" xmlns:w16du="http://schemas.microsoft.com/office/word/2023/wordml/word16du" xmlns:wne="http://schemas.microsoft.com/office/word/2006/wordml" mc:Ignorable="w14 w15 w16se w16cid w16 w16cex w16sdtdh w16sdtfl w16du wp14">
   <w:p>
     <w:pPr>
       <w:pStyle w:val="Logo"/>
@@ -2345,7 +3510,7 @@
 </file>
 
 <file path=word/numbering.xml><?xml version="1.0" encoding="utf-8"?>
-<w:numbering xmlns:wpc="http://schemas.microsoft.com/office/word/2010/wordprocessingCanvas" xmlns:cx="http://schemas.microsoft.com/office/drawing/2014/chartex" xmlns:cx1="http://schemas.microsoft.com/office/drawing/2015/9/8/chartex" xmlns:cx2="http://schemas.microsoft.com/office/drawing/2015/10/21/chartex" xmlns:cx3="http://schemas.microsoft.com/office/drawing/2016/5/9/chartex" xmlns:cx4="http://schemas.microsoft.com/office/drawing/2016/5/10/chartex" xmlns:cx5="http://schemas.microsoft.com/office/drawing/2016/5/11/chartex" xmlns:cx6="http://schemas.microsoft.com/office/drawing/2016/5/12/chartex" xmlns:cx7="http://schemas.microsoft.com/office/drawing/2016/5/13/chartex" xmlns:cx8="http://schemas.microsoft.com/office/drawing/2016/5/14/chartex" xmlns:mc="http://schemas.openxmlformats.org/markup-compatibility/2006" xmlns:aink="http://schemas.microsoft.com/office/drawing/2016/ink" xmlns:am3d="http://schemas.microsoft.com/office/drawing/2017/model3d" xmlns:o="urn:schemas-microsoft-com:office:office" xmlns:oel="http://schemas.microsoft.com/office/2019/extlst" xmlns:r="http://schemas.openxmlformats.org/officeDocument/2006/relationships" xmlns:m="http://schemas.openxmlformats.org/officeDocument/2006/math" xmlns:v="urn:schemas-microsoft-com:vml" xmlns:wp14="http://schemas.microsoft.com/office/word/2010/wordprocessingDrawing" xmlns:wp="http://schemas.openxmlformats.org/drawingml/2006/wordprocessingDrawing" xmlns:w10="urn:schemas-microsoft-com:office:word" xmlns:w="http://schemas.openxmlformats.org/wordprocessingml/2006/main" xmlns:w14="http://schemas.microsoft.com/office/word/2010/wordml" xmlns:w15="http://schemas.microsoft.com/office/word/2012/wordml" xmlns:w16cex="http://schemas.microsoft.com/office/word/2018/wordml/cex" xmlns:w16cid="http://schemas.microsoft.com/office/word/2016/wordml/cid" xmlns:w16="http://schemas.microsoft.com/office/word/2018/wordml" xmlns:w16du="http://schemas.microsoft.com/office/word/2023/wordml/word16du" xmlns:w16sdtdh="http://schemas.microsoft.com/office/word/2020/wordml/sdtdatahash" xmlns:w16sdtfl="http://schemas.microsoft.com/office/word/2024/wordml/sdtformatlock" xmlns:w16se="http://schemas.microsoft.com/office/word/2015/wordml/symex" xmlns:wpg="http://schemas.microsoft.com/office/word/2010/wordprocessingGroup" xmlns:wpi="http://schemas.microsoft.com/office/word/2010/wordprocessingInk" xmlns:wne="http://schemas.microsoft.com/office/word/2006/wordml" xmlns:wps="http://schemas.microsoft.com/office/word/2010/wordprocessingShape" mc:Ignorable="w14 w15 w16se w16cid w16 w16cex w16sdtdh w16sdtfl w16du wp14">
+<w:numbering xmlns:wpc="http://schemas.microsoft.com/office/word/2010/wordprocessingCanvas" xmlns:cx="http://schemas.microsoft.com/office/drawing/2014/chartex" xmlns:cx1="http://schemas.microsoft.com/office/drawing/2015/9/8/chartex" xmlns:cx2="http://schemas.microsoft.com/office/drawing/2015/10/21/chartex" xmlns:cx3="http://schemas.microsoft.com/office/drawing/2016/5/9/chartex" xmlns:cx4="http://schemas.microsoft.com/office/drawing/2016/5/10/chartex" xmlns:cx5="http://schemas.microsoft.com/office/drawing/2016/5/11/chartex" xmlns:cx6="http://schemas.microsoft.com/office/drawing/2016/5/12/chartex" xmlns:cx7="http://schemas.microsoft.com/office/drawing/2016/5/13/chartex" xmlns:cx8="http://schemas.microsoft.com/office/drawing/2016/5/14/chartex" xmlns:mc="http://schemas.openxmlformats.org/markup-compatibility/2006" xmlns:m="http://schemas.openxmlformats.org/officeDocument/2006/math" xmlns:aink="http://schemas.microsoft.com/office/drawing/2016/ink" xmlns:am3d="http://schemas.microsoft.com/office/drawing/2017/model3d" xmlns:oel="http://schemas.microsoft.com/office/2019/extlst" xmlns:r="http://schemas.openxmlformats.org/officeDocument/2006/relationships" xmlns:wp14="http://schemas.microsoft.com/office/word/2010/wordprocessingDrawing" xmlns:wp="http://schemas.openxmlformats.org/drawingml/2006/wordprocessingDrawing" xmlns:wpg="http://schemas.microsoft.com/office/word/2010/wordprocessingGroup" xmlns:wpi="http://schemas.microsoft.com/office/word/2010/wordprocessingInk" xmlns:wps="http://schemas.microsoft.com/office/word/2010/wordprocessingShape" xmlns:o="urn:schemas-microsoft-com:office:office" xmlns:v="urn:schemas-microsoft-com:vml" xmlns:w10="urn:schemas-microsoft-com:office:word" xmlns:w="http://schemas.openxmlformats.org/wordprocessingml/2006/main" xmlns:w14="http://schemas.microsoft.com/office/word/2010/wordml" xmlns:w15="http://schemas.microsoft.com/office/word/2012/wordml" xmlns:w16cex="http://schemas.microsoft.com/office/word/2018/wordml/cex" xmlns:w16cid="http://schemas.microsoft.com/office/word/2016/wordml/cid" xmlns:w16="http://schemas.microsoft.com/office/word/2018/wordml" xmlns:w16sdtdh="http://schemas.microsoft.com/office/word/2020/wordml/sdtdatahash" xmlns:w16sdtfl="http://schemas.microsoft.com/office/word/2024/wordml/sdtformatlock" xmlns:w16se="http://schemas.microsoft.com/office/word/2015/wordml/symex" xmlns:w16du="http://schemas.microsoft.com/office/word/2023/wordml/word16du" xmlns:wne="http://schemas.microsoft.com/office/word/2006/wordml" mc:Ignorable="w14 w15 w16se w16cid w16 w16cex w16sdtdh w16sdtfl w16du wp14">
   <w:abstractNum w:abstractNumId="0" w15:restartNumberingAfterBreak="0">
     <w:nsid w:val="01F7215A"/>
     <w:multiLevelType w:val="multilevel"/>
@@ -10230,7 +11395,7 @@
 </file>
 
 <file path=word/styles.xml><?xml version="1.0" encoding="utf-8"?>
-<w:styles xmlns:mc="http://schemas.openxmlformats.org/markup-compatibility/2006" xmlns:r="http://schemas.openxmlformats.org/officeDocument/2006/relationships" xmlns:w="http://schemas.openxmlformats.org/wordprocessingml/2006/main" xmlns:w14="http://schemas.microsoft.com/office/word/2010/wordml" xmlns:w15="http://schemas.microsoft.com/office/word/2012/wordml" xmlns:w16cex="http://schemas.microsoft.com/office/word/2018/wordml/cex" xmlns:w16cid="http://schemas.microsoft.com/office/word/2016/wordml/cid" xmlns:w16="http://schemas.microsoft.com/office/word/2018/wordml" xmlns:w16du="http://schemas.microsoft.com/office/word/2023/wordml/word16du" xmlns:w16sdtdh="http://schemas.microsoft.com/office/word/2020/wordml/sdtdatahash" xmlns:w16sdtfl="http://schemas.microsoft.com/office/word/2024/wordml/sdtformatlock" xmlns:w16se="http://schemas.microsoft.com/office/word/2015/wordml/symex" mc:Ignorable="w14 w15 w16se w16cid w16 w16cex w16sdtdh w16sdtfl w16du">
+<w:styles xmlns:mc="http://schemas.openxmlformats.org/markup-compatibility/2006" xmlns:r="http://schemas.openxmlformats.org/officeDocument/2006/relationships" xmlns:w="http://schemas.openxmlformats.org/wordprocessingml/2006/main" xmlns:w14="http://schemas.microsoft.com/office/word/2010/wordml" xmlns:w15="http://schemas.microsoft.com/office/word/2012/wordml" xmlns:w16cex="http://schemas.microsoft.com/office/word/2018/wordml/cex" xmlns:w16cid="http://schemas.microsoft.com/office/word/2016/wordml/cid" xmlns:w16="http://schemas.microsoft.com/office/word/2018/wordml" xmlns:w16sdtdh="http://schemas.microsoft.com/office/word/2020/wordml/sdtdatahash" xmlns:w16sdtfl="http://schemas.microsoft.com/office/word/2024/wordml/sdtformatlock" xmlns:w16se="http://schemas.microsoft.com/office/word/2015/wordml/symex" xmlns:w16du="http://schemas.microsoft.com/office/word/2023/wordml/word16du" mc:Ignorable="w14 w15 w16se w16cid w16 w16cex w16sdtdh w16sdtfl w16du">
   <w:docDefaults>
     <w:rPrDefault>
       <w:rPr>
